--- a/docs/PAMGUARDTrainingTutorial2025.docx
+++ b/docs/PAMGUARDTrainingTutorial2025.docx
@@ -44,7 +44,7 @@
             <v:path o:extrusionok="f" gradientshapeok="t" o:connecttype="rect"/>
             <o:lock v:ext="edit" aspectratio="t"/>
           </v:shapetype>
-          <v:shape id="_x0000_i15544" type="#_x0000_t75" style="width:482.7pt;height:139pt">
+          <v:shape id="_x0000_i1025" type="#_x0000_t75" style="width:483.05pt;height:139.15pt">
             <v:imagedata r:id="rId8" o:title="pgJpeg"/>
           </v:shape>
         </w:pict>
@@ -975,7 +975,7 @@
             <w:noProof/>
             <w:webHidden/>
           </w:rPr>
-          <w:t>10</w:t>
+          <w:t>9</w:t>
         </w:r>
         <w:r>
           <w:rPr>
@@ -1043,7 +1043,7 @@
             <w:noProof/>
             <w:webHidden/>
           </w:rPr>
-          <w:t>11</w:t>
+          <w:t>10</w:t>
         </w:r>
         <w:r>
           <w:rPr>
@@ -1111,7 +1111,7 @@
             <w:noProof/>
             <w:webHidden/>
           </w:rPr>
-          <w:t>12</w:t>
+          <w:t>11</w:t>
         </w:r>
         <w:r>
           <w:rPr>
@@ -1187,7 +1187,7 @@
             <w:noProof/>
             <w:webHidden/>
           </w:rPr>
-          <w:t>13</w:t>
+          <w:t>12</w:t>
         </w:r>
         <w:r>
           <w:rPr>
@@ -1255,7 +1255,7 @@
             <w:noProof/>
             <w:webHidden/>
           </w:rPr>
-          <w:t>16</w:t>
+          <w:t>15</w:t>
         </w:r>
         <w:r>
           <w:rPr>
@@ -1323,7 +1323,7 @@
             <w:noProof/>
             <w:webHidden/>
           </w:rPr>
-          <w:t>17</w:t>
+          <w:t>16</w:t>
         </w:r>
         <w:r>
           <w:rPr>
@@ -1399,7 +1399,7 @@
             <w:noProof/>
             <w:webHidden/>
           </w:rPr>
-          <w:t>18</w:t>
+          <w:t>17</w:t>
         </w:r>
         <w:r>
           <w:rPr>
@@ -1467,7 +1467,7 @@
             <w:noProof/>
             <w:webHidden/>
           </w:rPr>
-          <w:t>18</w:t>
+          <w:t>17</w:t>
         </w:r>
         <w:r>
           <w:rPr>
@@ -1535,7 +1535,7 @@
             <w:noProof/>
             <w:webHidden/>
           </w:rPr>
-          <w:t>19</w:t>
+          <w:t>18</w:t>
         </w:r>
         <w:r>
           <w:rPr>
@@ -1603,7 +1603,7 @@
             <w:noProof/>
             <w:webHidden/>
           </w:rPr>
-          <w:t>21</w:t>
+          <w:t>20</w:t>
         </w:r>
         <w:r>
           <w:rPr>
@@ -1679,7 +1679,7 @@
             <w:noProof/>
             <w:webHidden/>
           </w:rPr>
-          <w:t>22</w:t>
+          <w:t>21</w:t>
         </w:r>
         <w:r>
           <w:rPr>
@@ -1747,7 +1747,7 @@
             <w:noProof/>
             <w:webHidden/>
           </w:rPr>
-          <w:t>23</w:t>
+          <w:t>22</w:t>
         </w:r>
         <w:r>
           <w:rPr>
@@ -1815,7 +1815,7 @@
             <w:noProof/>
             <w:webHidden/>
           </w:rPr>
-          <w:t>25</w:t>
+          <w:t>24</w:t>
         </w:r>
         <w:r>
           <w:rPr>
@@ -1883,7 +1883,7 @@
             <w:noProof/>
             <w:webHidden/>
           </w:rPr>
-          <w:t>26</w:t>
+          <w:t>25</w:t>
         </w:r>
         <w:r>
           <w:rPr>
@@ -1951,7 +1951,7 @@
             <w:noProof/>
             <w:webHidden/>
           </w:rPr>
-          <w:t>27</w:t>
+          <w:t>26</w:t>
         </w:r>
         <w:r>
           <w:rPr>
@@ -2019,7 +2019,7 @@
             <w:noProof/>
             <w:webHidden/>
           </w:rPr>
-          <w:t>27</w:t>
+          <w:t>26</w:t>
         </w:r>
         <w:r>
           <w:rPr>
@@ -2095,7 +2095,7 @@
             <w:noProof/>
             <w:webHidden/>
           </w:rPr>
-          <w:t>27</w:t>
+          <w:t>26</w:t>
         </w:r>
         <w:r>
           <w:rPr>
@@ -2171,7 +2171,7 @@
             <w:noProof/>
             <w:webHidden/>
           </w:rPr>
-          <w:t>27</w:t>
+          <w:t>26</w:t>
         </w:r>
         <w:r>
           <w:rPr>
@@ -2239,7 +2239,7 @@
             <w:noProof/>
             <w:webHidden/>
           </w:rPr>
-          <w:t>28</w:t>
+          <w:t>27</w:t>
         </w:r>
         <w:r>
           <w:rPr>
@@ -2307,7 +2307,7 @@
             <w:noProof/>
             <w:webHidden/>
           </w:rPr>
-          <w:t>28</w:t>
+          <w:t>27</w:t>
         </w:r>
         <w:r>
           <w:rPr>
@@ -2383,7 +2383,7 @@
             <w:noProof/>
             <w:webHidden/>
           </w:rPr>
-          <w:t>29</w:t>
+          <w:t>28</w:t>
         </w:r>
         <w:r>
           <w:rPr>
@@ -2451,7 +2451,7 @@
             <w:noProof/>
             <w:webHidden/>
           </w:rPr>
-          <w:t>29</w:t>
+          <w:t>28</w:t>
         </w:r>
         <w:r>
           <w:rPr>
@@ -2519,7 +2519,7 @@
             <w:noProof/>
             <w:webHidden/>
           </w:rPr>
-          <w:t>30</w:t>
+          <w:t>29</w:t>
         </w:r>
         <w:r>
           <w:rPr>
@@ -2595,7 +2595,7 @@
             <w:noProof/>
             <w:webHidden/>
           </w:rPr>
-          <w:t>32</w:t>
+          <w:t>31</w:t>
         </w:r>
         <w:r>
           <w:rPr>
@@ -3037,7 +3037,11 @@
         <w:t xml:space="preserve"> hydrophone elements (analogous to microphones</w:t>
       </w:r>
       <w:r>
-        <w:t xml:space="preserve"> in air</w:t>
+        <w:t xml:space="preserve"> in </w:t>
+      </w:r>
+      <w:proofErr w:type="gramStart"/>
+      <w:r>
+        <w:t>air</w:t>
       </w:r>
       <w:r>
         <w:t>,</w:t>
@@ -3046,7 +3050,11 @@
         <w:t xml:space="preserve"> </w:t>
       </w:r>
       <w:r>
-        <w:t>but used for underwater sound</w:t>
+        <w:t>but</w:t>
+      </w:r>
+      <w:proofErr w:type="gramEnd"/>
+      <w:r>
+        <w:t xml:space="preserve"> used for underwater sound</w:t>
       </w:r>
       <w:r>
         <w:t>) arranged to form an array, hydrophone signal conditioning/amplification, a signal acquisition</w:t>
@@ -3153,7 +3161,15 @@
     </w:p>
     <w:p>
       <w:r>
-        <w:t xml:space="preserve">This tutorial provides an introduction to </w:t>
+        <w:t xml:space="preserve">This tutorial </w:t>
+      </w:r>
+      <w:proofErr w:type="gramStart"/>
+      <w:r>
+        <w:t>provides an introduction to</w:t>
+      </w:r>
+      <w:proofErr w:type="gramEnd"/>
+      <w:r>
+        <w:t xml:space="preserve"> </w:t>
       </w:r>
       <w:r>
         <w:t>PAMGuard</w:t>
@@ -3254,7 +3270,15 @@
     </w:p>
     <w:p>
       <w:r>
-        <w:t xml:space="preserve">In the exercises you will play back sound from a file rather than receive it in through a sound card. PAMGuard will operate in exactly the same way as it would if the sound were coming in through the sound card. If a sound playback module is included in the PAMGuard configuration, then analysis will be in real time. If a sound playback module is not included, then PAMGuard will process data as fast as possible. </w:t>
+        <w:t xml:space="preserve">In the exercises you will play back sound from a file rather than receive it in through a sound card. PAMGuard will operate in </w:t>
+      </w:r>
+      <w:proofErr w:type="gramStart"/>
+      <w:r>
+        <w:t>exactly the same</w:t>
+      </w:r>
+      <w:proofErr w:type="gramEnd"/>
+      <w:r>
+        <w:t xml:space="preserve"> way as it would if the sound were coming in through the sound card. If a sound playback module is included in the PAMGuard configuration, then analysis will be in real time. If a sound playback module is not included, then PAMGuard will process data as fast as possible. </w:t>
       </w:r>
     </w:p>
     <w:p>
@@ -3274,7 +3298,15 @@
     </w:p>
     <w:p>
       <w:r>
-        <w:t xml:space="preserve">PAMGuard is available on the Classroom PC’s through APPS Anywhere. Before starting PAMGuard you’ll need to move some folders from the read only L drive to </w:t>
+        <w:t xml:space="preserve">PAMGuard is available on the Classroom </w:t>
+      </w:r>
+      <w:proofErr w:type="gramStart"/>
+      <w:r>
+        <w:t>PC’s</w:t>
+      </w:r>
+      <w:proofErr w:type="gramEnd"/>
+      <w:r>
+        <w:t xml:space="preserve"> through APPS Anywhere. Before starting PAMGuard you’ll need to move some folders from the read only L drive to </w:t>
       </w:r>
       <w:r>
         <w:t xml:space="preserve">either </w:t>
@@ -3297,18 +3329,89 @@
     </w:p>
     <w:p>
       <w:r>
-        <w:t>On L: find the folder L:\Biology\BL5210\PAM Practical_171103</w:t>
-      </w:r>
-    </w:p>
-    <w:p>
-      <w:r>
-        <w:t xml:space="preserve">This contains three sub folders: TutorialMaps, TutorialSoundFiles and PAMGuardTutorialHome. The Maps and sound files can remain on the L drive. However you should copy the PAMGuardTutorialHome folder to your Home (H:) </w:t>
+        <w:t>On L: find the folder L:\Biology\BL5</w:t>
+      </w:r>
+      <w:r>
+        <w:t>110</w:t>
+      </w:r>
+      <w:r>
+        <w:t>\PAM Practical</w:t>
+      </w:r>
+    </w:p>
+    <w:p>
+      <w:r>
+        <w:t xml:space="preserve">This contains three sub folders: </w:t>
+      </w:r>
+      <w:proofErr w:type="spellStart"/>
+      <w:r>
+        <w:t>TutorialMaps</w:t>
+      </w:r>
+      <w:proofErr w:type="spellEnd"/>
+      <w:r>
+        <w:t xml:space="preserve">, </w:t>
+      </w:r>
+      <w:proofErr w:type="spellStart"/>
+      <w:r>
+        <w:t>webTutorialDataset</w:t>
+      </w:r>
+      <w:proofErr w:type="spellEnd"/>
+      <w:r>
+        <w:t xml:space="preserve"> </w:t>
+      </w:r>
+      <w:r>
+        <w:t xml:space="preserve">and </w:t>
+      </w:r>
+      <w:proofErr w:type="spellStart"/>
+      <w:r>
+        <w:t>PAMGuardTutorialHome</w:t>
+      </w:r>
+      <w:proofErr w:type="spellEnd"/>
+      <w:r>
+        <w:t>. The Maps and sound files</w:t>
+      </w:r>
+      <w:r>
+        <w:t xml:space="preserve"> (Dataset)</w:t>
+      </w:r>
+      <w:r>
+        <w:t xml:space="preserve"> can remain on the L drive. </w:t>
+      </w:r>
+      <w:proofErr w:type="gramStart"/>
+      <w:r>
+        <w:t>However</w:t>
+      </w:r>
+      <w:proofErr w:type="gramEnd"/>
+      <w:r>
+        <w:t xml:space="preserve"> you should copy the </w:t>
+      </w:r>
+      <w:proofErr w:type="spellStart"/>
+      <w:r>
+        <w:t>PAMGuardTutorialHome</w:t>
+      </w:r>
+      <w:proofErr w:type="spellEnd"/>
+      <w:r>
+        <w:t xml:space="preserve"> folder to your Home (H:) </w:t>
       </w:r>
       <w:r>
         <w:t xml:space="preserve">or Windows (K:) </w:t>
       </w:r>
       <w:r>
-        <w:t xml:space="preserve">drive. This is because the L drive is read only, and PAMGuard will need write access in order to modify files in the PAMGuardTutorialHome folder.  </w:t>
+        <w:t xml:space="preserve">drive. This is because the L drive is read only, and PAMGuard will need write access </w:t>
+      </w:r>
+      <w:proofErr w:type="gramStart"/>
+      <w:r>
+        <w:t>in order to</w:t>
+      </w:r>
+      <w:proofErr w:type="gramEnd"/>
+      <w:r>
+        <w:t xml:space="preserve"> modify files in the </w:t>
+      </w:r>
+      <w:proofErr w:type="spellStart"/>
+      <w:r>
+        <w:t>PAMGuardTutorialHome</w:t>
+      </w:r>
+      <w:proofErr w:type="spellEnd"/>
+      <w:r>
+        <w:t xml:space="preserve"> folder.  </w:t>
       </w:r>
     </w:p>
     <w:p>
@@ -3488,7 +3591,7 @@
         </w:rPr>
         <w:lastRenderedPageBreak/>
         <w:pict w14:anchorId="0BD99562">
-          <v:shape id="Picture 1" o:spid="_x0000_i15545" type="#_x0000_t75" style="width:386.9pt;height:132.75pt;visibility:visible">
+          <v:shape id="Picture 1" o:spid="_x0000_i1026" type="#_x0000_t75" style="width:386.85pt;height:132.7pt;visibility:visible">
             <v:imagedata r:id="rId29" o:title=""/>
           </v:shape>
         </w:pict>
@@ -3579,7 +3682,15 @@
         <w:t>PAMGuard</w:t>
       </w:r>
       <w:r>
-        <w:t>, you created yourself, or were provided by someone else</w:t>
+        <w:t xml:space="preserve">, you created </w:t>
+      </w:r>
+      <w:proofErr w:type="gramStart"/>
+      <w:r>
+        <w:t>yourself, or</w:t>
+      </w:r>
+      <w:proofErr w:type="gramEnd"/>
+      <w:r>
+        <w:t xml:space="preserve"> were provided by someone else</w:t>
       </w:r>
       <w:r>
         <w:t xml:space="preserve">. </w:t>
@@ -3587,66 +3698,123 @@
     </w:p>
     <w:p>
       <w:r>
-        <w:t>Recently used configurations can be selected from the drop down list. If the file you want is not available in the list, press the browse button and find the configuration file on your computer. For this tutorial, press Browse and</w:t>
-      </w:r>
-      <w:r>
-        <w:t xml:space="preserve"> navigate to where you’ve put the PAMGuardTutorialHomeDrive folder on H:. Select PAMTutorial1. </w:t>
-      </w:r>
-    </w:p>
-    <w:p>
-      <w:r>
-        <w:t xml:space="preserve">When </w:t>
-      </w:r>
-      <w:r>
-        <w:rPr>
-          <w:i/>
-        </w:rPr>
-        <w:t>OK</w:t>
-      </w:r>
-      <w:r>
-        <w:t xml:space="preserve"> is clicked, the </w:t>
-      </w:r>
-      <w:r>
-        <w:t>dialog</w:t>
-      </w:r>
-      <w:r>
-        <w:t xml:space="preserve"> will disappear and</w:t>
-      </w:r>
-      <w:r>
-        <w:t xml:space="preserve"> the</w:t>
+        <w:t xml:space="preserve">Recently used configurations can be selected from the </w:t>
+      </w:r>
+      <w:proofErr w:type="gramStart"/>
+      <w:r>
+        <w:t>drop down</w:t>
+      </w:r>
+      <w:proofErr w:type="gramEnd"/>
+      <w:r>
+        <w:t xml:space="preserve"> list. If the file you want is not available in the list, press the browse button and find the configuration file on your computer. For this tutorial, press Browse and</w:t>
+      </w:r>
+      <w:r>
+        <w:t xml:space="preserve"> navigate to where you’ve put the </w:t>
+      </w:r>
+      <w:proofErr w:type="spellStart"/>
+      <w:r>
+        <w:t>PAMGuardTutorialHomeDrive</w:t>
+      </w:r>
+      <w:proofErr w:type="spellEnd"/>
+      <w:r>
+        <w:t xml:space="preserve"> folder on </w:t>
+      </w:r>
+      <w:proofErr w:type="gramStart"/>
+      <w:r>
+        <w:t>H:.</w:t>
+      </w:r>
+      <w:proofErr w:type="gramEnd"/>
+      <w:r>
+        <w:t xml:space="preserve"> Select PAMTutorial1. </w:t>
+      </w:r>
+    </w:p>
+    <w:p/>
+    <w:p>
+      <w:pPr>
+        <w:pStyle w:val="Style2"/>
+      </w:pPr>
+      <w:bookmarkStart w:id="18" w:name="_Toc208400172"/>
+      <w:bookmarkStart w:id="19" w:name="_Toc208406562"/>
+      <w:r>
+        <w:t>PAMGuard</w:t>
       </w:r>
       <w:r>
         <w:t xml:space="preserve"> </w:t>
       </w:r>
       <w:r>
-        <w:t>PAMGuard</w:t>
+        <w:t xml:space="preserve">GUI </w:t>
+      </w:r>
+      <w:r>
+        <w:t>overview</w:t>
+      </w:r>
+      <w:bookmarkEnd w:id="18"/>
+      <w:bookmarkEnd w:id="19"/>
+    </w:p>
+    <w:p>
+      <w:r>
+        <w:t xml:space="preserve">Once launched, the </w:t>
+      </w:r>
+      <w:hyperlink r:id="rId30" w:history="1">
+        <w:r>
+          <w:rPr>
+            <w:rStyle w:val="Hyperlink"/>
+          </w:rPr>
+          <w:t>PAMGuard</w:t>
+        </w:r>
+        <w:r>
+          <w:rPr>
+            <w:rStyle w:val="Hyperlink"/>
+          </w:rPr>
+          <w:t xml:space="preserve"> </w:t>
+        </w:r>
+        <w:r>
+          <w:rPr>
+            <w:rStyle w:val="Hyperlink"/>
+          </w:rPr>
+          <w:t>Graphical User Interface (</w:t>
+        </w:r>
+        <w:r>
+          <w:rPr>
+            <w:rStyle w:val="Hyperlink"/>
+          </w:rPr>
+          <w:t>GUI</w:t>
+        </w:r>
+        <w:r>
+          <w:rPr>
+            <w:rStyle w:val="Hyperlink"/>
+          </w:rPr>
+          <w:t>)</w:t>
+        </w:r>
+      </w:hyperlink>
+      <w:r>
+        <w:t xml:space="preserve"> will look like</w:t>
       </w:r>
       <w:r>
         <w:t xml:space="preserve"> </w:t>
       </w:r>
       <w:r>
-        <w:t xml:space="preserve">application </w:t>
-      </w:r>
-      <w:r>
-        <w:t>will launch.</w:t>
-      </w:r>
-      <w:r>
-        <w:t xml:space="preserve"> </w:t>
-      </w:r>
-      <w:r>
-        <w:t xml:space="preserve">During the launch, the following </w:t>
-      </w:r>
-      <w:r>
-        <w:t>dialog</w:t>
-      </w:r>
-      <w:r>
-        <w:t xml:space="preserve"> </w:t>
-      </w:r>
-      <w:r>
-        <w:t>might</w:t>
-      </w:r>
-      <w:r>
-        <w:t xml:space="preserve"> appear. </w:t>
+        <w:fldChar w:fldCharType="begin"/>
+      </w:r>
+      <w:r>
+        <w:instrText xml:space="preserve"> REF _Ref216076565 \h </w:instrText>
+      </w:r>
+      <w:r>
+        <w:fldChar w:fldCharType="separate"/>
+      </w:r>
+      <w:r>
+        <w:t xml:space="preserve">Figure </w:t>
+      </w:r>
+      <w:r>
+        <w:rPr>
+          <w:noProof/>
+        </w:rPr>
+        <w:t>2</w:t>
+      </w:r>
+      <w:r>
+        <w:fldChar w:fldCharType="end"/>
+      </w:r>
+      <w:r>
+        <w:t>.</w:t>
       </w:r>
     </w:p>
     <w:p/>
@@ -3655,9 +3823,9 @@
         <w:rPr>
           <w:noProof/>
         </w:rPr>
-        <w:pict w14:anchorId="3544808F">
-          <v:shape id="_x0000_i15546" type="#_x0000_t75" style="width:154pt;height:139.6pt;visibility:visible">
-            <v:imagedata r:id="rId30" o:title=""/>
+        <w:pict w14:anchorId="2004AB05">
+          <v:shape id="_x0000_i1028" type="#_x0000_t75" style="width:466.95pt;height:277.8pt;visibility:visible">
+            <v:imagedata r:id="rId31" o:title=""/>
           </v:shape>
         </w:pict>
       </w:r>
@@ -3666,6 +3834,7 @@
       <w:pPr>
         <w:pStyle w:val="Caption"/>
       </w:pPr>
+      <w:bookmarkStart w:id="20" w:name="_Ref216076565"/>
       <w:r>
         <w:t xml:space="preserve">Figure </w:t>
       </w:r>
@@ -3683,192 +3852,6 @@
           <w:noProof/>
         </w:rPr>
         <w:t>2</w:t>
-      </w:r>
-      <w:r>
-        <w:fldChar w:fldCharType="end"/>
-      </w:r>
-      <w:r>
-        <w:t xml:space="preserve">. </w:t>
-      </w:r>
-      <w:r>
-        <w:rPr>
-          <w:i/>
-        </w:rPr>
-        <w:t xml:space="preserve">Set PC Clock </w:t>
-      </w:r>
-      <w:r>
-        <w:rPr>
-          <w:i/>
-        </w:rPr>
-        <w:t>Dialog</w:t>
-      </w:r>
-    </w:p>
-    <w:p/>
-    <w:p>
-      <w:r>
-        <w:t>You should i</w:t>
-      </w:r>
-      <w:r>
-        <w:t xml:space="preserve">gnore this </w:t>
-      </w:r>
-      <w:r>
-        <w:t>dialog</w:t>
-      </w:r>
-      <w:r>
-        <w:t xml:space="preserve"> for this</w:t>
-      </w:r>
-      <w:r>
-        <w:t xml:space="preserve"> </w:t>
-      </w:r>
-      <w:r>
-        <w:t>tutorial</w:t>
-      </w:r>
-      <w:r>
-        <w:t>.</w:t>
-      </w:r>
-      <w:r>
-        <w:t xml:space="preserve"> After a few seconds it will disappear.</w:t>
-      </w:r>
-      <w:r>
-        <w:t xml:space="preserve"> </w:t>
-      </w:r>
-      <w:r>
-        <w:t xml:space="preserve">In real operation this would synchronise your PC clock with </w:t>
-      </w:r>
-      <w:r>
-        <w:t xml:space="preserve">the time provided by the </w:t>
-      </w:r>
-      <w:r>
-        <w:t>GPS system.</w:t>
-      </w:r>
-      <w:r>
-        <w:t xml:space="preserve"> (Note, that in recent Windows versions, this functionality may not be available due to security constraints). </w:t>
-      </w:r>
-    </w:p>
-    <w:p>
-      <w:pPr>
-        <w:pStyle w:val="Style2"/>
-      </w:pPr>
-      <w:bookmarkStart w:id="18" w:name="_Toc208400172"/>
-      <w:bookmarkStart w:id="19" w:name="_Toc208406562"/>
-      <w:r>
-        <w:t>PAMGuard</w:t>
-      </w:r>
-      <w:r>
-        <w:t xml:space="preserve"> </w:t>
-      </w:r>
-      <w:r>
-        <w:t xml:space="preserve">GUI </w:t>
-      </w:r>
-      <w:r>
-        <w:t>overview</w:t>
-      </w:r>
-      <w:bookmarkEnd w:id="18"/>
-      <w:bookmarkEnd w:id="19"/>
-    </w:p>
-    <w:p>
-      <w:r>
-        <w:t xml:space="preserve">Once launched, the </w:t>
-      </w:r>
-      <w:hyperlink r:id="rId31" w:history="1">
-        <w:r>
-          <w:rPr>
-            <w:rStyle w:val="Hyperlink"/>
-          </w:rPr>
-          <w:t>PAMGuard</w:t>
-        </w:r>
-        <w:r>
-          <w:rPr>
-            <w:rStyle w:val="Hyperlink"/>
-          </w:rPr>
-          <w:t xml:space="preserve"> </w:t>
-        </w:r>
-        <w:r>
-          <w:rPr>
-            <w:rStyle w:val="Hyperlink"/>
-          </w:rPr>
-          <w:t>Graphical User Interface (</w:t>
-        </w:r>
-        <w:r>
-          <w:rPr>
-            <w:rStyle w:val="Hyperlink"/>
-          </w:rPr>
-          <w:t>GUI</w:t>
-        </w:r>
-        <w:r>
-          <w:rPr>
-            <w:rStyle w:val="Hyperlink"/>
-          </w:rPr>
-          <w:t>)</w:t>
-        </w:r>
-      </w:hyperlink>
-      <w:r>
-        <w:t xml:space="preserve"> will look like</w:t>
-      </w:r>
-      <w:r>
-        <w:t xml:space="preserve"> </w:t>
-      </w:r>
-      <w:r>
-        <w:fldChar w:fldCharType="begin"/>
-      </w:r>
-      <w:r>
-        <w:instrText xml:space="preserve"> REF _Ref216076565 \h </w:instrText>
-      </w:r>
-      <w:r>
-        <w:fldChar w:fldCharType="separate"/>
-      </w:r>
-      <w:r>
-        <w:t xml:space="preserve">Figure </w:t>
-      </w:r>
-      <w:r>
-        <w:rPr>
-          <w:noProof/>
-        </w:rPr>
-        <w:t>3</w:t>
-      </w:r>
-      <w:r>
-        <w:fldChar w:fldCharType="end"/>
-      </w:r>
-      <w:r>
-        <w:t>.</w:t>
-      </w:r>
-    </w:p>
-    <w:p/>
-    <w:p>
-      <w:r>
-        <w:rPr>
-          <w:noProof/>
-        </w:rPr>
-        <w:lastRenderedPageBreak/>
-        <w:pict w14:anchorId="2004AB05">
-          <v:shape id="_x0000_i15547" type="#_x0000_t75" style="width:467.05pt;height:277.35pt;visibility:visible">
-            <v:imagedata r:id="rId32" o:title=""/>
-          </v:shape>
-        </w:pict>
-      </w:r>
-    </w:p>
-    <w:p>
-      <w:pPr>
-        <w:pStyle w:val="Caption"/>
-      </w:pPr>
-      <w:bookmarkStart w:id="20" w:name="_Ref216076565"/>
-      <w:r>
-        <w:t xml:space="preserve">Figure </w:t>
-      </w:r>
-      <w:r>
-        <w:fldChar w:fldCharType="begin"/>
-      </w:r>
-      <w:r>
-        <w:instrText xml:space="preserve"> SEQ Figure \* ARABIC </w:instrText>
-      </w:r>
-      <w:r>
-        <w:fldChar w:fldCharType="separate"/>
-      </w:r>
-      <w:r>
-        <w:rPr>
-          <w:noProof/>
-        </w:rPr>
-        <w:t>3</w:t>
       </w:r>
       <w:r>
         <w:fldChar w:fldCharType="end"/>
@@ -3947,7 +3930,11 @@
               <w:t xml:space="preserve"> </w:t>
             </w:r>
             <w:r>
-              <w:t>has a dynamic menu bar system, whereby the menu items change according to the current view and settings.</w:t>
+              <w:t xml:space="preserve">has a dynamic menu bar system, whereby the menu items change according to the current </w:t>
+            </w:r>
+            <w:r>
+              <w:lastRenderedPageBreak/>
+              <w:t>view and settings.</w:t>
             </w:r>
           </w:p>
         </w:tc>
@@ -3959,6 +3946,7 @@
           </w:tcPr>
           <w:p>
             <w:r>
+              <w:lastRenderedPageBreak/>
               <w:t>Clock display</w:t>
             </w:r>
           </w:p>
@@ -4062,7 +4050,15 @@
           </w:tcPr>
           <w:p>
             <w:r>
-              <w:t xml:space="preserve">This bar provides information on the current status of </w:t>
+              <w:t xml:space="preserve">This bar provides information on the </w:t>
+            </w:r>
+            <w:proofErr w:type="gramStart"/>
+            <w:r>
+              <w:t>current status</w:t>
+            </w:r>
+            <w:proofErr w:type="gramEnd"/>
+            <w:r>
+              <w:t xml:space="preserve"> of </w:t>
             </w:r>
             <w:r>
               <w:t>PAMGuard</w:t>
@@ -4090,7 +4086,7 @@
       <w:r>
         <w:t xml:space="preserve">Using </w:t>
       </w:r>
-      <w:hyperlink r:id="rId33" w:history="1">
+      <w:hyperlink r:id="rId32" w:history="1">
         <w:r>
           <w:rPr>
             <w:rStyle w:val="Hyperlink"/>
@@ -4155,7 +4151,7 @@
       <w:r>
         <w:t xml:space="preserve">, the </w:t>
       </w:r>
-      <w:hyperlink r:id="rId34" w:history="1">
+      <w:hyperlink r:id="rId33" w:history="1">
         <w:r>
           <w:rPr>
             <w:rStyle w:val="Hyperlink"/>
@@ -4190,7 +4186,6 @@
     </w:p>
     <w:p>
       <w:r>
-        <w:lastRenderedPageBreak/>
         <w:t>Experiment with the map controls, which have functions as described below:</w:t>
       </w:r>
     </w:p>
@@ -4213,8 +4208,8 @@
           <w:p>
             <w:r>
               <w:pict w14:anchorId="6E2193B7">
-                <v:shape id="_x0000_i15548" type="#_x0000_t75" style="width:30.05pt;height:30.05pt">
-                  <v:imagedata r:id="rId35" o:title="PamPanZoomCentreOnShip"/>
+                <v:shape id="_x0000_i1029" type="#_x0000_t75" style="width:30.1pt;height:30.1pt">
+                  <v:imagedata r:id="rId34" o:title="PamPanZoomCentreOnShip"/>
                 </v:shape>
               </w:pict>
             </w:r>
@@ -4240,11 +4235,16 @@
             <w:r>
               <w:t xml:space="preserve">This control pans the map such that the vessel which supplies </w:t>
             </w:r>
+            <w:proofErr w:type="spellStart"/>
             <w:r>
               <w:t>PAMGuard</w:t>
             </w:r>
             <w:r>
-              <w:t xml:space="preserve">’s GPS feed is </w:t>
+              <w:t>’s</w:t>
+            </w:r>
+            <w:proofErr w:type="spellEnd"/>
+            <w:r>
+              <w:t xml:space="preserve"> GPS feed is </w:t>
             </w:r>
             <w:r>
               <w:t xml:space="preserve">represented </w:t>
@@ -4282,8 +4282,8 @@
           <w:p>
             <w:r>
               <w:pict w14:anchorId="192CB677">
-                <v:shape id="_x0000_i15549" type="#_x0000_t75" style="width:30.05pt;height:30.05pt">
-                  <v:imagedata r:id="rId36" o:title="PamPanZoomZoomOut"/>
+                <v:shape id="_x0000_i1030" type="#_x0000_t75" style="width:30.1pt;height:30.1pt">
+                  <v:imagedata r:id="rId35" o:title="PamPanZoomZoomOut"/>
                 </v:shape>
               </w:pict>
             </w:r>
@@ -4292,8 +4292,8 @@
             </w:r>
             <w:r>
               <w:pict w14:anchorId="6360A4C2">
-                <v:shape id="_x0000_i15550" type="#_x0000_t75" style="width:30.05pt;height:30.05pt">
-                  <v:imagedata r:id="rId37" o:title="PamPanZoomZoomIn"/>
+                <v:shape id="_x0000_i1031" type="#_x0000_t75" style="width:30.1pt;height:30.1pt">
+                  <v:imagedata r:id="rId36" o:title="PamPanZoomZoomIn"/>
                 </v:shape>
               </w:pict>
             </w:r>
@@ -4331,8 +4331,8 @@
           <w:p>
             <w:r>
               <w:pict w14:anchorId="0D9D82CB">
-                <v:shape id="_x0000_i15551" type="#_x0000_t75" style="width:30.05pt;height:30.05pt">
-                  <v:imagedata r:id="rId38" o:title="MeasureWithMouse"/>
+                <v:shape id="_x0000_i1032" type="#_x0000_t75" style="width:30.1pt;height:30.1pt">
+                  <v:imagedata r:id="rId37" o:title="MeasureWithMouse"/>
                 </v:shape>
               </w:pict>
             </w:r>
@@ -4340,8 +4340,8 @@
           <w:p>
             <w:r>
               <w:pict w14:anchorId="6EAF50D4">
-                <v:shape id="_x0000_i15552" type="#_x0000_t75" style="width:30.05pt;height:30.05pt">
-                  <v:imagedata r:id="rId39" o:title="PanWithMouse"/>
+                <v:shape id="_x0000_i1033" type="#_x0000_t75" style="width:30.1pt;height:30.1pt">
+                  <v:imagedata r:id="rId38" o:title="PanWithMouse"/>
                 </v:shape>
               </w:pict>
             </w:r>
@@ -4388,8 +4388,8 @@
           <w:p>
             <w:r>
               <w:pict w14:anchorId="56BCBFDD">
-                <v:shape id="_x0000_i15553" type="#_x0000_t75" style="width:30.05pt;height:29.45pt">
-                  <v:imagedata r:id="rId40" o:title="PamPanZoomHeadUp"/>
+                <v:shape id="_x0000_i1034" type="#_x0000_t75" style="width:30.1pt;height:29.55pt">
+                  <v:imagedata r:id="rId39" o:title="PamPanZoomHeadUp"/>
                 </v:shape>
               </w:pict>
             </w:r>
@@ -4398,8 +4398,8 @@
             </w:r>
             <w:r>
               <w:pict w14:anchorId="22195C07">
-                <v:shape id="_x0000_i15554" type="#_x0000_t75" style="width:30.05pt;height:30.05pt">
-                  <v:imagedata r:id="rId41" o:title="PamPanZoomNorthUp"/>
+                <v:shape id="_x0000_i1035" type="#_x0000_t75" style="width:30.1pt;height:30.1pt">
+                  <v:imagedata r:id="rId40" o:title="PamPanZoomNorthUp"/>
                 </v:shape>
               </w:pict>
             </w:r>
@@ -4437,8 +4437,8 @@
           <w:p>
             <w:r>
               <w:pict w14:anchorId="41EC2ABF">
-                <v:shape id="_x0000_i15555" type="#_x0000_t75" style="width:30.05pt;height:30.05pt">
-                  <v:imagedata r:id="rId42" o:title="PamPanZoomRotateAnticlockwise"/>
+                <v:shape id="_x0000_i1036" type="#_x0000_t75" style="width:30.1pt;height:30.1pt">
+                  <v:imagedata r:id="rId41" o:title="PamPanZoomRotateAnticlockwise"/>
                 </v:shape>
               </w:pict>
             </w:r>
@@ -4447,8 +4447,8 @@
             </w:r>
             <w:r>
               <w:pict w14:anchorId="1C30AFB0">
-                <v:shape id="_x0000_i15556" type="#_x0000_t75" style="width:30.05pt;height:30.05pt">
-                  <v:imagedata r:id="rId43" o:title="PamPanZoomRotateClockwise"/>
+                <v:shape id="_x0000_i1037" type="#_x0000_t75" style="width:30.1pt;height:30.1pt">
+                  <v:imagedata r:id="rId42" o:title="PamPanZoomRotateClockwise"/>
                 </v:shape>
               </w:pict>
             </w:r>
@@ -4484,6 +4484,7 @@
         <w:rPr>
           <w:noProof/>
         </w:rPr>
+        <w:lastRenderedPageBreak/>
         <w:pict w14:anchorId="02E0FCED">
           <v:shapetype id="_x0000_t202" coordsize="21600,21600" o:spt="202" path="m,l,21600r21600,l21600,xe">
             <v:stroke joinstyle="miter"/>
@@ -4531,8 +4532,13 @@
       <w:bookmarkEnd w:id="25"/>
     </w:p>
     <w:p>
-      <w:r>
-        <w:t xml:space="preserve">First of all you will need a </w:t>
+      <w:proofErr w:type="gramStart"/>
+      <w:r>
+        <w:t>First of all</w:t>
+      </w:r>
+      <w:proofErr w:type="gramEnd"/>
+      <w:r>
+        <w:t xml:space="preserve"> you will need a </w:t>
       </w:r>
       <w:r>
         <w:t>source of sound</w:t>
@@ -4550,7 +4556,15 @@
         <w:t xml:space="preserve"> </w:t>
       </w:r>
       <w:r>
-        <w:t>modules can acquire sound data in a number of ways, e.g. sound can be acquired directly from the system sound card</w:t>
+        <w:t xml:space="preserve">modules can acquire sound data in </w:t>
+      </w:r>
+      <w:proofErr w:type="gramStart"/>
+      <w:r>
+        <w:t>a number of</w:t>
+      </w:r>
+      <w:proofErr w:type="gramEnd"/>
+      <w:r>
+        <w:t xml:space="preserve"> ways, e.g. sound can be acquired directly from the system sound card</w:t>
       </w:r>
       <w:r>
         <w:t xml:space="preserve">, from some other digital acquisition device </w:t>
@@ -4600,7 +4614,7 @@
       <w:r>
         <w:t xml:space="preserve">To load a sound file, your configuration must contain a </w:t>
       </w:r>
-      <w:hyperlink r:id="rId44" w:history="1">
+      <w:hyperlink r:id="rId43" w:history="1">
         <w:r>
           <w:rPr>
             <w:rStyle w:val="Hyperlink"/>
@@ -4630,7 +4644,7 @@
         <w:rPr>
           <w:noProof/>
         </w:rPr>
-        <w:t>4</w:t>
+        <w:t>3</w:t>
       </w:r>
       <w:r>
         <w:fldChar w:fldCharType="end"/>
@@ -4642,7 +4656,15 @@
         <w:t>. You will find this in the Detection-&gt;Sound Acquisition menu.</w:t>
       </w:r>
       <w:r>
-        <w:t xml:space="preserve"> In ‘Data Source Type’ select ‘Audio File’. Select the file of choice (AIF or WAV format) either using the ‘Select File’ button or selecting a recent file from the drop down list. The sample rate and number of channels will be read automatically from the file. If you have calibration information you can also enter it here, but this is not required for any of the exercises in this tutorial.  </w:t>
+        <w:t xml:space="preserve"> In ‘Data Source Type’ select ‘Audio File’. Select the file of choice (AIF or WAV format) either using the ‘Select File’ button or selecting a recent file from the </w:t>
+      </w:r>
+      <w:proofErr w:type="gramStart"/>
+      <w:r>
+        <w:t>drop down</w:t>
+      </w:r>
+      <w:proofErr w:type="gramEnd"/>
+      <w:r>
+        <w:t xml:space="preserve"> list. The sample rate and number of channels will be read automatically from the file. If you have calibration information you can also enter it here, but this is not required for any of the exercises in this tutorial.  </w:t>
       </w:r>
     </w:p>
     <w:p/>
@@ -4652,8 +4674,8 @@
           <w:noProof/>
         </w:rPr>
         <w:pict w14:anchorId="12D0C5A9">
-          <v:shape id="_x0000_i15557" type="#_x0000_t75" style="width:261.7pt;height:301.15pt;visibility:visible">
-            <v:imagedata r:id="rId45" o:title=""/>
+          <v:shape id="_x0000_i1038" type="#_x0000_t75" style="width:261.65pt;height:301.45pt;visibility:visible">
+            <v:imagedata r:id="rId44" o:title=""/>
           </v:shape>
         </w:pict>
       </w:r>
@@ -4679,7 +4701,7 @@
         <w:rPr>
           <w:noProof/>
         </w:rPr>
-        <w:t>4</w:t>
+        <w:t>3</w:t>
       </w:r>
       <w:r>
         <w:fldChar w:fldCharType="end"/>
@@ -4729,7 +4751,7 @@
       <w:r>
         <w:t xml:space="preserve">has a </w:t>
       </w:r>
-      <w:hyperlink r:id="rId46" w:history="1">
+      <w:hyperlink r:id="rId45" w:history="1">
         <w:r>
           <w:rPr>
             <w:rStyle w:val="Hyperlink"/>
@@ -4801,7 +4823,7 @@
         <w:rPr>
           <w:noProof/>
         </w:rPr>
-        <w:t>5</w:t>
+        <w:t>4</w:t>
       </w:r>
       <w:r>
         <w:fldChar w:fldCharType="end"/>
@@ -4820,8 +4842,8 @@
           <w:noProof/>
         </w:rPr>
         <w:pict w14:anchorId="6E3BAC40">
-          <v:shape id="_x0000_i15558" type="#_x0000_t75" style="width:467.05pt;height:261.1pt;visibility:visible">
-            <v:imagedata r:id="rId47" o:title=""/>
+          <v:shape id="_x0000_i1039" type="#_x0000_t75" style="width:467.45pt;height:261.15pt;visibility:visible">
+            <v:imagedata r:id="rId46" o:title=""/>
           </v:shape>
         </w:pict>
       </w:r>
@@ -4847,7 +4869,7 @@
         <w:rPr>
           <w:noProof/>
         </w:rPr>
-        <w:t>5</w:t>
+        <w:t>4</w:t>
       </w:r>
       <w:r>
         <w:fldChar w:fldCharType="end"/>
@@ -4993,7 +5015,15 @@
           </w:tcPr>
           <w:p>
             <w:r>
-              <w:t xml:space="preserve">The trigger window shows the amplitude of the signal on each channel as a decaying histogram. The vertical red line represents the trigger threshold set in the detection parameters dialog (cross reference). Level meters for each channel are also shown on the right hand side of the trigger window. </w:t>
+              <w:t xml:space="preserve">The trigger window shows the amplitude of the signal on each channel as a decaying histogram. The vertical red line represents the trigger threshold set in the detection parameters dialog (cross reference). Level meters for each channel are also shown on the </w:t>
+            </w:r>
+            <w:proofErr w:type="gramStart"/>
+            <w:r>
+              <w:t>right hand</w:t>
+            </w:r>
+            <w:proofErr w:type="gramEnd"/>
+            <w:r>
+              <w:t xml:space="preserve"> side of the trigger window. </w:t>
             </w:r>
           </w:p>
         </w:tc>
@@ -5095,7 +5125,7 @@
         <w:rPr>
           <w:noProof/>
         </w:rPr>
-        <w:t>6</w:t>
+        <w:t>5</w:t>
       </w:r>
       <w:r>
         <w:fldChar w:fldCharType="end"/>
@@ -5141,8 +5171,8 @@
                 <w:noProof/>
               </w:rPr>
               <w:pict w14:anchorId="024BF483">
-                <v:shape id="_x0000_i15559" type="#_x0000_t75" style="width:125.85pt;height:93.3pt;visibility:visible">
-                  <v:imagedata r:id="rId48" o:title=""/>
+                <v:shape id="_x0000_i1040" type="#_x0000_t75" style="width:125.75pt;height:93.5pt;visibility:visible">
+                  <v:imagedata r:id="rId47" o:title=""/>
                 </v:shape>
               </w:pict>
             </w:r>
@@ -5172,7 +5202,7 @@
               <w:rPr>
                 <w:noProof/>
               </w:rPr>
-              <w:t>6</w:t>
+              <w:t>5</w:t>
             </w:r>
             <w:r>
               <w:fldChar w:fldCharType="end"/>
@@ -5202,8 +5232,8 @@
           <w:p>
             <w:r>
               <w:pict w14:anchorId="36EFF060">
-                <v:shape id="_x0000_i15560" type="#_x0000_t75" style="width:98.9pt;height:151.5pt">
-                  <v:imagedata r:id="rId49" o:title="MapMenu"/>
+                <v:shape id="_x0000_i1041" type="#_x0000_t75" style="width:98.85pt;height:151.5pt">
+                  <v:imagedata r:id="rId48" o:title="MapMenu"/>
                 </v:shape>
               </w:pict>
             </w:r>
@@ -5229,7 +5259,7 @@
               <w:rPr>
                 <w:noProof/>
               </w:rPr>
-              <w:t>7</w:t>
+              <w:t>6</w:t>
             </w:r>
             <w:r>
               <w:fldChar w:fldCharType="end"/>
@@ -5314,7 +5344,7 @@
         <w:rPr>
           <w:noProof/>
         </w:rPr>
-        <w:t>8</w:t>
+        <w:t>7</w:t>
       </w:r>
       <w:r>
         <w:fldChar w:fldCharType="end"/>
@@ -5327,17 +5357,142 @@
     <w:p>
       <w:r>
         <w:pict w14:anchorId="2DE561DA">
-          <v:shape id="_x0000_i15561" type="#_x0000_t75" style="width:227.9pt;height:217.25pt">
+          <v:shape id="_x0000_i1042" type="#_x0000_t75" style="width:227.8pt;height:217.6pt">
+            <v:imagedata r:id="rId49" o:title=""/>
+          </v:shape>
+        </w:pict>
+      </w:r>
+    </w:p>
+    <w:p>
+      <w:pPr>
+        <w:pStyle w:val="Caption"/>
+      </w:pPr>
+      <w:bookmarkStart w:id="33" w:name="_Ref162403618"/>
+      <w:r>
+        <w:t xml:space="preserve">Figure </w:t>
+      </w:r>
+      <w:r>
+        <w:fldChar w:fldCharType="begin"/>
+      </w:r>
+      <w:r>
+        <w:instrText xml:space="preserve"> SEQ Figure \* ARABIC </w:instrText>
+      </w:r>
+      <w:r>
+        <w:fldChar w:fldCharType="separate"/>
+      </w:r>
+      <w:r>
+        <w:rPr>
+          <w:noProof/>
+        </w:rPr>
+        <w:t>7</w:t>
+      </w:r>
+      <w:r>
+        <w:fldChar w:fldCharType="end"/>
+      </w:r>
+      <w:bookmarkEnd w:id="33"/>
+      <w:r>
+        <w:t xml:space="preserve">. Tracked click bearing lines plotting on the </w:t>
+      </w:r>
+      <w:r>
+        <w:t>map p</w:t>
+      </w:r>
+      <w:r>
+        <w:t>anel</w:t>
+      </w:r>
+    </w:p>
+    <w:p/>
+    <w:p>
+      <w:pPr>
+        <w:pStyle w:val="Style2"/>
+      </w:pPr>
+      <w:bookmarkStart w:id="34" w:name="_Toc208400177"/>
+      <w:bookmarkStart w:id="35" w:name="_Toc208406567"/>
+      <w:r>
+        <w:lastRenderedPageBreak/>
+        <w:t>Tracking clicks automatically</w:t>
+      </w:r>
+      <w:bookmarkEnd w:id="34"/>
+      <w:bookmarkEnd w:id="35"/>
+    </w:p>
+    <w:p>
+      <w:r>
+        <w:t xml:space="preserve">The </w:t>
+      </w:r>
+      <w:r>
+        <w:t>Click Detector</w:t>
+      </w:r>
+      <w:r>
+        <w:t xml:space="preserve"> can automatically detect sequences of clicks on a consistent bearing with a consistent inter click interval. Clicks that satisfy these constraints are referred to as </w:t>
+      </w:r>
+      <w:r>
+        <w:rPr>
+          <w:i/>
+        </w:rPr>
+        <w:t>Click Trains</w:t>
+      </w:r>
+      <w:r>
+        <w:t xml:space="preserve">. </w:t>
+      </w:r>
+    </w:p>
+    <w:p>
+      <w:r>
+        <w:t xml:space="preserve">To enable this feature, select the </w:t>
+      </w:r>
+      <w:r>
+        <w:t>Click Detector</w:t>
+      </w:r>
+      <w:r>
+        <w:t xml:space="preserve"> tab panel. Then select </w:t>
+      </w:r>
+      <w:r>
+        <w:rPr>
+          <w:i/>
+        </w:rPr>
+        <w:t xml:space="preserve">Click Detection </w:t>
+      </w:r>
+      <w:r>
+        <w:rPr>
+          <w:i/>
+        </w:rPr>
+        <w:sym w:font="Symbol" w:char="F0DE"/>
+      </w:r>
+      <w:r>
+        <w:rPr>
+          <w:i/>
+        </w:rPr>
+        <w:t xml:space="preserve"> Click Train Identification…</w:t>
+      </w:r>
+      <w:r>
+        <w:t xml:space="preserve"> from the menu bar. This will bring up the following </w:t>
+      </w:r>
+      <w:r>
+        <w:t>dialog</w:t>
+      </w:r>
+      <w:r>
+        <w:t>:</w:t>
+      </w:r>
+    </w:p>
+    <w:p/>
+    <w:p>
+      <w:r>
+        <w:rPr>
+          <w:noProof/>
+        </w:rPr>
+        <w:pict w14:anchorId="53E7C3E8">
+          <v:shape id="_x0000_i1043" type="#_x0000_t75" style="width:234.25pt;height:235.9pt;visibility:visible">
             <v:imagedata r:id="rId50" o:title=""/>
           </v:shape>
         </w:pict>
       </w:r>
     </w:p>
+    <w:p/>
     <w:p>
       <w:pPr>
         <w:pStyle w:val="Caption"/>
-      </w:pPr>
-      <w:bookmarkStart w:id="33" w:name="_Ref162403618"/>
+        <w:rPr>
+          <w:i/>
+        </w:rPr>
+      </w:pPr>
       <w:r>
         <w:t xml:space="preserve">Figure </w:t>
       </w:r>
@@ -5355,131 +5510,6 @@
           <w:noProof/>
         </w:rPr>
         <w:t>8</w:t>
-      </w:r>
-      <w:r>
-        <w:fldChar w:fldCharType="end"/>
-      </w:r>
-      <w:bookmarkEnd w:id="33"/>
-      <w:r>
-        <w:t xml:space="preserve">. Tracked click bearing lines plotting on the </w:t>
-      </w:r>
-      <w:r>
-        <w:t>map p</w:t>
-      </w:r>
-      <w:r>
-        <w:t>anel</w:t>
-      </w:r>
-    </w:p>
-    <w:p/>
-    <w:p>
-      <w:pPr>
-        <w:pStyle w:val="Style2"/>
-      </w:pPr>
-      <w:bookmarkStart w:id="34" w:name="_Toc208400177"/>
-      <w:bookmarkStart w:id="35" w:name="_Toc208406567"/>
-      <w:r>
-        <w:lastRenderedPageBreak/>
-        <w:t>Tracking clicks automatically</w:t>
-      </w:r>
-      <w:bookmarkEnd w:id="34"/>
-      <w:bookmarkEnd w:id="35"/>
-    </w:p>
-    <w:p>
-      <w:r>
-        <w:t xml:space="preserve">The </w:t>
-      </w:r>
-      <w:r>
-        <w:t>Click Detector</w:t>
-      </w:r>
-      <w:r>
-        <w:t xml:space="preserve"> can automatically detect sequences of clicks on a consistent bearing with a consistent inter click interval. Clicks that satisfy these constraints are referred to as </w:t>
-      </w:r>
-      <w:r>
-        <w:rPr>
-          <w:i/>
-        </w:rPr>
-        <w:t>Click Trains</w:t>
-      </w:r>
-      <w:r>
-        <w:t xml:space="preserve">. </w:t>
-      </w:r>
-    </w:p>
-    <w:p>
-      <w:r>
-        <w:t xml:space="preserve">To enable this feature, select the </w:t>
-      </w:r>
-      <w:r>
-        <w:t>Click Detector</w:t>
-      </w:r>
-      <w:r>
-        <w:t xml:space="preserve"> tab panel. Then select </w:t>
-      </w:r>
-      <w:r>
-        <w:rPr>
-          <w:i/>
-        </w:rPr>
-        <w:t xml:space="preserve">Click Detection </w:t>
-      </w:r>
-      <w:r>
-        <w:rPr>
-          <w:i/>
-        </w:rPr>
-        <w:sym w:font="Symbol" w:char="F0DE"/>
-      </w:r>
-      <w:r>
-        <w:rPr>
-          <w:i/>
-        </w:rPr>
-        <w:t xml:space="preserve"> Click Train Identification…</w:t>
-      </w:r>
-      <w:r>
-        <w:t xml:space="preserve"> from the menu bar. This will bring up the following </w:t>
-      </w:r>
-      <w:r>
-        <w:t>dialog</w:t>
-      </w:r>
-      <w:r>
-        <w:t>:</w:t>
-      </w:r>
-    </w:p>
-    <w:p/>
-    <w:p>
-      <w:r>
-        <w:rPr>
-          <w:noProof/>
-        </w:rPr>
-        <w:pict w14:anchorId="53E7C3E8">
-          <v:shape id="_x0000_i15562" type="#_x0000_t75" style="width:234.15pt;height:236.05pt;visibility:visible">
-            <v:imagedata r:id="rId51" o:title=""/>
-          </v:shape>
-        </w:pict>
-      </w:r>
-    </w:p>
-    <w:p/>
-    <w:p>
-      <w:pPr>
-        <w:pStyle w:val="Caption"/>
-        <w:rPr>
-          <w:i/>
-        </w:rPr>
-      </w:pPr>
-      <w:r>
-        <w:t xml:space="preserve">Figure </w:t>
-      </w:r>
-      <w:r>
-        <w:fldChar w:fldCharType="begin"/>
-      </w:r>
-      <w:r>
-        <w:instrText xml:space="preserve"> SEQ Figure \* ARABIC </w:instrText>
-      </w:r>
-      <w:r>
-        <w:fldChar w:fldCharType="separate"/>
-      </w:r>
-      <w:r>
-        <w:rPr>
-          <w:noProof/>
-        </w:rPr>
-        <w:t>9</w:t>
       </w:r>
       <w:r>
         <w:fldChar w:fldCharType="end"/>
@@ -5633,7 +5663,7 @@
         <w:rPr>
           <w:noProof/>
         </w:rPr>
-        <w:t>10</w:t>
+        <w:t>9</w:t>
       </w:r>
       <w:r>
         <w:fldChar w:fldCharType="end"/>
@@ -5649,8 +5679,8 @@
           <w:noProof/>
         </w:rPr>
         <w:pict w14:anchorId="7D5381B4">
-          <v:shape id="_x0000_i15563" type="#_x0000_t75" style="width:467.05pt;height:156.5pt;visibility:visible">
-            <v:imagedata r:id="rId52" o:title="" cropbottom="26115f"/>
+          <v:shape id="_x0000_i1044" type="#_x0000_t75" style="width:467.45pt;height:156.35pt;visibility:visible">
+            <v:imagedata r:id="rId51" o:title="" cropbottom="26115f"/>
           </v:shape>
         </w:pict>
       </w:r>
@@ -5677,87 +5707,87 @@
         <w:rPr>
           <w:noProof/>
         </w:rPr>
+        <w:t>9</w:t>
+      </w:r>
+      <w:r>
+        <w:fldChar w:fldCharType="end"/>
+      </w:r>
+      <w:bookmarkEnd w:id="36"/>
+      <w:r>
+        <w:t>. Click trains plotted on the bearing time display</w:t>
+      </w:r>
+    </w:p>
+    <w:p>
+      <w:r>
+        <w:t>Now switch to the map view.</w:t>
+      </w:r>
+    </w:p>
+    <w:p>
+      <w:r>
+        <w:t>Position the mouse somewhere on the blue map area and press the right mouse button</w:t>
+      </w:r>
+      <w:r>
+        <w:t xml:space="preserve"> to display the drop-down detector selection box and make sure that “Click Trains” is selected. </w:t>
+      </w:r>
+    </w:p>
+    <w:p>
+      <w:r>
+        <w:t>If a click train reaches sufficient length and the bearing change is adequate, target motion analysis automatically calculate</w:t>
+      </w:r>
+      <w:r>
+        <w:t>s</w:t>
+      </w:r>
+      <w:r>
+        <w:t xml:space="preserve"> a range and bearing to the sound source. </w:t>
+      </w:r>
+      <w:r>
+        <w:t>The</w:t>
+      </w:r>
+      <w:r>
+        <w:t xml:space="preserve"> first and last</w:t>
+      </w:r>
+      <w:r>
+        <w:t xml:space="preserve"> bearing lines associated with </w:t>
+      </w:r>
+      <w:r>
+        <w:t>this click train sequence are also</w:t>
+      </w:r>
+      <w:r>
+        <w:t xml:space="preserve"> automatically displayed on the map. A</w:t>
+      </w:r>
+      <w:r>
+        <w:t>n</w:t>
+      </w:r>
+      <w:r>
+        <w:t xml:space="preserve"> example is </w:t>
+      </w:r>
+      <w:r>
+        <w:t>shown</w:t>
+      </w:r>
+      <w:r>
+        <w:t xml:space="preserve"> in </w:t>
+      </w:r>
+      <w:r>
+        <w:fldChar w:fldCharType="begin"/>
+      </w:r>
+      <w:r>
+        <w:instrText xml:space="preserve"> REF _Ref162353269 </w:instrText>
+      </w:r>
+      <w:r>
+        <w:instrText xml:space="preserve"> \* MERGEFORMAT </w:instrText>
+      </w:r>
+      <w:r>
+        <w:fldChar w:fldCharType="separate"/>
+      </w:r>
+      <w:r>
+        <w:t xml:space="preserve">Figure </w:t>
+      </w:r>
+      <w:r>
         <w:t>10</w:t>
       </w:r>
       <w:r>
         <w:fldChar w:fldCharType="end"/>
       </w:r>
-      <w:bookmarkEnd w:id="36"/>
-      <w:r>
-        <w:t>. Click trains plotted on the bearing time display</w:t>
-      </w:r>
-    </w:p>
-    <w:p>
-      <w:r>
-        <w:t>Now switch to the map view.</w:t>
-      </w:r>
-    </w:p>
-    <w:p>
-      <w:r>
-        <w:t>Position the mouse somewhere on the blue map area and press the right mouse button</w:t>
-      </w:r>
-      <w:r>
-        <w:t xml:space="preserve"> to display the drop-down detector selection box and make sure that “Click Trains” is selected. </w:t>
-      </w:r>
-    </w:p>
-    <w:p>
-      <w:r>
-        <w:t>If a click train reaches sufficient length and the bearing change is adequate, target motion analysis automatically calculate</w:t>
-      </w:r>
-      <w:r>
-        <w:t>s</w:t>
-      </w:r>
-      <w:r>
-        <w:t xml:space="preserve"> a range and bearing to the sound source. </w:t>
-      </w:r>
-      <w:r>
-        <w:t>The</w:t>
-      </w:r>
-      <w:r>
-        <w:t xml:space="preserve"> first and last</w:t>
-      </w:r>
-      <w:r>
-        <w:t xml:space="preserve"> bearing lines associated with </w:t>
-      </w:r>
-      <w:r>
-        <w:t>this click train sequence are also</w:t>
-      </w:r>
-      <w:r>
-        <w:t xml:space="preserve"> automatically displayed on the map. A</w:t>
-      </w:r>
-      <w:r>
-        <w:t>n</w:t>
-      </w:r>
-      <w:r>
-        <w:t xml:space="preserve"> example is </w:t>
-      </w:r>
-      <w:r>
-        <w:t>shown</w:t>
-      </w:r>
-      <w:r>
-        <w:t xml:space="preserve"> in </w:t>
-      </w:r>
-      <w:r>
-        <w:fldChar w:fldCharType="begin"/>
-      </w:r>
-      <w:r>
-        <w:instrText xml:space="preserve"> REF _Ref162353269 </w:instrText>
-      </w:r>
-      <w:r>
-        <w:instrText xml:space="preserve"> \* MERGEFORMAT </w:instrText>
-      </w:r>
-      <w:r>
-        <w:fldChar w:fldCharType="separate"/>
-      </w:r>
-      <w:r>
-        <w:t xml:space="preserve">Figure </w:t>
-      </w:r>
-      <w:r>
-        <w:t>11</w:t>
-      </w:r>
-      <w:r>
-        <w:fldChar w:fldCharType="end"/>
-      </w:r>
       <w:r>
         <w:t>.</w:t>
       </w:r>
@@ -5770,8 +5800,8 @@
           <w:lang w:eastAsia="en-GB"/>
         </w:rPr>
         <w:pict w14:anchorId="07A3E236">
-          <v:shape id="_x0000_i15564" type="#_x0000_t75" style="width:467.7pt;height:288.65pt;visibility:visible">
-            <v:imagedata r:id="rId53" o:title=""/>
+          <v:shape id="_x0000_i1045" type="#_x0000_t75" style="width:468pt;height:288.55pt;visibility:visible">
+            <v:imagedata r:id="rId52" o:title=""/>
           </v:shape>
         </w:pict>
       </w:r>
@@ -5797,7 +5827,7 @@
         <w:rPr>
           <w:noProof/>
         </w:rPr>
-        <w:t>11</w:t>
+        <w:t>10</w:t>
       </w:r>
       <w:r>
         <w:fldChar w:fldCharType="end"/>
@@ -5832,7 +5862,15 @@
         <w:t>the file “SpermSurvey.wav”, a recording</w:t>
       </w:r>
       <w:r>
-        <w:t xml:space="preserve"> made in the course of </w:t>
+        <w:t xml:space="preserve"> made </w:t>
+      </w:r>
+      <w:proofErr w:type="gramStart"/>
+      <w:r>
+        <w:t>in the course of</w:t>
+      </w:r>
+      <w:proofErr w:type="gramEnd"/>
+      <w:r>
+        <w:t xml:space="preserve"> </w:t>
       </w:r>
       <w:r>
         <w:t xml:space="preserve">a </w:t>
@@ -5843,8 +5881,8 @@
       <w:r>
         <w:t xml:space="preserve">survey from a survey vessel of </w:t>
       </w:r>
-      <w:smartTag w:uri="urn:schemas-microsoft-com:office:smarttags" w:element="country-region">
-        <w:smartTag w:uri="urn:schemas-microsoft-com:office:smarttags" w:element="place">
+      <w:smartTag w:uri="urn:schemas-microsoft-com:office:smarttags" w:element="place">
+        <w:smartTag w:uri="urn:schemas-microsoft-com:office:smarttags" w:element="country-region">
           <w:r>
             <w:t>Australia</w:t>
           </w:r>
@@ -5955,7 +5993,15 @@
         <w:t>D</w:t>
       </w:r>
       <w:r>
-        <w:t xml:space="preserve">etections can be viewed in a number of </w:t>
+        <w:t xml:space="preserve">etections can be viewed in </w:t>
+      </w:r>
+      <w:proofErr w:type="gramStart"/>
+      <w:r>
+        <w:t>a number of</w:t>
+      </w:r>
+      <w:proofErr w:type="gramEnd"/>
+      <w:r>
+        <w:t xml:space="preserve"> </w:t>
       </w:r>
       <w:r>
         <w:t>PAMGuard</w:t>
@@ -5963,7 +6009,7 @@
       <w:r>
         <w:t xml:space="preserve"> graphics modules. For this exercise you will firstly use a </w:t>
       </w:r>
-      <w:hyperlink r:id="rId54" w:history="1">
+      <w:hyperlink r:id="rId53" w:history="1">
         <w:r>
           <w:rPr>
             <w:rStyle w:val="Hyperlink"/>
@@ -5978,32 +6024,32 @@
         <w:lastRenderedPageBreak/>
         <w:t xml:space="preserve">a generic </w:t>
       </w:r>
+      <w:hyperlink r:id="rId54" w:history="1">
+        <w:r>
+          <w:rPr>
+            <w:rStyle w:val="Hyperlink"/>
+          </w:rPr>
+          <w:t>User Display panel</w:t>
+        </w:r>
+      </w:hyperlink>
+      <w:r>
+        <w:t xml:space="preserve">, so first you have to add a User Display panel to </w:t>
+      </w:r>
+      <w:r>
+        <w:t>PAMGuard</w:t>
+      </w:r>
+      <w:r>
+        <w:t xml:space="preserve">. To add the new User Display panel, you will now use the </w:t>
+      </w:r>
       <w:hyperlink r:id="rId55" w:history="1">
         <w:r>
           <w:rPr>
             <w:rStyle w:val="Hyperlink"/>
           </w:rPr>
-          <w:t>User Display panel</w:t>
+          <w:t>Data Model display</w:t>
         </w:r>
       </w:hyperlink>
       <w:r>
-        <w:t xml:space="preserve">, so first you have to add a User Display panel to </w:t>
-      </w:r>
-      <w:r>
-        <w:t>PAMGuard</w:t>
-      </w:r>
-      <w:r>
-        <w:t xml:space="preserve">. To add the new User Display panel, you will now use the </w:t>
-      </w:r>
-      <w:hyperlink r:id="rId56" w:history="1">
-        <w:r>
-          <w:rPr>
-            <w:rStyle w:val="Hyperlink"/>
-          </w:rPr>
-          <w:t>Data Model display</w:t>
-        </w:r>
-      </w:hyperlink>
-      <w:r>
         <w:t xml:space="preserve">. Select </w:t>
       </w:r>
       <w:r>
@@ -6053,8 +6099,8 @@
           <w:noProof/>
         </w:rPr>
         <w:pict w14:anchorId="3529E2FF">
-          <v:shape id="_x0000_i15565" type="#_x0000_t75" style="width:467.7pt;height:333.1pt;visibility:visible">
-            <v:imagedata r:id="rId57" o:title=""/>
+          <v:shape id="_x0000_i1046" type="#_x0000_t75" style="width:467.45pt;height:333.15pt;visibility:visible">
+            <v:imagedata r:id="rId56" o:title=""/>
           </v:shape>
         </w:pict>
       </w:r>
@@ -6080,7 +6126,7 @@
         <w:rPr>
           <w:noProof/>
         </w:rPr>
-        <w:t>12</w:t>
+        <w:t>11</w:t>
       </w:r>
       <w:r>
         <w:fldChar w:fldCharType="end"/>
@@ -6155,7 +6201,15 @@
         <w:t>dialog</w:t>
       </w:r>
       <w:r>
-        <w:t xml:space="preserve"> and click OK. Note that the User Display module does not appear as part of the data model. This is because the user display cannot receive or produce data, and acts merely as a canvas for other displays. Click </w:t>
+        <w:t xml:space="preserve"> and click OK. Note that the User Display module does not appear as part of the data model. This is because the user display cannot receive or produce </w:t>
+      </w:r>
+      <w:proofErr w:type="gramStart"/>
+      <w:r>
+        <w:t>data, and</w:t>
+      </w:r>
+      <w:proofErr w:type="gramEnd"/>
+      <w:r>
+        <w:t xml:space="preserve"> acts merely as a canvas for other displays. Click </w:t>
       </w:r>
       <w:r>
         <w:rPr>
@@ -6171,7 +6225,7 @@
       <w:r>
         <w:t xml:space="preserve">Before adding the spectrogram display, you need to add a module to </w:t>
       </w:r>
-      <w:hyperlink r:id="rId58" w:history="1">
+      <w:hyperlink r:id="rId57" w:history="1">
         <w:r>
           <w:rPr>
             <w:rStyle w:val="Hyperlink"/>
@@ -6252,123 +6306,316 @@
           <w:noProof/>
         </w:rPr>
         <w:pict w14:anchorId="22F61F04">
-          <v:shape id="_x0000_i15566" type="#_x0000_t75" style="width:197.85pt;height:119.6pt;visibility:visible">
+          <v:shape id="_x0000_i1047" type="#_x0000_t75" style="width:197.75pt;height:119.8pt;visibility:visible">
+            <v:imagedata r:id="rId58" o:title=""/>
+          </v:shape>
+        </w:pict>
+      </w:r>
+    </w:p>
+    <w:p>
+      <w:pPr>
+        <w:rPr>
+          <w:noProof/>
+        </w:rPr>
+      </w:pPr>
+      <w:r>
+        <w:rPr>
+          <w:noProof/>
+        </w:rPr>
+        <w:lastRenderedPageBreak/>
+        <w:t xml:space="preserve">Once you’ve done this, go to the Settings </w:t>
+      </w:r>
+      <w:r>
+        <w:rPr>
+          <w:b/>
+          <w:i/>
+        </w:rPr>
+        <w:sym w:font="Symbol" w:char="F0DE"/>
+      </w:r>
+      <w:r>
+        <w:rPr>
+          <w:noProof/>
+        </w:rPr>
+        <w:t xml:space="preserve"> FFT (Spectrogram) engine settings … to open the FFT dialog. </w:t>
+      </w:r>
+    </w:p>
+    <w:p>
+      <w:pPr>
+        <w:rPr>
+          <w:noProof/>
+        </w:rPr>
+      </w:pPr>
+      <w:r>
+        <w:rPr>
+          <w:noProof/>
+        </w:rPr>
+        <w:pict w14:anchorId="57108FC7">
+          <v:shape id="_x0000_i1048" type="#_x0000_t75" style="width:238.55pt;height:323.45pt;visibility:visible">
             <v:imagedata r:id="rId59" o:title=""/>
           </v:shape>
         </w:pict>
       </w:r>
     </w:p>
     <w:p>
-      <w:pPr>
-        <w:rPr>
-          <w:noProof/>
-        </w:rPr>
-      </w:pPr>
+      <w:r>
+        <w:rPr>
+          <w:noProof/>
+        </w:rPr>
+        <w:t xml:space="preserve">Change the FFT length to 512 points and press the ‘Default’ button to set the FFT hop to 256. </w:t>
+      </w:r>
+    </w:p>
+    <w:p/>
+    <w:p>
+      <w:pPr>
+        <w:rPr>
+          <w:i/>
+        </w:rPr>
+      </w:pPr>
+      <w:r>
+        <w:t xml:space="preserve">To add the Spectrogram Display to the new User Display panel, select the User Display tab on the tab panel selector. Notice the main menu items change as you select the various tabs. Select </w:t>
+      </w:r>
+      <w:r>
+        <w:rPr>
+          <w:b/>
+        </w:rPr>
+        <w:t xml:space="preserve">User </w:t>
+      </w:r>
+      <w:r>
+        <w:rPr>
+          <w:b/>
+          <w:i/>
+        </w:rPr>
+        <w:t xml:space="preserve">Display </w:t>
+      </w:r>
+      <w:r>
+        <w:rPr>
+          <w:b/>
+          <w:i/>
+        </w:rPr>
+        <w:sym w:font="Symbol" w:char="F0DE"/>
+      </w:r>
+      <w:r>
+        <w:rPr>
+          <w:b/>
+          <w:i/>
+        </w:rPr>
+        <w:t xml:space="preserve"> New Spectrogram</w:t>
+      </w:r>
+      <w:r>
+        <w:rPr>
+          <w:i/>
+        </w:rPr>
+        <w:t>…</w:t>
+      </w:r>
+      <w:r>
+        <w:t xml:space="preserve"> from the main menu.</w:t>
+      </w:r>
+      <w:r>
+        <w:t xml:space="preserve"> </w:t>
+      </w:r>
+    </w:p>
+    <w:p/>
+    <w:p>
+      <w:r>
+        <w:t xml:space="preserve">Click Ok to create the FFT module and </w:t>
+      </w:r>
+      <w:proofErr w:type="gramStart"/>
+      <w:r>
+        <w:t>Ok</w:t>
+      </w:r>
+      <w:proofErr w:type="gramEnd"/>
+      <w:r>
+        <w:t xml:space="preserve"> again to set the module name (or enter a different one). </w:t>
+      </w:r>
+    </w:p>
+    <w:p>
+      <w:r>
+        <w:t>The Spectrogram configuration dialog will then appear:</w:t>
+      </w:r>
+    </w:p>
+    <w:p>
       <w:r>
         <w:rPr>
           <w:noProof/>
         </w:rPr>
         <w:lastRenderedPageBreak/>
-        <w:t xml:space="preserve">Once you’ve done this, go to the Settings </w:t>
-      </w:r>
-      <w:r>
-        <w:rPr>
-          <w:b/>
-          <w:i/>
-        </w:rPr>
-        <w:sym w:font="Symbol" w:char="F0DE"/>
-      </w:r>
-      <w:r>
-        <w:rPr>
-          <w:noProof/>
-        </w:rPr>
-        <w:t xml:space="preserve"> FFT (Spectrogram) engine settings … to open the FFT dialog. </w:t>
-      </w:r>
-    </w:p>
-    <w:p>
-      <w:pPr>
-        <w:rPr>
-          <w:noProof/>
-        </w:rPr>
-      </w:pPr>
-      <w:r>
-        <w:rPr>
-          <w:noProof/>
-        </w:rPr>
-        <w:pict w14:anchorId="57108FC7">
-          <v:shape id="_x0000_i15567" type="#_x0000_t75" style="width:238.55pt;height:323.7pt;visibility:visible">
+        <w:pict w14:anchorId="3168AF65">
+          <v:shape id="_x0000_i1049" type="#_x0000_t75" style="width:358.95pt;height:338.5pt;visibility:visible">
             <v:imagedata r:id="rId60" o:title=""/>
           </v:shape>
         </w:pict>
       </w:r>
     </w:p>
     <w:p>
-      <w:r>
-        <w:rPr>
-          <w:noProof/>
-        </w:rPr>
-        <w:t xml:space="preserve">Change the FFT length to 512 points and press the ‘Default’ button to set the FFT hop to 256. </w:t>
-      </w:r>
-    </w:p>
-    <w:p/>
-    <w:p>
-      <w:pPr>
-        <w:rPr>
-          <w:i/>
-        </w:rPr>
-      </w:pPr>
-      <w:r>
-        <w:t xml:space="preserve">To add the Spectrogram Display to the new User Display panel, select the User Display tab on the tab panel selector. Notice the main menu items change as you select the various tabs. Select </w:t>
-      </w:r>
-      <w:r>
-        <w:rPr>
-          <w:b/>
-        </w:rPr>
-        <w:t xml:space="preserve">User </w:t>
-      </w:r>
-      <w:r>
-        <w:rPr>
-          <w:b/>
-          <w:i/>
-        </w:rPr>
-        <w:t xml:space="preserve">Display </w:t>
-      </w:r>
-      <w:r>
-        <w:rPr>
-          <w:b/>
-          <w:i/>
-        </w:rPr>
-        <w:sym w:font="Symbol" w:char="F0DE"/>
-      </w:r>
-      <w:r>
-        <w:rPr>
-          <w:b/>
-          <w:i/>
-        </w:rPr>
-        <w:t xml:space="preserve"> New Spectrogram</w:t>
-      </w:r>
-      <w:r>
-        <w:rPr>
-          <w:i/>
-        </w:rPr>
-        <w:t>…</w:t>
-      </w:r>
-      <w:r>
-        <w:t xml:space="preserve"> from the main menu.</w:t>
-      </w:r>
-      <w:r>
-        <w:t xml:space="preserve"> </w:t>
-      </w:r>
-    </w:p>
-    <w:p/>
-    <w:p>
-      <w:r>
-        <w:t xml:space="preserve">Click Ok to create the FFT module and Ok again to set the module name (or enter a different one). </w:t>
-      </w:r>
-    </w:p>
-    <w:p>
-      <w:r>
-        <w:t>The Spectrogram configuration dialog will then appear:</w:t>
+      <w:pPr>
+        <w:pStyle w:val="Caption"/>
+        <w:rPr>
+          <w:rFonts w:ascii="Tahoma" w:hAnsi="Tahoma" w:cs="Tahoma"/>
+        </w:rPr>
+      </w:pPr>
+      <w:bookmarkStart w:id="43" w:name="_Ref216016706"/>
+      <w:r>
+        <w:t xml:space="preserve">Figure </w:t>
+      </w:r>
+      <w:r>
+        <w:fldChar w:fldCharType="begin"/>
+      </w:r>
+      <w:r>
+        <w:instrText xml:space="preserve"> SEQ Figure \* ARABIC </w:instrText>
+      </w:r>
+      <w:r>
+        <w:fldChar w:fldCharType="separate"/>
+      </w:r>
+      <w:r>
+        <w:rPr>
+          <w:noProof/>
+        </w:rPr>
+        <w:t>12</w:t>
+      </w:r>
+      <w:r>
+        <w:fldChar w:fldCharType="end"/>
+      </w:r>
+      <w:bookmarkEnd w:id="43"/>
+      <w:r>
+        <w:t>. Spectrogram configuration dialog.</w:t>
+      </w:r>
+    </w:p>
+    <w:p>
+      <w:r>
+        <w:t>E</w:t>
+      </w:r>
+      <w:r>
+        <w:t xml:space="preserve">nter “2” in the number of panels box. Hit the </w:t>
+      </w:r>
+      <w:r>
+        <w:rPr>
+          <w:i/>
+        </w:rPr>
+        <w:t>Enter</w:t>
+      </w:r>
+      <w:r>
+        <w:t xml:space="preserve"> key on the keyboard to confirm the value and select channel 0 and </w:t>
+      </w:r>
+      <w:r>
+        <w:t>1</w:t>
+      </w:r>
+      <w:r>
+        <w:t xml:space="preserve"> from the </w:t>
+      </w:r>
+      <w:proofErr w:type="gramStart"/>
+      <w:r>
+        <w:t>two channel</w:t>
+      </w:r>
+      <w:proofErr w:type="gramEnd"/>
+      <w:r>
+        <w:t xml:space="preserve"> selection drop-down lists. Click </w:t>
+      </w:r>
+      <w:r>
+        <w:rPr>
+          <w:i/>
+        </w:rPr>
+        <w:t>OK</w:t>
+      </w:r>
+      <w:r>
+        <w:t xml:space="preserve"> and the new Spectrogram Display will appear on the </w:t>
+      </w:r>
+      <w:r>
+        <w:rPr>
+          <w:b/>
+          <w:i/>
+        </w:rPr>
+        <w:t>User Display 1</w:t>
+      </w:r>
+      <w:r>
+        <w:t xml:space="preserve"> panel.</w:t>
+      </w:r>
+      <w:r>
+        <w:t xml:space="preserve"> The FFT Engine will appear in the model view (</w:t>
+      </w:r>
+      <w:r>
+        <w:fldChar w:fldCharType="begin"/>
+      </w:r>
+      <w:r>
+        <w:instrText xml:space="preserve"> REF _Ref216016578 \h </w:instrText>
+      </w:r>
+      <w:r>
+        <w:fldChar w:fldCharType="separate"/>
+      </w:r>
+      <w:r>
+        <w:t xml:space="preserve">Figure </w:t>
+      </w:r>
+      <w:r>
+        <w:rPr>
+          <w:noProof/>
+        </w:rPr>
+        <w:t>11</w:t>
+      </w:r>
+      <w:r>
+        <w:fldChar w:fldCharType="end"/>
+      </w:r>
+      <w:r>
+        <w:t xml:space="preserve">) connected to the sound acquisition module. </w:t>
+      </w:r>
+    </w:p>
+    <w:p>
+      <w:r>
+        <w:t xml:space="preserve">Start the detectors again and you will see a spectrogram scrolling across the screen. </w:t>
+      </w:r>
+      <w:r>
+        <w:t xml:space="preserve">Sperm whale clicks will appear as vertical lines along the display. </w:t>
+      </w:r>
+      <w:r>
+        <w:t xml:space="preserve">You may wish to experiment with different FFT lengths and other parameters in the FFT Engine configuration dialog. </w:t>
+      </w:r>
+      <w:r>
+        <w:t xml:space="preserve">The spectrogram configuration dialog shown in </w:t>
+      </w:r>
+      <w:r>
+        <w:fldChar w:fldCharType="begin"/>
+      </w:r>
+      <w:r>
+        <w:instrText xml:space="preserve"> REF _Ref216016706 \h </w:instrText>
+      </w:r>
+      <w:r>
+        <w:fldChar w:fldCharType="separate"/>
+      </w:r>
+      <w:r>
+        <w:t xml:space="preserve">Figure </w:t>
+      </w:r>
+      <w:r>
+        <w:rPr>
+          <w:noProof/>
+        </w:rPr>
+        <w:t>12</w:t>
+      </w:r>
+      <w:r>
+        <w:fldChar w:fldCharType="end"/>
+      </w:r>
+      <w:r>
+        <w:t xml:space="preserve"> can be accessed by right clicking anywhere on the spectrogram display</w:t>
+      </w:r>
+      <w:r>
+        <w:t xml:space="preserve"> and selecting ‘Settings’</w:t>
+      </w:r>
+      <w:r>
+        <w:t xml:space="preserve">. </w:t>
+      </w:r>
+    </w:p>
+    <w:p>
+      <w:pPr>
+        <w:pStyle w:val="Style2"/>
+      </w:pPr>
+      <w:bookmarkStart w:id="44" w:name="_Toc208400179"/>
+      <w:bookmarkStart w:id="45" w:name="_Toc208406569"/>
+      <w:r>
+        <w:t>Changing the scales</w:t>
+      </w:r>
+      <w:bookmarkEnd w:id="44"/>
+      <w:bookmarkEnd w:id="45"/>
+    </w:p>
+    <w:p>
+      <w:r>
+        <w:t xml:space="preserve">To change spectrogram time, frequency and amplitude scales, go back to the dialog (right click and chose “Settings …”) and go to the “Scales” tab. </w:t>
       </w:r>
     </w:p>
     <w:p>
@@ -6377,34 +6624,110 @@
           <w:noProof/>
         </w:rPr>
         <w:lastRenderedPageBreak/>
-        <w:pict w14:anchorId="3168AF65">
-          <v:shape id="_x0000_i15568" type="#_x0000_t75" style="width:358.75pt;height:338.1pt;visibility:visible">
+        <w:pict w14:anchorId="181D70F6">
+          <v:shape id="_x0000_i1050" type="#_x0000_t75" style="width:311.65pt;height:296.05pt;visibility:visible">
             <v:imagedata r:id="rId61" o:title=""/>
           </v:shape>
         </w:pict>
       </w:r>
     </w:p>
     <w:p>
-      <w:pPr>
-        <w:pStyle w:val="Caption"/>
-        <w:rPr>
-          <w:rFonts w:ascii="Tahoma" w:hAnsi="Tahoma" w:cs="Tahoma"/>
-        </w:rPr>
-      </w:pPr>
-      <w:bookmarkStart w:id="43" w:name="_Ref216016706"/>
+      <w:r>
+        <w:t>By default, the displayed frequency range will be from 0Hz to half the sample rate (</w:t>
+      </w:r>
+      <w:proofErr w:type="gramStart"/>
+      <w:r>
+        <w:t>refer back</w:t>
+      </w:r>
+      <w:proofErr w:type="gramEnd"/>
+      <w:r>
+        <w:t xml:space="preserve"> to the lectures and remember that we can only process sound data at frequencies up to half the sample rate of the data, so if the sample rate is 48kHz, we can process sounds up to 24 kHz). </w:t>
+      </w:r>
+    </w:p>
+    <w:p>
+      <w:r>
+        <w:t>The amplitude range required to get a reasonable resolution on the amplitude (colour) scale will depend on the hydrophone sensitivity and the amount of noise in the system. If you set the values too high</w:t>
+      </w:r>
+      <w:r>
+        <w:t xml:space="preserve"> or too low</w:t>
+      </w:r>
+      <w:r>
+        <w:t xml:space="preserve">, then </w:t>
+      </w:r>
+      <w:r>
+        <w:t xml:space="preserve">you may end up with a completely black or completely white display since many of the values to be displayed will be outside the range you have specified. You can change the display colours – but while the coloured spectrogram might look nice, it will be harder to see the detections which are drawn on top of the display once we start to add detection data in later exercises. </w:t>
+      </w:r>
+    </w:p>
+    <w:p>
+      <w:r>
+        <w:t xml:space="preserve">By default, it’s best to use a single pixel of the display for each FFT slice in time. For a </w:t>
+      </w:r>
+      <w:proofErr w:type="gramStart"/>
+      <w:r>
+        <w:t>512 point</w:t>
+      </w:r>
+      <w:proofErr w:type="gramEnd"/>
+      <w:r>
+        <w:t xml:space="preserve"> FFT and a 48kHz sample rate, this generally means less than 10s of data per screen. Increasing the time range beyond this will force the software to compress the spectrogram image and short transient sounds may no longer be visible. </w:t>
+      </w:r>
+    </w:p>
+    <w:p>
+      <w:r>
+        <w:t>Y</w:t>
+      </w:r>
+      <w:r>
+        <w:t xml:space="preserve">ou can </w:t>
+      </w:r>
+      <w:proofErr w:type="gramStart"/>
+      <w:r>
+        <w:t>chose</w:t>
+      </w:r>
+      <w:proofErr w:type="gramEnd"/>
+      <w:r>
+        <w:t xml:space="preserve"> to scroll or wrap the spectrogram. Scrolling looks better, but if you’re using a module which requires you to mark or select parts of the spectrogram with the mouse, then it’s almost impossible to mark the right bit when it’s scrolling, so the wrapping option is easier to use. </w:t>
+      </w:r>
+    </w:p>
+    <w:p>
+      <w:pPr>
+        <w:pStyle w:val="Style2"/>
+      </w:pPr>
+      <w:bookmarkStart w:id="46" w:name="_Toc208400180"/>
+      <w:bookmarkStart w:id="47" w:name="_Toc208406570"/>
+      <w:r>
+        <w:t>Add plug in displays to the spectrogram</w:t>
+      </w:r>
+      <w:bookmarkEnd w:id="46"/>
+      <w:bookmarkEnd w:id="47"/>
+    </w:p>
+    <w:p>
+      <w:r>
+        <w:t xml:space="preserve">Many </w:t>
+      </w:r>
+      <w:r>
+        <w:t>PAMGuard</w:t>
+      </w:r>
+      <w:r>
+        <w:t xml:space="preserve"> modules have plug in displays which attach to the bottom of the spectrogram displays. </w:t>
+      </w:r>
+      <w:r>
+        <w:t>R</w:t>
+      </w:r>
+      <w:r>
+        <w:t>ight click on the spectrogram to access the spectrogram configuration dialog. Go to the ‘Plug ins’ Tab (</w:t>
+      </w:r>
+      <w:r>
+        <w:fldChar w:fldCharType="begin"/>
+      </w:r>
+      <w:r>
+        <w:instrText xml:space="preserve"> REF _Ref216016890 \h </w:instrText>
+      </w:r>
+      <w:r>
+        <w:fldChar w:fldCharType="separate"/>
+      </w:r>
       <w:r>
         <w:t xml:space="preserve">Figure </w:t>
       </w:r>
       <w:r>
-        <w:fldChar w:fldCharType="begin"/>
-      </w:r>
-      <w:r>
-        <w:instrText xml:space="preserve"> SEQ Figure \* ARABIC </w:instrText>
-      </w:r>
-      <w:r>
-        <w:fldChar w:fldCharType="separate"/>
-      </w:r>
-      <w:r>
         <w:rPr>
           <w:noProof/>
         </w:rPr>
@@ -6413,139 +6736,24 @@
       <w:r>
         <w:fldChar w:fldCharType="end"/>
       </w:r>
-      <w:bookmarkEnd w:id="43"/>
-      <w:r>
-        <w:t>. Spectrogram configuration dialog.</w:t>
-      </w:r>
-    </w:p>
-    <w:p>
-      <w:r>
-        <w:t>E</w:t>
-      </w:r>
-      <w:r>
-        <w:t xml:space="preserve">nter “2” in the number of panels box. Hit the </w:t>
-      </w:r>
-      <w:r>
-        <w:rPr>
-          <w:i/>
-        </w:rPr>
-        <w:t>Enter</w:t>
-      </w:r>
-      <w:r>
-        <w:t xml:space="preserve"> key on the keyboard to confirm the value and select channel 0 and </w:t>
-      </w:r>
-      <w:r>
-        <w:t>1</w:t>
-      </w:r>
-      <w:r>
-        <w:t xml:space="preserve"> from the two channel selection drop-down lists. Click </w:t>
-      </w:r>
-      <w:r>
-        <w:rPr>
-          <w:i/>
-        </w:rPr>
-        <w:t>OK</w:t>
-      </w:r>
-      <w:r>
-        <w:t xml:space="preserve"> and the new Spectrogram Display will appear on the </w:t>
-      </w:r>
-      <w:r>
-        <w:rPr>
-          <w:b/>
-          <w:i/>
-        </w:rPr>
-        <w:t>User Display 1</w:t>
-      </w:r>
-      <w:r>
-        <w:t xml:space="preserve"> panel.</w:t>
-      </w:r>
-      <w:r>
-        <w:t xml:space="preserve"> The FFT Engine will appear in the model view (</w:t>
-      </w:r>
-      <w:r>
-        <w:fldChar w:fldCharType="begin"/>
-      </w:r>
-      <w:r>
-        <w:instrText xml:space="preserve"> REF _Ref216016578 \h </w:instrText>
-      </w:r>
-      <w:r>
-        <w:fldChar w:fldCharType="separate"/>
-      </w:r>
-      <w:r>
-        <w:t xml:space="preserve">Figure </w:t>
-      </w:r>
-      <w:r>
-        <w:rPr>
-          <w:noProof/>
-        </w:rPr>
-        <w:t>12</w:t>
-      </w:r>
-      <w:r>
-        <w:fldChar w:fldCharType="end"/>
-      </w:r>
-      <w:r>
-        <w:t xml:space="preserve">) connected to the sound acquisition module. </w:t>
-      </w:r>
-    </w:p>
-    <w:p>
-      <w:r>
-        <w:t xml:space="preserve">Start the detectors again and you will see a spectrogram scrolling across the screen. </w:t>
-      </w:r>
-      <w:r>
-        <w:t xml:space="preserve">Sperm whale clicks will appear as vertical lines along the display. </w:t>
-      </w:r>
-      <w:r>
-        <w:t xml:space="preserve">You may wish to experiment with different FFT lengths and other parameters in the FFT Engine configuration dialog. </w:t>
-      </w:r>
-      <w:r>
-        <w:t xml:space="preserve">The spectrogram configuration dialog shown in </w:t>
-      </w:r>
-      <w:r>
-        <w:fldChar w:fldCharType="begin"/>
-      </w:r>
-      <w:r>
-        <w:instrText xml:space="preserve"> REF _Ref216016706 \h </w:instrText>
-      </w:r>
-      <w:r>
-        <w:fldChar w:fldCharType="separate"/>
-      </w:r>
-      <w:r>
-        <w:t xml:space="preserve">Figure </w:t>
-      </w:r>
-      <w:r>
-        <w:rPr>
-          <w:noProof/>
-        </w:rPr>
-        <w:t>13</w:t>
-      </w:r>
-      <w:r>
-        <w:fldChar w:fldCharType="end"/>
-      </w:r>
-      <w:r>
-        <w:t xml:space="preserve"> can be accessed by right clicking anywhere on the spectrogram display</w:t>
-      </w:r>
-      <w:r>
-        <w:t xml:space="preserve"> and selecting ‘Settings’</w:t>
-      </w:r>
-      <w:r>
-        <w:t xml:space="preserve">. </w:t>
-      </w:r>
-    </w:p>
-    <w:p>
-      <w:pPr>
-        <w:pStyle w:val="Style2"/>
-      </w:pPr>
-      <w:bookmarkStart w:id="44" w:name="_Toc208400179"/>
-      <w:bookmarkStart w:id="45" w:name="_Toc208406569"/>
-      <w:r>
-        <w:t>Changing the scales</w:t>
-      </w:r>
-      <w:bookmarkEnd w:id="44"/>
-      <w:bookmarkEnd w:id="45"/>
-    </w:p>
-    <w:p>
-      <w:r>
-        <w:t xml:space="preserve">To change spectrogram time, frequency and amplitude scales, go back to the dialog (right click and chose “Settings …”) and go to the “Scales” tab. </w:t>
+      <w:r>
+        <w:t xml:space="preserve">) and select one or two of the available </w:t>
+      </w:r>
+      <w:proofErr w:type="gramStart"/>
+      <w:r>
+        <w:t>plug</w:t>
+      </w:r>
+      <w:proofErr w:type="gramEnd"/>
+      <w:r>
+        <w:t xml:space="preserve"> in displays. Start detection and you will see additional display units at the bottom of the spectrogram display. Some plug ins have additional options which can be accessed by right clicking on specific </w:t>
+      </w:r>
+      <w:proofErr w:type="gramStart"/>
+      <w:r>
+        <w:t>plug in</w:t>
+      </w:r>
+      <w:proofErr w:type="gramEnd"/>
+      <w:r>
+        <w:t xml:space="preserve"> panels. </w:t>
       </w:r>
     </w:p>
     <w:p>
@@ -6554,107 +6762,292 @@
           <w:noProof/>
         </w:rPr>
         <w:lastRenderedPageBreak/>
-        <w:pict w14:anchorId="181D70F6">
-          <v:shape id="_x0000_i15569" type="#_x0000_t75" style="width:311.8pt;height:296.15pt;visibility:visible">
+        <w:pict w14:anchorId="3C835AD8">
+          <v:shape id="_x0000_i1051" type="#_x0000_t75" style="width:334.75pt;height:314.85pt;visibility:visible">
             <v:imagedata r:id="rId62" o:title=""/>
           </v:shape>
         </w:pict>
       </w:r>
     </w:p>
     <w:p>
-      <w:r>
-        <w:t xml:space="preserve">By default, the displayed frequency range will be from 0Hz to half the sample rate (refer back to the lectures and remember that we can only process sound data at frequencies up to half the sample rate of the data, so if the sample rate is 48kHz, we can process sounds up to 24 kHz). </w:t>
-      </w:r>
-    </w:p>
-    <w:p>
-      <w:r>
-        <w:t>The amplitude range required to get a reasonable resolution on the amplitude (colour) scale will depend on the hydrophone sensitivity and the amount of noise in the system. If you set the values too high</w:t>
-      </w:r>
-      <w:r>
-        <w:t xml:space="preserve"> or too low</w:t>
-      </w:r>
-      <w:r>
-        <w:t xml:space="preserve">, then </w:t>
-      </w:r>
-      <w:r>
-        <w:t xml:space="preserve">you may end up with a completely black or completely white display since many of the values to be displayed will be outside the range you have specified. You can change the display colours – but while the coloured spectrogram might look nice, it will be harder to see the detections which are drawn on top of the display once we start to add detection data in later exercises. </w:t>
-      </w:r>
-    </w:p>
-    <w:p>
-      <w:r>
-        <w:t xml:space="preserve">By default, it’s best to use a single pixel of the display for each FFT slice in time. For a 512 point FFT and a 48kHz sample rate, this generally means less than 10s of data per screen. Increasing the time range beyond this will force the software to compress the spectrogram image and short transient sounds may no longer be visible. </w:t>
-      </w:r>
-    </w:p>
-    <w:p>
-      <w:r>
-        <w:t>Y</w:t>
-      </w:r>
-      <w:r>
-        <w:t xml:space="preserve">ou can chose to scroll or wrap the spectrogram. Scrolling looks better, but if you’re using a module which requires you to mark or select parts of the spectrogram with the mouse, then it’s almost impossible to mark the right bit when it’s scrolling, so the wrapping option is easier to use. </w:t>
-      </w:r>
-    </w:p>
+      <w:pPr>
+        <w:pStyle w:val="Caption"/>
+      </w:pPr>
+      <w:bookmarkStart w:id="48" w:name="_Ref216016890"/>
+      <w:r>
+        <w:t xml:space="preserve">Figure </w:t>
+      </w:r>
+      <w:r>
+        <w:fldChar w:fldCharType="begin"/>
+      </w:r>
+      <w:r>
+        <w:instrText xml:space="preserve"> SEQ Figure \* ARABIC </w:instrText>
+      </w:r>
+      <w:r>
+        <w:fldChar w:fldCharType="separate"/>
+      </w:r>
+      <w:r>
+        <w:rPr>
+          <w:noProof/>
+        </w:rPr>
+        <w:t>13</w:t>
+      </w:r>
+      <w:r>
+        <w:fldChar w:fldCharType="end"/>
+      </w:r>
+      <w:bookmarkEnd w:id="48"/>
+      <w:r>
+        <w:t>. Spectrogram plug ins configuration.</w:t>
+      </w:r>
+    </w:p>
+    <w:p>
+      <w:pPr>
+        <w:pStyle w:val="Style1"/>
+      </w:pPr>
+      <w:bookmarkStart w:id="49" w:name="_Toc208400181"/>
+      <w:bookmarkStart w:id="50" w:name="_Toc208406571"/>
+      <w:r>
+        <w:t>Detecting Whistles</w:t>
+      </w:r>
+      <w:bookmarkEnd w:id="49"/>
+      <w:bookmarkEnd w:id="50"/>
+    </w:p>
+    <w:p>
+      <w:r>
+        <w:t>PAMGuard contains two different detectors that can be used to detect Whistles – tonal calls from a variety of Odontocete species. The first is called simply the “Whistle Detector” and the second the “</w:t>
+      </w:r>
+      <w:hyperlink r:id="rId63" w:history="1">
+        <w:r>
+          <w:rPr>
+            <w:rStyle w:val="Hyperlink"/>
+          </w:rPr>
+          <w:t>Whistle and Moan Detector</w:t>
+        </w:r>
+      </w:hyperlink>
+      <w:r>
+        <w:t xml:space="preserve">”. The Whistle and Moan detector is a lot better than the older Whistle detector at detecting calls, so you should always use that one. We’ve left the older module in though, just in case anyone has it set up perfectly for a particular purpose and doesn’t want to change it. </w:t>
+      </w:r>
+    </w:p>
+    <w:p>
+      <w:r>
+        <w:t xml:space="preserve">As its name implies, the Whistle and Moan detector can be used to detect both odontocete whistles, which are generally at frequencies of between a couple of kHz and the low 10’s of kHz </w:t>
+      </w:r>
+      <w:proofErr w:type="gramStart"/>
+      <w:r>
+        <w:t>and also</w:t>
+      </w:r>
+      <w:proofErr w:type="gramEnd"/>
+      <w:r>
+        <w:t xml:space="preserve"> low frequency moans from baleen whales. </w:t>
+      </w:r>
+    </w:p>
+    <w:p/>
     <w:p>
       <w:pPr>
         <w:pStyle w:val="Style2"/>
       </w:pPr>
-      <w:bookmarkStart w:id="46" w:name="_Toc208400180"/>
-      <w:bookmarkStart w:id="47" w:name="_Toc208406570"/>
-      <w:r>
-        <w:t>Add plug in displays to the spectrogram</w:t>
-      </w:r>
-      <w:bookmarkEnd w:id="46"/>
-      <w:bookmarkEnd w:id="47"/>
-    </w:p>
-    <w:p>
-      <w:r>
-        <w:t xml:space="preserve">Many </w:t>
+      <w:bookmarkStart w:id="51" w:name="_Toc208400182"/>
+      <w:bookmarkStart w:id="52" w:name="_Toc208406572"/>
+      <w:r>
+        <w:t>Configure PAMGuard</w:t>
+      </w:r>
+      <w:bookmarkEnd w:id="51"/>
+      <w:bookmarkEnd w:id="52"/>
+    </w:p>
+    <w:p>
+      <w:r>
+        <w:t xml:space="preserve">Start from the settings file used for </w:t>
+      </w:r>
+      <w:proofErr w:type="gramStart"/>
+      <w:r>
+        <w:t>click</w:t>
+      </w:r>
+      <w:proofErr w:type="gramEnd"/>
+      <w:r>
+        <w:t xml:space="preserve"> detection ‘PamTutorial1</w:t>
+      </w:r>
+      <w:r>
+        <w:t>.psfx</w:t>
+      </w:r>
+      <w:r>
+        <w:t xml:space="preserve">’. The module will already have the click detector in it, but that’s OK – PAMGuard can run multiple detectors at the same time. </w:t>
+      </w:r>
+    </w:p>
+    <w:p>
+      <w:r>
+        <w:t>First, e</w:t>
+      </w:r>
+      <w:r>
+        <w:t xml:space="preserve">nsure that Detection mode is not active </w:t>
+      </w:r>
+      <w:r>
+        <w:rPr>
+          <w:b/>
+        </w:rPr>
+        <w:t>(</w:t>
+      </w:r>
+      <w:r>
+        <w:rPr>
+          <w:b/>
+          <w:i/>
+        </w:rPr>
+        <w:t xml:space="preserve">Detection </w:t>
+      </w:r>
+      <w:r>
+        <w:rPr>
+          <w:b/>
+          <w:i/>
+        </w:rPr>
+        <w:sym w:font="Symbol" w:char="F0DE"/>
+      </w:r>
+      <w:r>
+        <w:rPr>
+          <w:b/>
+          <w:i/>
+        </w:rPr>
+        <w:t xml:space="preserve"> Stop</w:t>
+      </w:r>
+      <w:r>
+        <w:rPr>
+          <w:b/>
+        </w:rPr>
+        <w:t>).</w:t>
+      </w:r>
+    </w:p>
+    <w:p>
+      <w:r>
+        <w:t>L</w:t>
+      </w:r>
+      <w:r>
+        <w:t>oad the sound file “</w:t>
+      </w:r>
+      <w:proofErr w:type="gramStart"/>
+      <w:r>
+        <w:t>whistles.wav</w:t>
+      </w:r>
+      <w:r>
+        <w:rPr>
+          <w:b/>
+        </w:rPr>
+        <w:t>“</w:t>
+      </w:r>
+      <w:r>
+        <w:t xml:space="preserve"> </w:t>
+      </w:r>
+      <w:r>
+        <w:t>(</w:t>
+      </w:r>
+      <w:proofErr w:type="gramEnd"/>
+      <w:r>
+        <w:t xml:space="preserve">See exercise 1.4). </w:t>
+      </w:r>
+    </w:p>
+    <w:p>
+      <w:pPr>
+        <w:rPr>
+          <w:b/>
+        </w:rPr>
+      </w:pPr>
+      <w:r>
+        <w:t xml:space="preserve">Next, we will add a Whistle </w:t>
+      </w:r>
+      <w:r>
+        <w:t xml:space="preserve">and Moan </w:t>
+      </w:r>
+      <w:r>
+        <w:t xml:space="preserve">Detector module to </w:t>
       </w:r>
       <w:r>
         <w:t>PAMGuard</w:t>
       </w:r>
       <w:r>
-        <w:t xml:space="preserve"> modules have plug in displays which attach to the bottom of the spectrogram displays. </w:t>
-      </w:r>
-      <w:r>
-        <w:t>R</w:t>
-      </w:r>
-      <w:r>
-        <w:t>ight click on the spectrogram to access the spectrogram configuration dialog. Go to the ‘Plug ins’ Tab (</w:t>
-      </w:r>
-      <w:r>
-        <w:fldChar w:fldCharType="begin"/>
-      </w:r>
-      <w:r>
-        <w:instrText xml:space="preserve"> REF _Ref216016890 \h </w:instrText>
-      </w:r>
-      <w:r>
-        <w:fldChar w:fldCharType="separate"/>
-      </w:r>
-      <w:r>
-        <w:t xml:space="preserve">Figure </w:t>
-      </w:r>
-      <w:r>
-        <w:rPr>
-          <w:noProof/>
-        </w:rPr>
-        <w:t>14</w:t>
-      </w:r>
-      <w:r>
-        <w:fldChar w:fldCharType="end"/>
-      </w:r>
-      <w:r>
-        <w:t xml:space="preserve">) and select one or two of the available plug in displays. Start detection and you will see additional display units at the bottom of the spectrogram display. Some plug ins have additional options which can be accessed by right clicking on specific plug in panels. </w:t>
-      </w:r>
-    </w:p>
-    <w:p>
+        <w:t xml:space="preserve">. Select </w:t>
+      </w:r>
+      <w:r>
+        <w:rPr>
+          <w:b/>
+          <w:i/>
+        </w:rPr>
+        <w:t xml:space="preserve">File </w:t>
+      </w:r>
+      <w:r>
+        <w:rPr>
+          <w:b/>
+          <w:i/>
+        </w:rPr>
+        <w:sym w:font="Symbol" w:char="F0DE"/>
+      </w:r>
+      <w:r>
+        <w:rPr>
+          <w:b/>
+          <w:i/>
+        </w:rPr>
+        <w:t xml:space="preserve"> Add Modules…</w:t>
+      </w:r>
+      <w:r>
+        <w:rPr>
+          <w:b/>
+          <w:i/>
+        </w:rPr>
+        <w:sym w:font="Symbol" w:char="F0DE"/>
+      </w:r>
+      <w:r>
+        <w:rPr>
+          <w:b/>
+          <w:i/>
+        </w:rPr>
+        <w:t xml:space="preserve"> Whistle </w:t>
+      </w:r>
+      <w:r>
+        <w:rPr>
+          <w:b/>
+          <w:i/>
+        </w:rPr>
+        <w:t xml:space="preserve">and Moan </w:t>
+      </w:r>
+      <w:proofErr w:type="gramStart"/>
+      <w:r>
+        <w:rPr>
+          <w:b/>
+          <w:i/>
+        </w:rPr>
+        <w:t>Detector</w:t>
+      </w:r>
+      <w:r>
+        <w:t xml:space="preserve">  from</w:t>
+      </w:r>
+      <w:proofErr w:type="gramEnd"/>
+      <w:r>
+        <w:t xml:space="preserve"> the main menu. The following </w:t>
+      </w:r>
+      <w:r>
+        <w:t>dialog</w:t>
+      </w:r>
+      <w:r>
+        <w:t xml:space="preserve"> will appear</w:t>
+      </w:r>
+      <w:r>
+        <w:t xml:space="preserve"> if an FFT module is not already included in the configuration</w:t>
+      </w:r>
+      <w:r>
+        <w:t>:</w:t>
+      </w:r>
+    </w:p>
+    <w:p/>
+    <w:p>
+      <w:pPr>
+        <w:rPr>
+          <w:rFonts w:ascii="Tahoma" w:hAnsi="Tahoma" w:cs="Tahoma"/>
+        </w:rPr>
+      </w:pPr>
       <w:r>
         <w:rPr>
           <w:noProof/>
         </w:rPr>
         <w:lastRenderedPageBreak/>
-        <w:pict w14:anchorId="3C835AD8">
-          <v:shape id="_x0000_i15570" type="#_x0000_t75" style="width:334.35pt;height:314.9pt;visibility:visible">
-            <v:imagedata r:id="rId63" o:title=""/>
+        <w:pict w14:anchorId="1640E344">
+          <v:shape id="_x0000_i1052" type="#_x0000_t75" style="width:313.25pt;height:119.8pt;visibility:visible">
+            <v:imagedata r:id="rId64" o:title=""/>
           </v:shape>
         </w:pict>
       </w:r>
@@ -6662,8 +7055,10 @@
     <w:p>
       <w:pPr>
         <w:pStyle w:val="Caption"/>
-      </w:pPr>
-      <w:bookmarkStart w:id="48" w:name="_Ref216016890"/>
+        <w:rPr>
+          <w:i/>
+        </w:rPr>
+      </w:pPr>
       <w:r>
         <w:t xml:space="preserve">Figure </w:t>
       </w:r>
@@ -6685,42 +7080,20 @@
       <w:r>
         <w:fldChar w:fldCharType="end"/>
       </w:r>
-      <w:bookmarkEnd w:id="48"/>
-      <w:r>
-        <w:t>. Spectrogram plug ins configuration.</w:t>
-      </w:r>
-    </w:p>
-    <w:p>
-      <w:pPr>
-        <w:pStyle w:val="Style1"/>
-      </w:pPr>
-      <w:bookmarkStart w:id="49" w:name="_Toc208400181"/>
-      <w:bookmarkStart w:id="50" w:name="_Toc208406571"/>
-      <w:r>
-        <w:t>Detecting Whistles</w:t>
-      </w:r>
-      <w:bookmarkEnd w:id="49"/>
-      <w:bookmarkEnd w:id="50"/>
-    </w:p>
-    <w:p>
-      <w:r>
-        <w:t>PAMGuard contains two different detectors that can be used to detect Whistles – tonal calls from a variety of Odontocete species. The first is called simply the “Whistle Detector” and the second the “</w:t>
-      </w:r>
-      <w:hyperlink r:id="rId64" w:history="1">
-        <w:r>
-          <w:rPr>
-            <w:rStyle w:val="Hyperlink"/>
-          </w:rPr>
-          <w:t>Whistle and Moan Detector</w:t>
-        </w:r>
-      </w:hyperlink>
-      <w:r>
-        <w:t xml:space="preserve">”. The Whistle and Moan detector is a lot better than the older Whistle detector at detecting calls, so you should always use that one. We’ve left the older module in though, just in case anyone has it set up perfectly for a particular purpose and doesn’t want to change it. </w:t>
-      </w:r>
-    </w:p>
-    <w:p>
-      <w:r>
-        <w:t xml:space="preserve">As its name implies, the Whistle and Moan detector can be used to detect both odontocete whistles, which are generally at frequencies of between a couple of kHz and the low 10’s of kHz and also low frequency moans from baleen whales. </w:t>
+      <w:r>
+        <w:t xml:space="preserve">. </w:t>
+      </w:r>
+      <w:r>
+        <w:rPr>
+          <w:i/>
+        </w:rPr>
+        <w:t xml:space="preserve">FFT Engine creation </w:t>
+      </w:r>
+      <w:r>
+        <w:rPr>
+          <w:i/>
+        </w:rPr>
+        <w:t>dialog</w:t>
       </w:r>
     </w:p>
     <w:p/>
@@ -6728,186 +7101,55 @@
       <w:pPr>
         <w:pStyle w:val="Style2"/>
       </w:pPr>
-      <w:bookmarkStart w:id="51" w:name="_Toc208400182"/>
-      <w:bookmarkStart w:id="52" w:name="_Toc208406572"/>
-      <w:r>
-        <w:t>Configure PAMGuard</w:t>
-      </w:r>
-      <w:bookmarkEnd w:id="51"/>
-      <w:bookmarkEnd w:id="52"/>
-    </w:p>
-    <w:p>
-      <w:r>
-        <w:t>Start from the settings file used for click detection ‘PamTutorial1</w:t>
-      </w:r>
-      <w:r>
-        <w:t>.psfx</w:t>
-      </w:r>
-      <w:r>
-        <w:t xml:space="preserve">’. The module will already have the click detector in it, but that’s OK – PAMGuard can run multiple detectors at the same time. </w:t>
-      </w:r>
-    </w:p>
-    <w:p>
-      <w:r>
-        <w:t>First, e</w:t>
-      </w:r>
-      <w:r>
-        <w:t xml:space="preserve">nsure that Detection mode is not active </w:t>
-      </w:r>
-      <w:r>
-        <w:rPr>
-          <w:b/>
-        </w:rPr>
-        <w:t>(</w:t>
-      </w:r>
-      <w:r>
-        <w:rPr>
-          <w:b/>
-          <w:i/>
-        </w:rPr>
-        <w:t xml:space="preserve">Detection </w:t>
-      </w:r>
-      <w:r>
-        <w:rPr>
-          <w:b/>
-          <w:i/>
-        </w:rPr>
-        <w:sym w:font="Symbol" w:char="F0DE"/>
-      </w:r>
-      <w:r>
-        <w:rPr>
-          <w:b/>
-          <w:i/>
-        </w:rPr>
-        <w:t xml:space="preserve"> Stop</w:t>
-      </w:r>
-      <w:r>
-        <w:rPr>
-          <w:b/>
-        </w:rPr>
-        <w:t>).</w:t>
-      </w:r>
-    </w:p>
-    <w:p>
-      <w:r>
-        <w:t>L</w:t>
-      </w:r>
-      <w:r>
-        <w:t>oad the sound file “whistles.wav</w:t>
-      </w:r>
-      <w:r>
-        <w:rPr>
-          <w:b/>
-        </w:rPr>
-        <w:t>“</w:t>
-      </w:r>
-      <w:r>
-        <w:t xml:space="preserve"> </w:t>
-      </w:r>
-      <w:r>
-        <w:t xml:space="preserve">(See exercise 1.4). </w:t>
-      </w:r>
-    </w:p>
-    <w:p>
-      <w:pPr>
-        <w:rPr>
-          <w:b/>
-        </w:rPr>
-      </w:pPr>
-      <w:r>
-        <w:t xml:space="preserve">Next, we will add a Whistle </w:t>
-      </w:r>
-      <w:r>
-        <w:t xml:space="preserve">and Moan </w:t>
-      </w:r>
-      <w:r>
-        <w:t xml:space="preserve">Detector module to </w:t>
+      <w:bookmarkStart w:id="53" w:name="_Toc208400183"/>
+      <w:bookmarkStart w:id="54" w:name="_Toc208406573"/>
+      <w:r>
+        <w:t>Configure the FFT</w:t>
+      </w:r>
+      <w:bookmarkEnd w:id="53"/>
+      <w:bookmarkEnd w:id="54"/>
+    </w:p>
+    <w:p>
+      <w:r>
+        <w:t xml:space="preserve">Whistle detector modules require spectrogram data to work. FFT modules provide spectrogram data and </w:t>
       </w:r>
       <w:r>
         <w:t>PAMGuard</w:t>
       </w:r>
       <w:r>
-        <w:t xml:space="preserve">. Select </w:t>
-      </w:r>
-      <w:r>
-        <w:rPr>
-          <w:b/>
-          <w:i/>
-        </w:rPr>
-        <w:t xml:space="preserve">File </w:t>
-      </w:r>
-      <w:r>
-        <w:rPr>
-          <w:b/>
-          <w:i/>
-        </w:rPr>
-        <w:sym w:font="Symbol" w:char="F0DE"/>
-      </w:r>
-      <w:r>
-        <w:rPr>
-          <w:b/>
-          <w:i/>
-        </w:rPr>
-        <w:t xml:space="preserve"> Add Modules…</w:t>
-      </w:r>
-      <w:r>
-        <w:rPr>
-          <w:b/>
-          <w:i/>
-        </w:rPr>
-        <w:sym w:font="Symbol" w:char="F0DE"/>
-      </w:r>
-      <w:r>
-        <w:rPr>
-          <w:b/>
-          <w:i/>
-        </w:rPr>
-        <w:t xml:space="preserve"> Whistle </w:t>
-      </w:r>
-      <w:r>
-        <w:rPr>
-          <w:b/>
-          <w:i/>
-        </w:rPr>
-        <w:t xml:space="preserve">and Moan </w:t>
-      </w:r>
-      <w:r>
-        <w:rPr>
-          <w:b/>
-          <w:i/>
-        </w:rPr>
-        <w:t>Detector</w:t>
-      </w:r>
-      <w:r>
-        <w:t xml:space="preserve">  from the main menu. The following </w:t>
+        <w:t xml:space="preserve"> knows at this point that no FFT data producing modules are present. </w:t>
+      </w:r>
+      <w:r>
+        <w:t>PAMGuard</w:t>
+      </w:r>
+      <w:r>
+        <w:t xml:space="preserve"> therefore asks if you would like to make one. Click </w:t>
+      </w:r>
+      <w:r>
+        <w:rPr>
+          <w:i/>
+        </w:rPr>
+        <w:t>Yes</w:t>
+      </w:r>
+      <w:r>
+        <w:t xml:space="preserve">. A new </w:t>
       </w:r>
       <w:r>
         <w:t>dialog</w:t>
       </w:r>
       <w:r>
-        <w:t xml:space="preserve"> will appear</w:t>
-      </w:r>
-      <w:r>
-        <w:t xml:space="preserve"> if an FFT module is not already included in the configuration</w:t>
-      </w:r>
-      <w:r>
-        <w:t>:</w:t>
+        <w:t xml:space="preserve"> will appear asking you to name the FFT Engine module.</w:t>
       </w:r>
     </w:p>
     <w:p/>
-    <w:p>
-      <w:pPr>
-        <w:rPr>
-          <w:rFonts w:ascii="Tahoma" w:hAnsi="Tahoma" w:cs="Tahoma"/>
-        </w:rPr>
-      </w:pPr>
-      <w:r>
-        <w:rPr>
-          <w:noProof/>
-        </w:rPr>
-        <w:lastRenderedPageBreak/>
-        <w:pict w14:anchorId="1640E344">
-          <v:shape id="_x0000_i15571" type="#_x0000_t75" style="width:313.05pt;height:119.6pt;visibility:visible">
+    <w:p/>
+    <w:p>
+      <w:r>
+        <w:rPr>
+          <w:noProof/>
+        </w:rPr>
+        <w:pict w14:anchorId="525B7687">
+          <v:shape id="_x0000_i1053" type="#_x0000_t75" style="width:192.35pt;height:106.4pt;visibility:visible">
             <v:imagedata r:id="rId65" o:title=""/>
           </v:shape>
         </w:pict>
@@ -6948,69 +7190,49 @@
         <w:rPr>
           <w:i/>
         </w:rPr>
-        <w:t xml:space="preserve">FFT Engine creation </w:t>
-      </w:r>
-      <w:r>
-        <w:rPr>
-          <w:i/>
-        </w:rPr>
+        <w:t>Naming the FFT Engine module</w:t>
+      </w:r>
+    </w:p>
+    <w:p/>
+    <w:p>
+      <w:r>
+        <w:t xml:space="preserve">In this </w:t>
+      </w:r>
+      <w:r>
         <w:t>dialog</w:t>
       </w:r>
-    </w:p>
-    <w:p/>
-    <w:p>
-      <w:pPr>
-        <w:pStyle w:val="Style2"/>
-      </w:pPr>
-      <w:bookmarkStart w:id="53" w:name="_Toc208400183"/>
-      <w:bookmarkStart w:id="54" w:name="_Toc208406573"/>
-      <w:r>
-        <w:t>Configure the FFT</w:t>
-      </w:r>
-      <w:bookmarkEnd w:id="53"/>
-      <w:bookmarkEnd w:id="54"/>
-    </w:p>
-    <w:p>
-      <w:r>
-        <w:t xml:space="preserve">Whistle detector modules require spectrogram data to work. FFT modules provide spectrogram data and </w:t>
-      </w:r>
-      <w:r>
-        <w:t>PAMGuard</w:t>
-      </w:r>
-      <w:r>
-        <w:t xml:space="preserve"> knows at this point that no FFT data producing modules are present. </w:t>
-      </w:r>
-      <w:r>
-        <w:t>PAMGuard</w:t>
-      </w:r>
-      <w:r>
-        <w:t xml:space="preserve"> therefore asks if you would like to make one. Click </w:t>
-      </w:r>
-      <w:r>
-        <w:rPr>
-          <w:i/>
-        </w:rPr>
-        <w:t>Yes</w:t>
-      </w:r>
-      <w:r>
-        <w:t xml:space="preserve">. A new </w:t>
-      </w:r>
-      <w:r>
-        <w:t>dialog</w:t>
-      </w:r>
-      <w:r>
-        <w:t xml:space="preserve"> will appear asking you to name the FFT Engine module.</w:t>
-      </w:r>
-    </w:p>
-    <w:p/>
-    <w:p/>
-    <w:p>
-      <w:r>
-        <w:rPr>
-          <w:noProof/>
-        </w:rPr>
-        <w:pict w14:anchorId="525B7687">
-          <v:shape id="_x0000_i15572" type="#_x0000_t75" style="width:192.2pt;height:106.45pt;visibility:visible">
+      <w:r>
+        <w:t xml:space="preserve">, enter </w:t>
+      </w:r>
+      <w:r>
+        <w:rPr>
+          <w:b/>
+          <w:i/>
+        </w:rPr>
+        <w:t>FFT1</w:t>
+      </w:r>
+      <w:r>
+        <w:t xml:space="preserve"> as the name for the new FFT Engine and click OK. </w:t>
+      </w:r>
+    </w:p>
+    <w:p>
+      <w:r>
+        <w:t>It will then ask the name of the new Whistle and Moan detector:</w:t>
+      </w:r>
+    </w:p>
+    <w:p>
+      <w:pPr>
+        <w:rPr>
+          <w:noProof/>
+          <w:lang w:eastAsia="en-GB"/>
+        </w:rPr>
+      </w:pPr>
+      <w:r>
+        <w:rPr>
+          <w:noProof/>
+        </w:rPr>
+        <w:pict w14:anchorId="19DEF62E">
+          <v:shape id="_x0000_i1054" type="#_x0000_t75" style="width:194.5pt;height:106.4pt;visibility:visible">
             <v:imagedata r:id="rId66" o:title=""/>
           </v:shape>
         </w:pict>
@@ -7018,71 +7240,6 @@
     </w:p>
     <w:p>
       <w:pPr>
-        <w:pStyle w:val="Caption"/>
-        <w:rPr>
-          <w:i/>
-        </w:rPr>
-      </w:pPr>
-      <w:r>
-        <w:t xml:space="preserve">Figure </w:t>
-      </w:r>
-      <w:r>
-        <w:fldChar w:fldCharType="begin"/>
-      </w:r>
-      <w:r>
-        <w:instrText xml:space="preserve"> SEQ Figure \* ARABIC </w:instrText>
-      </w:r>
-      <w:r>
-        <w:fldChar w:fldCharType="separate"/>
-      </w:r>
-      <w:r>
-        <w:rPr>
-          <w:noProof/>
-        </w:rPr>
-        <w:t>16</w:t>
-      </w:r>
-      <w:r>
-        <w:fldChar w:fldCharType="end"/>
-      </w:r>
-      <w:r>
-        <w:t xml:space="preserve">. </w:t>
-      </w:r>
-      <w:r>
-        <w:rPr>
-          <w:i/>
-        </w:rPr>
-        <w:t>Naming the FFT Engine module</w:t>
-      </w:r>
-    </w:p>
-    <w:p/>
-    <w:p>
-      <w:r>
-        <w:t xml:space="preserve">In this </w:t>
-      </w:r>
-      <w:r>
-        <w:t>dialog</w:t>
-      </w:r>
-      <w:r>
-        <w:t xml:space="preserve">, enter </w:t>
-      </w:r>
-      <w:r>
-        <w:rPr>
-          <w:b/>
-          <w:i/>
-        </w:rPr>
-        <w:t>FFT1</w:t>
-      </w:r>
-      <w:r>
-        <w:t xml:space="preserve"> as the name for the new FFT Engine and click OK. </w:t>
-      </w:r>
-    </w:p>
-    <w:p>
-      <w:r>
-        <w:t>It will then ask the name of the new Whistle and Moan detector:</w:t>
-      </w:r>
-    </w:p>
-    <w:p>
-      <w:pPr>
         <w:rPr>
           <w:noProof/>
           <w:lang w:eastAsia="en-GB"/>
@@ -7091,9 +7248,93 @@
       <w:r>
         <w:rPr>
           <w:noProof/>
-        </w:rPr>
-        <w:pict w14:anchorId="19DEF62E">
-          <v:shape id="_x0000_i15573" type="#_x0000_t75" style="width:194.7pt;height:106.45pt;visibility:visible">
+          <w:lang w:eastAsia="en-GB"/>
+        </w:rPr>
+        <w:t>Click OK (or change the name if you want to !).</w:t>
+      </w:r>
+    </w:p>
+    <w:p>
+      <w:pPr>
+        <w:rPr>
+          <w:noProof/>
+          <w:lang w:eastAsia="en-GB"/>
+        </w:rPr>
+      </w:pPr>
+    </w:p>
+    <w:p>
+      <w:pPr>
+        <w:rPr>
+          <w:noProof/>
+          <w:lang w:eastAsia="en-GB"/>
+        </w:rPr>
+      </w:pPr>
+      <w:r>
+        <w:rPr>
+          <w:noProof/>
+          <w:lang w:eastAsia="en-GB"/>
+        </w:rPr>
+        <w:t>Configure the FFT module</w:t>
+      </w:r>
+    </w:p>
+    <w:p>
+      <w:pPr>
+        <w:rPr>
+          <w:noProof/>
+          <w:lang w:eastAsia="en-GB"/>
+        </w:rPr>
+      </w:pPr>
+      <w:r>
+        <w:rPr>
+          <w:noProof/>
+          <w:lang w:eastAsia="en-GB"/>
+        </w:rPr>
+        <w:t>Next you need to configure the FFT module so that it’s providing exactly the right type of data to the Whistle and Moan Detector. It need to be set up quite carefully for the Whislte and Moan detector to operate correctly.</w:t>
+      </w:r>
+    </w:p>
+    <w:p>
+      <w:pPr>
+        <w:rPr>
+          <w:noProof/>
+          <w:lang w:eastAsia="en-GB"/>
+        </w:rPr>
+      </w:pPr>
+      <w:r>
+        <w:rPr>
+          <w:noProof/>
+          <w:lang w:eastAsia="en-GB"/>
+        </w:rPr>
+        <w:t xml:space="preserve">From the Detection menu, select </w:t>
+      </w:r>
+      <w:r>
+        <w:rPr>
+          <w:b/>
+          <w:noProof/>
+          <w:lang w:eastAsia="en-GB"/>
+        </w:rPr>
+        <w:t>FFT1 Settings</w:t>
+      </w:r>
+      <w:r>
+        <w:rPr>
+          <w:noProof/>
+          <w:lang w:eastAsia="en-GB"/>
+        </w:rPr>
+        <w:t xml:space="preserve"> and the following dialog will appear:</w:t>
+      </w:r>
+    </w:p>
+    <w:p>
+      <w:pPr>
+        <w:rPr>
+          <w:noProof/>
+          <w:lang w:eastAsia="en-GB"/>
+        </w:rPr>
+      </w:pPr>
+      <w:r>
+        <w:rPr>
+          <w:noProof/>
+        </w:rPr>
+        <w:lastRenderedPageBreak/>
+        <w:pict w14:anchorId="19971416">
+          <v:shape id="_x0000_i1055" type="#_x0000_t75" style="width:190.75pt;height:243.95pt;visibility:visible">
             <v:imagedata r:id="rId67" o:title=""/>
           </v:shape>
         </w:pict>
@@ -7111,7 +7352,7 @@
           <w:noProof/>
           <w:lang w:eastAsia="en-GB"/>
         </w:rPr>
-        <w:t>Click OK (or change the name if you want to !).</w:t>
+        <w:t xml:space="preserve">On the first tab, make sure that it’s connected to the correct sound source (Raw input data from Sound Acquisition), that both channels are selected and that the FFT length is set to 512 points and the FFT hop to 256 points (when you adjust the FFT length and hop, note how the Freqeuncy and Time resolution values change !). </w:t>
       </w:r>
     </w:p>
     <w:p>
@@ -7121,187 +7362,85 @@
           <w:lang w:eastAsia="en-GB"/>
         </w:rPr>
       </w:pPr>
-    </w:p>
-    <w:p>
-      <w:pPr>
+      <w:r>
         <w:rPr>
           <w:noProof/>
           <w:lang w:eastAsia="en-GB"/>
         </w:rPr>
-      </w:pPr>
-      <w:r>
+        <w:t>Next, you need to set up some noise reduction methods, which operate on the Spectrogram data before it can be used to detect the sounds. On the other two tabs, select everything !</w:t>
+      </w:r>
+    </w:p>
+    <w:p>
+      <w:pPr>
         <w:rPr>
           <w:noProof/>
           <w:lang w:eastAsia="en-GB"/>
         </w:rPr>
-        <w:t>Configure the FFT module</w:t>
-      </w:r>
-    </w:p>
-    <w:p>
-      <w:pPr>
-        <w:rPr>
-          <w:noProof/>
-          <w:lang w:eastAsia="en-GB"/>
-        </w:rPr>
-      </w:pPr>
-      <w:r>
-        <w:rPr>
-          <w:noProof/>
-          <w:lang w:eastAsia="en-GB"/>
-        </w:rPr>
-        <w:t>Next you need to configure the FFT module so that it’s providing exactly the right type of data to the Whistle and Moan Detector. It need to be set up quite carefully for the Whislte and Moan detector to operate correctly.</w:t>
-      </w:r>
-    </w:p>
-    <w:p>
-      <w:pPr>
-        <w:rPr>
-          <w:noProof/>
-          <w:lang w:eastAsia="en-GB"/>
-        </w:rPr>
-      </w:pPr>
-      <w:r>
-        <w:rPr>
-          <w:noProof/>
-          <w:lang w:eastAsia="en-GB"/>
-        </w:rPr>
-        <w:t xml:space="preserve">From the Detection menu, select </w:t>
-      </w:r>
-      <w:r>
-        <w:rPr>
-          <w:b/>
-          <w:noProof/>
-          <w:lang w:eastAsia="en-GB"/>
-        </w:rPr>
-        <w:t>FFT1 Settings</w:t>
-      </w:r>
-      <w:r>
-        <w:rPr>
-          <w:noProof/>
-          <w:lang w:eastAsia="en-GB"/>
-        </w:rPr>
-        <w:t xml:space="preserve"> and the following dialog will appear:</w:t>
-      </w:r>
-    </w:p>
-    <w:p>
-      <w:pPr>
-        <w:rPr>
-          <w:noProof/>
-          <w:lang w:eastAsia="en-GB"/>
-        </w:rPr>
-      </w:pPr>
-      <w:r>
-        <w:rPr>
-          <w:noProof/>
-        </w:rPr>
-        <w:lastRenderedPageBreak/>
-        <w:pict w14:anchorId="19971416">
-          <v:shape id="_x0000_i15574" type="#_x0000_t75" style="width:190.95pt;height:244.15pt;visibility:visible">
+      </w:pPr>
+      <w:r>
+        <w:rPr>
+          <w:noProof/>
+        </w:rPr>
+        <w:pict w14:anchorId="53EA4D82">
+          <v:shape id="_x0000_i1056" type="#_x0000_t75" style="width:197.2pt;height:254.15pt;visibility:visible">
             <v:imagedata r:id="rId68" o:title=""/>
           </v:shape>
         </w:pict>
       </w:r>
-    </w:p>
-    <w:p>
-      <w:pPr>
-        <w:rPr>
-          <w:noProof/>
-          <w:lang w:eastAsia="en-GB"/>
-        </w:rPr>
-      </w:pPr>
-      <w:r>
-        <w:rPr>
-          <w:noProof/>
-          <w:lang w:eastAsia="en-GB"/>
-        </w:rPr>
-        <w:t xml:space="preserve">On the first tab, make sure that it’s connected to the correct sound source (Raw input data from Sound Acquisition), that both channels are selected and that the FFT length is set to 512 points and the FFT hop to 256 points (when you adjust the FFT length and hop, note how the Freqeuncy and Time resolution values change !). </w:t>
-      </w:r>
-    </w:p>
-    <w:p>
-      <w:pPr>
-        <w:rPr>
-          <w:noProof/>
-          <w:lang w:eastAsia="en-GB"/>
-        </w:rPr>
-      </w:pPr>
-      <w:r>
-        <w:rPr>
-          <w:noProof/>
-          <w:lang w:eastAsia="en-GB"/>
-        </w:rPr>
-        <w:t>Next, you need to set up some noise reduction methods, which operate on the Spectrogram data before it can be used to detect the sounds. On the other two tabs, select everything !</w:t>
-      </w:r>
-    </w:p>
-    <w:p>
-      <w:pPr>
-        <w:rPr>
-          <w:noProof/>
-          <w:lang w:eastAsia="en-GB"/>
-        </w:rPr>
-      </w:pPr>
-      <w:r>
-        <w:rPr>
-          <w:noProof/>
-        </w:rPr>
-        <w:pict w14:anchorId="53EA4D82">
-          <v:shape id="_x0000_i15575" type="#_x0000_t75" style="width:197.2pt;height:254.2pt;visibility:visible">
+      <w:r>
+        <w:rPr>
+          <w:noProof/>
+        </w:rPr>
+        <w:pict w14:anchorId="5EAC52EF">
+          <v:shape id="_x0000_i1057" type="#_x0000_t75" style="width:197.2pt;height:253.05pt;visibility:visible">
             <v:imagedata r:id="rId69" o:title=""/>
           </v:shape>
         </w:pict>
       </w:r>
-      <w:r>
-        <w:rPr>
-          <w:noProof/>
-        </w:rPr>
-        <w:pict w14:anchorId="5EAC52EF">
-          <v:shape id="_x0000_i15576" type="#_x0000_t75" style="width:197.2pt;height:252.95pt;visibility:visible">
+    </w:p>
+    <w:p>
+      <w:pPr>
+        <w:rPr>
+          <w:noProof/>
+          <w:lang w:eastAsia="en-GB"/>
+        </w:rPr>
+      </w:pPr>
+    </w:p>
+    <w:p>
+      <w:r>
+        <w:t>Once you’ve done this, you can close this FFT dialog and proceed to setting up the Whistle Moan detector itself.</w:t>
+      </w:r>
+    </w:p>
+    <w:p>
+      <w:r>
+        <w:t xml:space="preserve">From the Detection menu, select </w:t>
+      </w:r>
+      <w:r>
+        <w:t>Detection &gt; Whistle and Moan Detector</w:t>
+      </w:r>
+      <w:r>
+        <w:t xml:space="preserve">. </w:t>
+      </w:r>
+    </w:p>
+    <w:p>
+      <w:pPr>
+        <w:rPr>
+          <w:rFonts w:ascii="Tahoma" w:hAnsi="Tahoma" w:cs="Tahoma"/>
+        </w:rPr>
+      </w:pPr>
+      <w:r>
+        <w:rPr>
+          <w:noProof/>
+        </w:rPr>
+        <w:lastRenderedPageBreak/>
+        <w:pict w14:anchorId="13F68B72">
+          <v:shape id="_x0000_i1058" type="#_x0000_t75" style="width:223pt;height:318.1pt;visibility:visible">
             <v:imagedata r:id="rId70" o:title=""/>
           </v:shape>
         </w:pict>
       </w:r>
     </w:p>
     <w:p>
-      <w:pPr>
-        <w:rPr>
-          <w:noProof/>
-          <w:lang w:eastAsia="en-GB"/>
-        </w:rPr>
-      </w:pPr>
-    </w:p>
-    <w:p>
-      <w:r>
-        <w:t>Once you’ve done this, you can close this FFT dialog and proceed to setting up the Whistle Moan detector itself.</w:t>
-      </w:r>
-    </w:p>
-    <w:p>
-      <w:r>
-        <w:t xml:space="preserve">From the Detection menu, select </w:t>
-      </w:r>
-      <w:r>
-        <w:t>Detection &gt; Whistle and Moan Detector</w:t>
-      </w:r>
-      <w:r>
-        <w:t xml:space="preserve">. </w:t>
-      </w:r>
-    </w:p>
-    <w:p>
-      <w:pPr>
-        <w:rPr>
-          <w:rFonts w:ascii="Tahoma" w:hAnsi="Tahoma" w:cs="Tahoma"/>
-        </w:rPr>
-      </w:pPr>
-      <w:r>
-        <w:rPr>
-          <w:noProof/>
-        </w:rPr>
-        <w:lastRenderedPageBreak/>
-        <w:pict w14:anchorId="13F68B72">
-          <v:shape id="_x0000_i15577" type="#_x0000_t75" style="width:222.9pt;height:318.05pt;visibility:visible">
-            <v:imagedata r:id="rId71" o:title=""/>
-          </v:shape>
-        </w:pict>
-      </w:r>
-    </w:p>
-    <w:p>
       <w:r>
         <w:t xml:space="preserve">There are several things you’ll need to change on this dialog. </w:t>
       </w:r>
@@ -7313,7 +7452,15 @@
     </w:p>
     <w:p>
       <w:r>
-        <w:t xml:space="preserve">Select one channel group, and include both channels in that group (for more on channel grouping and how channel groups are used to measure bearings to detected sounds, see the help file). </w:t>
+        <w:t xml:space="preserve">Select one channel </w:t>
+      </w:r>
+      <w:proofErr w:type="gramStart"/>
+      <w:r>
+        <w:t>group, and</w:t>
+      </w:r>
+      <w:proofErr w:type="gramEnd"/>
+      <w:r>
+        <w:t xml:space="preserve"> include both channels in that group (for more on channel grouping and how channel groups are used to measure bearings to detected sounds, see the help file). </w:t>
       </w:r>
     </w:p>
     <w:p>
@@ -7367,11 +7514,16 @@
         <w:t>…</w:t>
       </w:r>
       <w:r>
-        <w:t xml:space="preserve">  and save the configuration as “clickAndWhistleDetectors.psf</w:t>
+        <w:t xml:space="preserve">  and save the configuration as “</w:t>
+      </w:r>
+      <w:proofErr w:type="spellStart"/>
+      <w:r>
+        <w:t>clickAndWhistleDetectors.psf</w:t>
       </w:r>
       <w:r>
         <w:t>x</w:t>
       </w:r>
+      <w:proofErr w:type="spellEnd"/>
       <w:r>
         <w:t>”</w:t>
       </w:r>
@@ -7432,6 +7584,7 @@
       <w:r>
         <w:t xml:space="preserve"> and re-launch the application. Choose “</w:t>
       </w:r>
+      <w:proofErr w:type="spellStart"/>
       <w:r>
         <w:rPr>
           <w:b/>
@@ -7444,6 +7597,7 @@
         </w:rPr>
         <w:t>x</w:t>
       </w:r>
+      <w:proofErr w:type="spellEnd"/>
       <w:r>
         <w:t xml:space="preserve">” from the </w:t>
       </w:r>
@@ -7531,7 +7685,7 @@
       <w:r>
         <w:t xml:space="preserve">You’ve probably already got a </w:t>
       </w:r>
-      <w:hyperlink r:id="rId72" w:history="1">
+      <w:hyperlink r:id="rId71" w:history="1">
         <w:r>
           <w:rPr>
             <w:rStyle w:val="Hyperlink"/>
@@ -7583,12 +7737,21 @@
       <w:r>
         <w:t xml:space="preserve">Start detection </w:t>
       </w:r>
-      <w:r>
-        <w:rPr>
-          <w:b/>
-          <w:i/>
-        </w:rPr>
-        <w:t xml:space="preserve">Detection </w:t>
+      <w:proofErr w:type="spellStart"/>
+      <w:r>
+        <w:rPr>
+          <w:b/>
+          <w:i/>
+        </w:rPr>
+        <w:t>Detection</w:t>
+      </w:r>
+      <w:proofErr w:type="spellEnd"/>
+      <w:r>
+        <w:rPr>
+          <w:b/>
+          <w:i/>
+        </w:rPr>
+        <w:t xml:space="preserve"> </w:t>
       </w:r>
       <w:r>
         <w:rPr>
@@ -7602,10 +7765,22 @@
           <w:b/>
           <w:i/>
         </w:rPr>
-        <w:t xml:space="preserve"> Start</w:t>
-      </w:r>
-      <w:r>
-        <w:t xml:space="preserve">  and the two spectrogram panels will show the spectrogram data in real time.</w:t>
+        <w:t xml:space="preserve"> </w:t>
+      </w:r>
+      <w:proofErr w:type="gramStart"/>
+      <w:r>
+        <w:rPr>
+          <w:b/>
+          <w:i/>
+        </w:rPr>
+        <w:t>Start</w:t>
+      </w:r>
+      <w:r>
+        <w:t xml:space="preserve">  and</w:t>
+      </w:r>
+      <w:proofErr w:type="gramEnd"/>
+      <w:r>
+        <w:t xml:space="preserve"> the two spectrogram panels will show the spectrogram data in real time.</w:t>
       </w:r>
     </w:p>
     <w:p/>
@@ -7616,7 +7791,46 @@
         </w:rPr>
         <w:lastRenderedPageBreak/>
         <w:pict w14:anchorId="7450481D">
-          <v:shape id="_x0000_i15578" type="#_x0000_t75" style="width:467.05pt;height:262.95pt;visibility:visible">
+          <v:shape id="_x0000_i1059" type="#_x0000_t75" style="width:467.45pt;height:263.3pt;visibility:visible">
+            <v:imagedata r:id="rId72" o:title=""/>
+          </v:shape>
+        </w:pict>
+      </w:r>
+    </w:p>
+    <w:p>
+      <w:pPr>
+        <w:pStyle w:val="Caption"/>
+        <w:rPr>
+          <w:rFonts w:ascii="Tahoma" w:hAnsi="Tahoma" w:cs="Tahoma"/>
+        </w:rPr>
+      </w:pPr>
+      <w:r>
+        <w:t>Figure</w:t>
+      </w:r>
+      <w:r>
+        <w:t xml:space="preserve"> 22</w:t>
+      </w:r>
+      <w:r>
+        <w:t>. A Spectrogram panel display</w:t>
+      </w:r>
+    </w:p>
+    <w:p>
+      <w:r>
+        <w:t>To view the whistle contours on the display, right click anywhere on the spectrogram and select “Whistle and Moan Detector Connected Regions”.</w:t>
+      </w:r>
+    </w:p>
+    <w:p>
+      <w:r>
+        <w:t>Run the detector and you should get something looking like this:</w:t>
+      </w:r>
+    </w:p>
+    <w:p>
+      <w:r>
+        <w:rPr>
+          <w:noProof/>
+        </w:rPr>
+        <w:pict w14:anchorId="46EB671D">
+          <v:shape id="_x0000_i1060" type="#_x0000_t75" style="width:466.95pt;height:277.8pt;visibility:visible">
             <v:imagedata r:id="rId73" o:title=""/>
           </v:shape>
         </w:pict>
@@ -7624,51 +7838,17 @@
     </w:p>
     <w:p>
       <w:pPr>
-        <w:pStyle w:val="Caption"/>
-        <w:rPr>
-          <w:rFonts w:ascii="Tahoma" w:hAnsi="Tahoma" w:cs="Tahoma"/>
-        </w:rPr>
-      </w:pPr>
-      <w:r>
-        <w:t>Figure</w:t>
-      </w:r>
-      <w:r>
-        <w:t xml:space="preserve"> 22</w:t>
-      </w:r>
-      <w:r>
-        <w:t>. A Spectrogram panel display</w:t>
-      </w:r>
-    </w:p>
-    <w:p>
-      <w:r>
-        <w:t>To view the whistle contours on the display, right click anywhere on the spectrogram and select “Whistle and Moan Detector Connected Regions”.</w:t>
-      </w:r>
-    </w:p>
-    <w:p>
-      <w:r>
-        <w:t>Run the detector and you should get something looking like this:</w:t>
-      </w:r>
-    </w:p>
-    <w:p>
-      <w:r>
-        <w:rPr>
-          <w:noProof/>
-        </w:rPr>
-        <w:pict w14:anchorId="46EB671D">
-          <v:shape id="_x0000_i15579" type="#_x0000_t75" style="width:467.05pt;height:277.35pt;visibility:visible">
-            <v:imagedata r:id="rId74" o:title=""/>
-          </v:shape>
-        </w:pict>
-      </w:r>
-    </w:p>
-    <w:p>
-      <w:pPr>
         <w:pStyle w:val="Style1"/>
       </w:pPr>
       <w:bookmarkStart w:id="57" w:name="_Toc208400185"/>
       <w:bookmarkStart w:id="58" w:name="_Toc208406575"/>
-      <w:r>
-        <w:t>Mysticete Detection</w:t>
+      <w:proofErr w:type="spellStart"/>
+      <w:r>
+        <w:t>Mysticete</w:t>
+      </w:r>
+      <w:proofErr w:type="spellEnd"/>
+      <w:r>
+        <w:t xml:space="preserve"> Detection</w:t>
       </w:r>
       <w:bookmarkEnd w:id="57"/>
       <w:bookmarkEnd w:id="58"/>
@@ -7688,11 +7868,19 @@
       </w:r>
       <w:smartTag w:uri="urn:schemas-microsoft-com:office:smarttags" w:element="PersonName">
         <w:r>
-          <w:t>Dave Mellinger</w:t>
+          <w:t xml:space="preserve">Dave </w:t>
+        </w:r>
+        <w:proofErr w:type="spellStart"/>
+        <w:r>
+          <w:t>Mellinger</w:t>
         </w:r>
       </w:smartTag>
       <w:r>
-        <w:t>s Ishmael software.</w:t>
+        <w:t>s</w:t>
+      </w:r>
+      <w:proofErr w:type="spellEnd"/>
+      <w:r>
+        <w:t xml:space="preserve"> Ishmael software.</w:t>
       </w:r>
     </w:p>
     <w:p>
@@ -7731,7 +7919,31 @@
     <w:p>
       <w:r>
         <w:lastRenderedPageBreak/>
-        <w:t xml:space="preserve">The energy sum detector takes a spectrogram and sums the energy in a given frequency band. It’s sensitive to any sounds in that frequency band and would not, for example, be able to tell the difference between an upsweep and a downsweep. Energy sum detectors are extremely simple, but are good for making a first pass through a data set, highlighting areas that deserve closer scrutiny. </w:t>
+        <w:t xml:space="preserve">The energy sum detector takes a spectrogram and sums the energy </w:t>
+      </w:r>
+      <w:proofErr w:type="gramStart"/>
+      <w:r>
+        <w:t>in a given</w:t>
+      </w:r>
+      <w:proofErr w:type="gramEnd"/>
+      <w:r>
+        <w:t xml:space="preserve"> frequency band. It’s sensitive to any sounds in that frequency band and would not, for example, be able to tell the difference between an upsweep and a </w:t>
+      </w:r>
+      <w:proofErr w:type="spellStart"/>
+      <w:r>
+        <w:t>downsweep</w:t>
+      </w:r>
+      <w:proofErr w:type="spellEnd"/>
+      <w:r>
+        <w:t xml:space="preserve">. Energy sum detectors are extremely </w:t>
+      </w:r>
+      <w:proofErr w:type="gramStart"/>
+      <w:r>
+        <w:t>simple, but</w:t>
+      </w:r>
+      <w:proofErr w:type="gramEnd"/>
+      <w:r>
+        <w:t xml:space="preserve"> are good for making a first pass through a data set, highlighting areas that deserve closer scrutiny. </w:t>
       </w:r>
       <w:r>
         <w:t>(</w:t>
@@ -7745,7 +7957,23 @@
     </w:p>
     <w:p>
       <w:r>
-        <w:t xml:space="preserve">Spectrogram correlation also uses the output of a spectrogram, but rather than simply adding the energy in a given frequency band, the spectrogram ‘image’ is convolved with (multiplied by) a spectrogram image of a sample sound. The closer the match of the image to the sample sound, the higher the detector output. Spectrogram correlation detectors should be able to tell the difference between an upsweep and a downsweep. </w:t>
+        <w:t xml:space="preserve">Spectrogram correlation also uses the output of a spectrogram, but rather than simply adding the energy </w:t>
+      </w:r>
+      <w:proofErr w:type="gramStart"/>
+      <w:r>
+        <w:t>in a given</w:t>
+      </w:r>
+      <w:proofErr w:type="gramEnd"/>
+      <w:r>
+        <w:t xml:space="preserve"> frequency band, the spectrogram ‘image’ is convolved with (multiplied by) a spectrogram image of a sample sound. The closer the match of the image to the sample sound, the higher the detector output. Spectrogram correlation detectors should be able to tell the difference between an upsweep and a </w:t>
+      </w:r>
+      <w:proofErr w:type="spellStart"/>
+      <w:r>
+        <w:t>downsweep</w:t>
+      </w:r>
+      <w:proofErr w:type="spellEnd"/>
+      <w:r>
+        <w:t xml:space="preserve">. </w:t>
       </w:r>
       <w:r>
         <w:t>(</w:t>
@@ -7819,11 +8047,16 @@
       <w:r>
         <w:t xml:space="preserve"> file. This should be </w:t>
       </w:r>
+      <w:proofErr w:type="spellStart"/>
       <w:r>
         <w:t>repos</w:t>
       </w:r>
       <w:r>
-        <w:t xml:space="preserve">automatically loaded when you start the </w:t>
+        <w:t>automatically</w:t>
+      </w:r>
+      <w:proofErr w:type="spellEnd"/>
+      <w:r>
+        <w:t xml:space="preserve"> loaded when you start the </w:t>
       </w:r>
       <w:r>
         <w:t>PamTutorial2</w:t>
@@ -7838,7 +8071,15 @@
         <w:t>PAMGuard</w:t>
       </w:r>
       <w:r>
-        <w:t xml:space="preserve"> can analyse this low frequency sample file extremely quickly. To slow it down, so that you can see what’s going on on the screen, a playback module has been included in the configuration which plays the sounds at </w:t>
+        <w:t xml:space="preserve"> can analyse this low frequency sample file extremely quickly. To slow it down, so that you can see what’s going on </w:t>
+      </w:r>
+      <w:proofErr w:type="spellStart"/>
+      <w:r>
+        <w:t>on</w:t>
+      </w:r>
+      <w:proofErr w:type="spellEnd"/>
+      <w:r>
+        <w:t xml:space="preserve"> the screen, a playback module has been included in the configuration which plays the sounds at </w:t>
       </w:r>
       <w:r>
         <w:t>several</w:t>
@@ -7903,7 +8144,7 @@
         <w:rPr>
           <w:noProof/>
         </w:rPr>
-        <w:t>17</w:t>
+        <w:t>16</w:t>
       </w:r>
       <w:r>
         <w:fldChar w:fldCharType="end"/>
@@ -7919,7 +8160,95 @@
         </w:rPr>
         <w:lastRenderedPageBreak/>
         <w:pict w14:anchorId="4FDF90A3">
-          <v:shape id="_x0000_i15580" type="#_x0000_t75" style="width:241.05pt;height:418.85pt;visibility:visible">
+          <v:shape id="_x0000_i1061" type="#_x0000_t75" style="width:240.7pt;height:419.1pt;visibility:visible">
+            <v:imagedata r:id="rId74" o:title=""/>
+          </v:shape>
+        </w:pict>
+      </w:r>
+    </w:p>
+    <w:p>
+      <w:pPr>
+        <w:pStyle w:val="Caption"/>
+        <w:rPr>
+          <w:rFonts w:ascii="Tahoma" w:hAnsi="Tahoma" w:cs="Tahoma"/>
+        </w:rPr>
+      </w:pPr>
+      <w:bookmarkStart w:id="61" w:name="_Ref216017135"/>
+      <w:r>
+        <w:t xml:space="preserve">Figure </w:t>
+      </w:r>
+      <w:r>
+        <w:fldChar w:fldCharType="begin"/>
+      </w:r>
+      <w:r>
+        <w:instrText xml:space="preserve"> SEQ Figure \* ARABIC </w:instrText>
+      </w:r>
+      <w:r>
+        <w:fldChar w:fldCharType="separate"/>
+      </w:r>
+      <w:r>
+        <w:rPr>
+          <w:noProof/>
+        </w:rPr>
+        <w:t>16</w:t>
+      </w:r>
+      <w:r>
+        <w:fldChar w:fldCharType="end"/>
+      </w:r>
+      <w:bookmarkEnd w:id="61"/>
+      <w:r>
+        <w:t>. Energy sum configuration dialog.</w:t>
+      </w:r>
+    </w:p>
+    <w:p>
+      <w:r>
+        <w:t>From the spectrogram plug-in options</w:t>
+      </w:r>
+      <w:r>
+        <w:t xml:space="preserve"> (right click on the spectrogram display)</w:t>
+      </w:r>
+      <w:r>
+        <w:t>, select the ‘Ishmael energy Sum Graphics’ and start detection. You should see the detector output displayed below the spectrogram as</w:t>
+      </w:r>
+      <w:r>
+        <w:t xml:space="preserve"> shown</w:t>
+      </w:r>
+      <w:r>
+        <w:t xml:space="preserve"> in </w:t>
+      </w:r>
+      <w:r>
+        <w:fldChar w:fldCharType="begin"/>
+      </w:r>
+      <w:r>
+        <w:instrText xml:space="preserve"> REF _Ref216018046 \h </w:instrText>
+      </w:r>
+      <w:r>
+        <w:fldChar w:fldCharType="separate"/>
+      </w:r>
+      <w:r>
+        <w:t xml:space="preserve">Figure </w:t>
+      </w:r>
+      <w:r>
+        <w:rPr>
+          <w:noProof/>
+        </w:rPr>
+        <w:t>17</w:t>
+      </w:r>
+      <w:r>
+        <w:fldChar w:fldCharType="end"/>
+      </w:r>
+      <w:r>
+        <w:t xml:space="preserve">. </w:t>
+      </w:r>
+    </w:p>
+    <w:p>
+      <w:r>
+        <w:rPr>
+          <w:noProof/>
+        </w:rPr>
+        <w:lastRenderedPageBreak/>
+        <w:pict w14:anchorId="4EBC9388">
+          <v:shape id="_x0000_i1062" type="#_x0000_t75" style="width:468pt;height:263.3pt;visibility:visible">
             <v:imagedata r:id="rId75" o:title=""/>
           </v:shape>
         </w:pict>
@@ -7928,11 +8257,8 @@
     <w:p>
       <w:pPr>
         <w:pStyle w:val="Caption"/>
-        <w:rPr>
-          <w:rFonts w:ascii="Tahoma" w:hAnsi="Tahoma" w:cs="Tahoma"/>
-        </w:rPr>
-      </w:pPr>
-      <w:bookmarkStart w:id="61" w:name="_Ref216017135"/>
+      </w:pPr>
+      <w:bookmarkStart w:id="62" w:name="_Ref216018046"/>
       <w:r>
         <w:t xml:space="preserve">Figure </w:t>
       </w:r>
@@ -7954,32 +8280,33 @@
       <w:r>
         <w:fldChar w:fldCharType="end"/>
       </w:r>
-      <w:bookmarkEnd w:id="61"/>
-      <w:r>
-        <w:t>. Energy sum configuration dialog.</w:t>
-      </w:r>
-    </w:p>
-    <w:p>
-      <w:r>
-        <w:t>From the spectrogram plug-in options</w:t>
-      </w:r>
-      <w:r>
-        <w:t xml:space="preserve"> (right click on the spectrogram display)</w:t>
-      </w:r>
-      <w:r>
-        <w:t>, select the ‘Ishmael energy Sum Graphics’ and start detection. You should see the detector output displayed below the spectrogram as</w:t>
-      </w:r>
-      <w:r>
-        <w:t xml:space="preserve"> shown</w:t>
-      </w:r>
-      <w:r>
-        <w:t xml:space="preserve"> in </w:t>
+      <w:bookmarkEnd w:id="62"/>
+      <w:r>
+        <w:t>. Blue whale calls and Ishmael Energy sum detector output.</w:t>
+      </w:r>
+    </w:p>
+    <w:p/>
+    <w:p>
+      <w:pPr>
+        <w:pStyle w:val="Style2"/>
+      </w:pPr>
+      <w:bookmarkStart w:id="63" w:name="_Toc208400187"/>
+      <w:bookmarkStart w:id="64" w:name="_Toc208406577"/>
+      <w:r>
+        <w:t>Spectrogram Correlation Detector</w:t>
+      </w:r>
+      <w:bookmarkEnd w:id="63"/>
+      <w:bookmarkEnd w:id="64"/>
+    </w:p>
+    <w:p>
+      <w:r>
+        <w:t xml:space="preserve">From the File/Add Modules/Detectors… menu, add an Ishmael Spectrogram Correlation detector. From the settings menu, configure the module as shown in </w:t>
       </w:r>
       <w:r>
         <w:fldChar w:fldCharType="begin"/>
       </w:r>
       <w:r>
-        <w:instrText xml:space="preserve"> REF _Ref216018046 \h </w:instrText>
+        <w:instrText xml:space="preserve"> REF _Ref216018225 \h </w:instrText>
       </w:r>
       <w:r>
         <w:fldChar w:fldCharType="separate"/>
@@ -7997,17 +8324,16 @@
         <w:fldChar w:fldCharType="end"/>
       </w:r>
       <w:r>
-        <w:t xml:space="preserve">. </w:t>
-      </w:r>
-    </w:p>
-    <w:p>
-      <w:r>
-        <w:rPr>
-          <w:noProof/>
-        </w:rPr>
-        <w:lastRenderedPageBreak/>
-        <w:pict w14:anchorId="4EBC9388">
-          <v:shape id="_x0000_i15581" type="#_x0000_t75" style="width:468.3pt;height:262.95pt;visibility:visible">
+        <w:t>.</w:t>
+      </w:r>
+    </w:p>
+    <w:p>
+      <w:r>
+        <w:rPr>
+          <w:noProof/>
+        </w:rPr>
+        <w:pict w14:anchorId="3374ABD6">
+          <v:shape id="_x0000_i1063" type="#_x0000_t75" style="width:291.2pt;height:278.85pt;visibility:visible">
             <v:imagedata r:id="rId76" o:title=""/>
           </v:shape>
         </w:pict>
@@ -8017,7 +8343,7 @@
       <w:pPr>
         <w:pStyle w:val="Caption"/>
       </w:pPr>
-      <w:bookmarkStart w:id="62" w:name="_Ref216018046"/>
+      <w:bookmarkStart w:id="65" w:name="_Ref216018225"/>
       <w:r>
         <w:t xml:space="preserve">Figure </w:t>
       </w:r>
@@ -8039,33 +8365,20 @@
       <w:r>
         <w:fldChar w:fldCharType="end"/>
       </w:r>
-      <w:bookmarkEnd w:id="62"/>
-      <w:r>
-        <w:t>. Blue whale calls and Ishmael Energy sum detector output.</w:t>
-      </w:r>
-    </w:p>
-    <w:p/>
-    <w:p>
-      <w:pPr>
-        <w:pStyle w:val="Style2"/>
-      </w:pPr>
-      <w:bookmarkStart w:id="63" w:name="_Toc208400187"/>
-      <w:bookmarkStart w:id="64" w:name="_Toc208406577"/>
-      <w:r>
-        <w:t>Spectrogram Correlation Detector</w:t>
-      </w:r>
-      <w:bookmarkEnd w:id="63"/>
-      <w:bookmarkEnd w:id="64"/>
-    </w:p>
-    <w:p>
-      <w:r>
-        <w:t xml:space="preserve">From the File/Add Modules/Detectors… menu, add an Ishmael Spectrogram Correlation detector. From the settings menu, configure the module as shown in </w:t>
+      <w:bookmarkEnd w:id="65"/>
+      <w:r>
+        <w:t>. Spectrogram Correlation configuration dialog.</w:t>
+      </w:r>
+    </w:p>
+    <w:p>
+      <w:r>
+        <w:t>Select the appropriate plug in for the spectrogram display and run the detector again (</w:t>
       </w:r>
       <w:r>
         <w:fldChar w:fldCharType="begin"/>
       </w:r>
       <w:r>
-        <w:instrText xml:space="preserve"> REF _Ref216018225 \h </w:instrText>
+        <w:instrText xml:space="preserve"> REF _Ref216018334 \h </w:instrText>
       </w:r>
       <w:r>
         <w:fldChar w:fldCharType="separate"/>
@@ -8083,16 +8396,17 @@
         <w:fldChar w:fldCharType="end"/>
       </w:r>
       <w:r>
-        <w:t>.</w:t>
-      </w:r>
-    </w:p>
-    <w:p>
-      <w:r>
-        <w:rPr>
-          <w:noProof/>
-        </w:rPr>
-        <w:pict w14:anchorId="3374ABD6">
-          <v:shape id="_x0000_i15582" type="#_x0000_t75" style="width:291.15pt;height:278.6pt;visibility:visible">
+        <w:t xml:space="preserve">). </w:t>
+      </w:r>
+    </w:p>
+    <w:p>
+      <w:r>
+        <w:rPr>
+          <w:noProof/>
+        </w:rPr>
+        <w:lastRenderedPageBreak/>
+        <w:pict w14:anchorId="1DF10C02">
+          <v:shape id="_x0000_i1064" type="#_x0000_t75" style="width:420.2pt;height:250.95pt;visibility:visible">
             <v:imagedata r:id="rId77" o:title=""/>
           </v:shape>
         </w:pict>
@@ -8102,7 +8416,7 @@
       <w:pPr>
         <w:pStyle w:val="Caption"/>
       </w:pPr>
-      <w:bookmarkStart w:id="65" w:name="_Ref216018225"/>
+      <w:bookmarkStart w:id="66" w:name="_Ref216018334"/>
       <w:r>
         <w:t xml:space="preserve">Figure </w:t>
       </w:r>
@@ -8124,20 +8438,42 @@
       <w:r>
         <w:fldChar w:fldCharType="end"/>
       </w:r>
-      <w:bookmarkEnd w:id="65"/>
-      <w:r>
-        <w:t>. Spectrogram Correlation configuration dialog.</w:t>
-      </w:r>
-    </w:p>
-    <w:p>
-      <w:r>
-        <w:t>Select the appropriate plug in for the spectrogram display and run the detector again (</w:t>
+      <w:bookmarkEnd w:id="66"/>
+      <w:r>
+        <w:t>. Blue whale calls and Ishmael Spectrogram Correlation detector output.</w:t>
+      </w:r>
+    </w:p>
+    <w:p/>
+    <w:p>
+      <w:pPr>
+        <w:pStyle w:val="Style2"/>
+      </w:pPr>
+      <w:bookmarkStart w:id="67" w:name="_Toc208400188"/>
+      <w:bookmarkStart w:id="68" w:name="_Toc208406578"/>
+      <w:r>
+        <w:t>Ishmael Matched Filter detector.</w:t>
+      </w:r>
+      <w:bookmarkEnd w:id="67"/>
+      <w:bookmarkEnd w:id="68"/>
+      <w:r>
+        <w:t xml:space="preserve"> </w:t>
+      </w:r>
+    </w:p>
+    <w:p>
+      <w:r>
+        <w:t xml:space="preserve">From the File/Add Modules/Detectors… menu, add an Ishmael </w:t>
+      </w:r>
+      <w:r>
+        <w:t>Matched Filtering</w:t>
+      </w:r>
+      <w:r>
+        <w:t xml:space="preserve"> detector. From the settings menu, configure the module as shown in </w:t>
       </w:r>
       <w:r>
         <w:fldChar w:fldCharType="begin"/>
       </w:r>
       <w:r>
-        <w:instrText xml:space="preserve"> REF _Ref216018334 \h </w:instrText>
+        <w:instrText xml:space="preserve"> REF _Ref216018515 \h </w:instrText>
       </w:r>
       <w:r>
         <w:fldChar w:fldCharType="separate"/>
@@ -8155,17 +8491,16 @@
         <w:fldChar w:fldCharType="end"/>
       </w:r>
       <w:r>
-        <w:t xml:space="preserve">). </w:t>
-      </w:r>
-    </w:p>
-    <w:p>
-      <w:r>
-        <w:rPr>
-          <w:noProof/>
-        </w:rPr>
-        <w:lastRenderedPageBreak/>
-        <w:pict w14:anchorId="1DF10C02">
-          <v:shape id="_x0000_i15583" type="#_x0000_t75" style="width:420.1pt;height:251.05pt;visibility:visible">
+        <w:t xml:space="preserve">. Note that the name of the kernel sound file is blueTemplate.wav and is included with the tutorial dataset. </w:t>
+      </w:r>
+    </w:p>
+    <w:p>
+      <w:r>
+        <w:rPr>
+          <w:noProof/>
+        </w:rPr>
+        <w:pict w14:anchorId="43666558">
+          <v:shape id="_x0000_i1065" type="#_x0000_t75" style="width:354.1pt;height:252.55pt;visibility:visible">
             <v:imagedata r:id="rId78" o:title=""/>
           </v:shape>
         </w:pict>
@@ -8175,7 +8510,7 @@
       <w:pPr>
         <w:pStyle w:val="Caption"/>
       </w:pPr>
-      <w:bookmarkStart w:id="66" w:name="_Ref216018334"/>
+      <w:bookmarkStart w:id="69" w:name="_Ref216018515"/>
       <w:r>
         <w:t xml:space="preserve">Figure </w:t>
       </w:r>
@@ -8197,69 +8532,62 @@
       <w:r>
         <w:fldChar w:fldCharType="end"/>
       </w:r>
-      <w:bookmarkEnd w:id="66"/>
-      <w:r>
-        <w:t>. Blue whale calls and Ishmael Spectrogram Correlation detector output.</w:t>
-      </w:r>
+      <w:bookmarkEnd w:id="69"/>
+      <w:r>
+        <w:t>. Matched Filter configuration dialog.</w:t>
+      </w:r>
+    </w:p>
+    <w:p>
+      <w:r>
+        <w:t>Select the appropriate plug in for the spectrogram display and run the detector again (</w:t>
+      </w:r>
+      <w:r>
+        <w:fldChar w:fldCharType="begin"/>
+      </w:r>
+      <w:r>
+        <w:instrText xml:space="preserve"> REF _Ref216018609 \h </w:instrText>
+      </w:r>
+      <w:r>
+        <w:fldChar w:fldCharType="separate"/>
+      </w:r>
+      <w:r>
+        <w:t xml:space="preserve">Figure </w:t>
+      </w:r>
+      <w:r>
+        <w:rPr>
+          <w:noProof/>
+        </w:rPr>
+        <w:t>21</w:t>
+      </w:r>
+      <w:r>
+        <w:fldChar w:fldCharType="end"/>
+      </w:r>
+      <w:r>
+        <w:t xml:space="preserve">). The output of the detector is a number varying between 0 and 1. Note that the peak detector output corresponding to the second call reaches this value. This is because the template for the matched filter was taken </w:t>
+      </w:r>
+      <w:proofErr w:type="gramStart"/>
+      <w:r>
+        <w:t>from this second call,</w:t>
+      </w:r>
+      <w:proofErr w:type="gramEnd"/>
+      <w:r>
+        <w:t xml:space="preserve"> to the match is </w:t>
+      </w:r>
+      <w:proofErr w:type="gramStart"/>
+      <w:r>
+        <w:t>perfect !</w:t>
+      </w:r>
+      <w:proofErr w:type="gramEnd"/>
     </w:p>
     <w:p/>
     <w:p>
-      <w:pPr>
-        <w:pStyle w:val="Style2"/>
-      </w:pPr>
-      <w:bookmarkStart w:id="67" w:name="_Toc208400188"/>
-      <w:bookmarkStart w:id="68" w:name="_Toc208406578"/>
-      <w:r>
-        <w:t>Ishmael Matched Filter detector.</w:t>
-      </w:r>
-      <w:bookmarkEnd w:id="67"/>
-      <w:bookmarkEnd w:id="68"/>
-      <w:r>
-        <w:t xml:space="preserve"> </w:t>
-      </w:r>
-    </w:p>
-    <w:p>
-      <w:r>
-        <w:t xml:space="preserve">From the File/Add Modules/Detectors… menu, add an Ishmael </w:t>
-      </w:r>
-      <w:r>
-        <w:t>Matched Filtering</w:t>
-      </w:r>
-      <w:r>
-        <w:t xml:space="preserve"> detector. From the settings menu, configure the module as shown in </w:t>
-      </w:r>
-      <w:r>
-        <w:fldChar w:fldCharType="begin"/>
-      </w:r>
-      <w:r>
-        <w:instrText xml:space="preserve"> REF _Ref216018515 \h </w:instrText>
-      </w:r>
-      <w:r>
-        <w:fldChar w:fldCharType="separate"/>
-      </w:r>
-      <w:r>
-        <w:t xml:space="preserve">Figure </w:t>
-      </w:r>
-      <w:r>
-        <w:rPr>
-          <w:noProof/>
-        </w:rPr>
-        <w:t>21</w:t>
-      </w:r>
-      <w:r>
-        <w:fldChar w:fldCharType="end"/>
-      </w:r>
-      <w:r>
-        <w:t xml:space="preserve">. Note that the name of the kernel sound file is blueTemplate.wav and is included with the tutorial dataset. </w:t>
-      </w:r>
-    </w:p>
-    <w:p>
-      <w:r>
-        <w:rPr>
-          <w:noProof/>
-        </w:rPr>
-        <w:pict w14:anchorId="43666558">
-          <v:shape id="_x0000_i15584" type="#_x0000_t75" style="width:353.75pt;height:252.3pt;visibility:visible">
+      <w:r>
+        <w:rPr>
+          <w:noProof/>
+        </w:rPr>
+        <w:lastRenderedPageBreak/>
+        <w:pict w14:anchorId="4A4AB8C9">
+          <v:shape id="_x0000_i1066" type="#_x0000_t75" style="width:468pt;height:279.4pt;visibility:visible">
             <v:imagedata r:id="rId79" o:title=""/>
           </v:shape>
         </w:pict>
@@ -8269,7 +8597,7 @@
       <w:pPr>
         <w:pStyle w:val="Caption"/>
       </w:pPr>
-      <w:bookmarkStart w:id="69" w:name="_Ref216018515"/>
+      <w:bookmarkStart w:id="70" w:name="_Ref216018609"/>
       <w:r>
         <w:t xml:space="preserve">Figure </w:t>
       </w:r>
@@ -8291,685 +8619,730 @@
       <w:r>
         <w:fldChar w:fldCharType="end"/>
       </w:r>
-      <w:bookmarkEnd w:id="69"/>
-      <w:r>
-        <w:t>. Matched Filter configuration dialog.</w:t>
-      </w:r>
-    </w:p>
-    <w:p>
-      <w:r>
-        <w:t>Select the appropriate plug in for the spectrogram display and run the detector again (</w:t>
-      </w:r>
-      <w:r>
-        <w:fldChar w:fldCharType="begin"/>
-      </w:r>
-      <w:r>
-        <w:instrText xml:space="preserve"> REF _Ref216018609 \h </w:instrText>
-      </w:r>
-      <w:r>
-        <w:fldChar w:fldCharType="separate"/>
-      </w:r>
-      <w:r>
-        <w:t xml:space="preserve">Figure </w:t>
-      </w:r>
-      <w:r>
-        <w:rPr>
-          <w:noProof/>
-        </w:rPr>
-        <w:t>22</w:t>
-      </w:r>
-      <w:r>
-        <w:fldChar w:fldCharType="end"/>
-      </w:r>
-      <w:r>
-        <w:t>). The output of the detector is a number varying between 0 and 1. Note that the peak detector output corresponding to the second call reaches this value. This is because the template for the matched filter was taken from this second call, to the match is perfect !</w:t>
+      <w:bookmarkEnd w:id="70"/>
+      <w:r>
+        <w:t>.</w:t>
+      </w:r>
+      <w:r>
+        <w:t xml:space="preserve"> </w:t>
+      </w:r>
+      <w:r>
+        <w:t>whale calls and Ishmael Matched Filter detector output</w:t>
       </w:r>
     </w:p>
     <w:p/>
     <w:p>
-      <w:r>
-        <w:rPr>
-          <w:noProof/>
-        </w:rPr>
+      <w:pPr>
+        <w:pStyle w:val="Style2"/>
+      </w:pPr>
+      <w:bookmarkStart w:id="71" w:name="_Toc208400189"/>
+      <w:bookmarkStart w:id="72" w:name="_Toc208406579"/>
+      <w:r>
+        <w:t>Compare the three detectors</w:t>
+      </w:r>
+      <w:bookmarkEnd w:id="71"/>
+      <w:bookmarkEnd w:id="72"/>
+    </w:p>
+    <w:p>
+      <w:r>
+        <w:t xml:space="preserve">You should easily be able to run all three detectors simultaneously and display the plug ins for each at the bottom of the spectrogram. Which detector is </w:t>
+      </w:r>
+      <w:proofErr w:type="gramStart"/>
+      <w:r>
+        <w:t>best ?</w:t>
+      </w:r>
+      <w:proofErr w:type="gramEnd"/>
+      <w:r>
+        <w:t xml:space="preserve"> The answer is that it’s impossible to say unless you test them with multiple sound files containing both blue whale calls and a variety of noise sources, count the number of false detections and the number of missed detections for varying detection thresholds and create ROC curves for the three detectors. </w:t>
+      </w:r>
+    </w:p>
+    <w:p>
+      <w:pPr>
+        <w:pStyle w:val="Style2"/>
+      </w:pPr>
+      <w:bookmarkStart w:id="73" w:name="_Toc208400190"/>
+      <w:bookmarkStart w:id="74" w:name="_Toc208406580"/>
+      <w:r>
+        <w:t>Set up the detectors for different species</w:t>
+      </w:r>
+      <w:bookmarkEnd w:id="73"/>
+      <w:bookmarkEnd w:id="74"/>
+    </w:p>
+    <w:p>
+      <w:r>
+        <w:t xml:space="preserve">Try the detectors with some of the other blue whale and humpback sound files. Try to reconfigure the energy sum and spectrogram correlation detectors for some of the other sounds files. You will be able to test the matched filter on other sound </w:t>
+      </w:r>
+      <w:proofErr w:type="gramStart"/>
+      <w:r>
+        <w:t>files, but</w:t>
+      </w:r>
+      <w:proofErr w:type="gramEnd"/>
+      <w:r>
+        <w:t xml:space="preserve"> will not be able to reconfigure it since the creation of a suitable template file is beyond the scope of this tutorial. </w:t>
+      </w:r>
+    </w:p>
+    <w:p>
+      <w:r>
+        <w:t xml:space="preserve">Try </w:t>
+      </w:r>
+      <w:r>
+        <w:t xml:space="preserve">to configure energy sum and spectrogram correlation detectors for some of the sperm whale and whistle files in the tutorial dataset. </w:t>
+      </w:r>
+    </w:p>
+    <w:p/>
+    <w:p/>
+    <w:p>
+      <w:pPr>
+        <w:pStyle w:val="Style1"/>
+      </w:pPr>
+      <w:bookmarkStart w:id="75" w:name="_Ref253572679"/>
+      <w:bookmarkStart w:id="76" w:name="_Toc208400191"/>
+      <w:bookmarkStart w:id="77" w:name="_Toc208406581"/>
+      <w:r>
+        <w:t>Use the</w:t>
+      </w:r>
+      <w:r>
+        <w:t xml:space="preserve"> Whistle and Moan Detector</w:t>
+      </w:r>
+      <w:bookmarkEnd w:id="75"/>
+      <w:r>
+        <w:t xml:space="preserve"> to detect Baleen whale calls.</w:t>
+      </w:r>
+      <w:bookmarkEnd w:id="76"/>
+      <w:bookmarkEnd w:id="77"/>
+      <w:r>
+        <w:t xml:space="preserve"> </w:t>
+      </w:r>
+    </w:p>
+    <w:p>
+      <w:pPr>
+        <w:pStyle w:val="Caption"/>
+      </w:pPr>
+      <w:r>
+        <w:t>Go back to one of the con</w:t>
+      </w:r>
+      <w:r>
+        <w:t xml:space="preserve">figurations you were using to detect Baleen whale sounds with the Ishmael detectors and try to set up the Whistle and Moan detector to find these sounds as well. </w:t>
+      </w:r>
+    </w:p>
+    <w:p>
+      <w:pPr>
+        <w:pStyle w:val="Style1"/>
+      </w:pPr>
+      <w:bookmarkStart w:id="78" w:name="_Toc208400192"/>
+      <w:bookmarkStart w:id="79" w:name="_Toc208406582"/>
+      <w:r>
+        <w:t>Advanced display features</w:t>
+      </w:r>
+      <w:bookmarkEnd w:id="78"/>
+      <w:bookmarkEnd w:id="79"/>
+    </w:p>
+    <w:p>
+      <w:r>
+        <w:t>Ther</w:t>
+      </w:r>
+      <w:r>
+        <w:t xml:space="preserve">e are </w:t>
+      </w:r>
+      <w:r>
+        <w:t xml:space="preserve">more </w:t>
+      </w:r>
+      <w:r>
+        <w:t xml:space="preserve">display types available in </w:t>
+      </w:r>
+      <w:r>
+        <w:t>PAMGuard</w:t>
+      </w:r>
+      <w:r>
+        <w:t xml:space="preserve"> which will be explored here</w:t>
+      </w:r>
+      <w:r>
+        <w:t>.</w:t>
+      </w:r>
+      <w:r>
+        <w:t xml:space="preserve"> </w:t>
+      </w:r>
+    </w:p>
+    <w:p>
+      <w:pPr>
+        <w:pStyle w:val="Style2"/>
+      </w:pPr>
+      <w:bookmarkStart w:id="80" w:name="_Toc208400193"/>
+      <w:bookmarkStart w:id="81" w:name="_Toc208406583"/>
+      <w:r>
         <w:lastRenderedPageBreak/>
-        <w:pict w14:anchorId="4A4AB8C9">
-          <v:shape id="_x0000_i15585" type="#_x0000_t75" style="width:467.7pt;height:279.25pt;visibility:visible">
+        <w:t xml:space="preserve">Adding </w:t>
+      </w:r>
+      <w:r>
+        <w:t>further</w:t>
+      </w:r>
+      <w:r>
+        <w:t xml:space="preserve"> displays to Spectrogram Panel</w:t>
+      </w:r>
+      <w:r>
+        <w:t>s</w:t>
+      </w:r>
+      <w:bookmarkEnd w:id="80"/>
+      <w:bookmarkEnd w:id="81"/>
+    </w:p>
+    <w:p>
+      <w:r>
+        <w:t>It is often useful to view multiple data and detection types simultaneously</w:t>
+      </w:r>
+      <w:r>
+        <w:t xml:space="preserve">. </w:t>
+      </w:r>
+      <w:r>
+        <w:t xml:space="preserve">For example, various detector modules active in </w:t>
+      </w:r>
+      <w:r>
+        <w:t>PAMGuard</w:t>
+      </w:r>
+      <w:r>
+        <w:t xml:space="preserve"> can draw detections on the Spectrogram panels. While detection is running, right-click over a spectrogram panel and choose “Clicks”. Detected clicks will now be plotted on the panel as red circles on the top of the plot. </w:t>
+      </w:r>
+    </w:p>
+    <w:p>
+      <w:pPr>
+        <w:rPr>
+          <w:b/>
+        </w:rPr>
+      </w:pPr>
+      <w:r>
+        <w:t xml:space="preserve">In addition, </w:t>
+      </w:r>
+      <w:r>
+        <w:t xml:space="preserve">plots can be added to the bottom of the Spectrogram panel. Right-click over the spectrogram display and choose </w:t>
+      </w:r>
+      <w:r>
+        <w:rPr>
+          <w:i/>
+        </w:rPr>
+        <w:t>Settings…</w:t>
+      </w:r>
+      <w:r>
+        <w:t xml:space="preserve"> from the menu. Now click on the </w:t>
+      </w:r>
+      <w:r>
+        <w:rPr>
+          <w:b/>
+          <w:i/>
+        </w:rPr>
+        <w:t>Plug-in</w:t>
+      </w:r>
+      <w:r>
+        <w:rPr>
+          <w:i/>
+        </w:rPr>
+        <w:t xml:space="preserve"> </w:t>
+      </w:r>
+      <w:r>
+        <w:t>tab.</w:t>
+      </w:r>
+      <w:r>
+        <w:t xml:space="preserve"> Select additional plug</w:t>
+      </w:r>
+      <w:r>
+        <w:t>-</w:t>
+      </w:r>
+      <w:r>
+        <w:t xml:space="preserve">in display panels by clicking on the check boxes for </w:t>
+      </w:r>
+      <w:r>
+        <w:rPr>
+          <w:b/>
+          <w:i/>
+        </w:rPr>
+        <w:t>Raw input data from Sound1</w:t>
+      </w:r>
+      <w:r>
+        <w:rPr>
+          <w:b/>
+        </w:rPr>
+        <w:t xml:space="preserve"> </w:t>
+      </w:r>
+      <w:r>
+        <w:t xml:space="preserve">and </w:t>
+      </w:r>
+      <w:r>
+        <w:rPr>
+          <w:b/>
+          <w:i/>
+        </w:rPr>
+        <w:t xml:space="preserve">Click Detector </w:t>
+      </w:r>
+      <w:r>
+        <w:rPr>
+          <w:b/>
+          <w:i/>
+        </w:rPr>
+        <w:sym w:font="Symbol" w:char="F0DE"/>
+      </w:r>
+      <w:r>
+        <w:rPr>
+          <w:b/>
+          <w:i/>
+        </w:rPr>
+        <w:t xml:space="preserve"> </w:t>
+      </w:r>
+      <w:r>
+        <w:rPr>
+          <w:b/>
+          <w:i/>
+        </w:rPr>
+        <w:t>Click Detector 1</w:t>
+      </w:r>
+      <w:r>
+        <w:rPr>
+          <w:b/>
+        </w:rPr>
+        <w:t xml:space="preserve">. Click </w:t>
+      </w:r>
+      <w:r>
+        <w:rPr>
+          <w:b/>
+          <w:i/>
+        </w:rPr>
+        <w:t>OK</w:t>
+      </w:r>
+      <w:r>
+        <w:rPr>
+          <w:b/>
+        </w:rPr>
+        <w:t xml:space="preserve">. </w:t>
+      </w:r>
+    </w:p>
+    <w:p/>
+    <w:p>
+      <w:r>
+        <w:rPr>
+          <w:noProof/>
+        </w:rPr>
+        <w:pict w14:anchorId="2F9FCC5D">
+          <v:shape id="_x0000_i1067" type="#_x0000_t75" style="width:467.45pt;height:260.05pt;visibility:visible">
             <v:imagedata r:id="rId80" o:title=""/>
           </v:shape>
         </w:pict>
       </w:r>
     </w:p>
+    <w:p/>
     <w:p>
       <w:pPr>
         <w:pStyle w:val="Caption"/>
       </w:pPr>
-      <w:bookmarkStart w:id="70" w:name="_Ref216018609"/>
       <w:r>
         <w:t xml:space="preserve">Figure </w:t>
       </w:r>
       <w:r>
-        <w:fldChar w:fldCharType="begin"/>
-      </w:r>
-      <w:r>
-        <w:instrText xml:space="preserve"> SEQ Figure \* ARABIC </w:instrText>
-      </w:r>
-      <w:r>
-        <w:fldChar w:fldCharType="separate"/>
-      </w:r>
-      <w:r>
-        <w:rPr>
-          <w:noProof/>
-        </w:rPr>
-        <w:t>22</w:t>
-      </w:r>
-      <w:r>
-        <w:fldChar w:fldCharType="end"/>
-      </w:r>
-      <w:bookmarkEnd w:id="70"/>
+        <w:t>24</w:t>
+      </w:r>
+      <w:r>
+        <w:t xml:space="preserve">. Raw data and Click Detector </w:t>
+      </w:r>
+      <w:r>
+        <w:t>plugin</w:t>
+      </w:r>
+      <w:r>
+        <w:t xml:space="preserve"> panels added to a spectrogram display</w:t>
+      </w:r>
+    </w:p>
+    <w:p/>
+    <w:p>
+      <w:r>
+        <w:t xml:space="preserve">As illustrated in the figure above, the raw sound waveforms are plotted </w:t>
+      </w:r>
+      <w:proofErr w:type="gramStart"/>
+      <w:r>
+        <w:t>and also</w:t>
+      </w:r>
+      <w:proofErr w:type="gramEnd"/>
+      <w:r>
+        <w:t xml:space="preserve"> a compact version of the </w:t>
+      </w:r>
+      <w:r>
+        <w:t>Click Detector</w:t>
+      </w:r>
+      <w:r>
+        <w:t xml:space="preserve"> display is shown.</w:t>
+      </w:r>
+    </w:p>
+    <w:p>
+      <w:pPr>
+        <w:pStyle w:val="Style2"/>
+      </w:pPr>
+      <w:bookmarkStart w:id="82" w:name="_Toc208400194"/>
+      <w:bookmarkStart w:id="83" w:name="_Toc208406584"/>
+      <w:r>
+        <w:t>Adding a Radar Display to the User Display panel</w:t>
+      </w:r>
+      <w:bookmarkEnd w:id="82"/>
+      <w:bookmarkEnd w:id="83"/>
+    </w:p>
+    <w:p>
+      <w:r>
+        <w:t xml:space="preserve">We will now add a </w:t>
+      </w:r>
+      <w:hyperlink r:id="rId81" w:history="1">
+        <w:r>
+          <w:rPr>
+            <w:rStyle w:val="Hyperlink"/>
+          </w:rPr>
+          <w:t>“Radar” type display</w:t>
+        </w:r>
+      </w:hyperlink>
+      <w:r>
+        <w:t xml:space="preserve"> to the User Display</w:t>
+      </w:r>
+      <w:r>
+        <w:t xml:space="preserve">. </w:t>
+      </w:r>
+      <w:r>
+        <w:t>Radar display windows can be used to display range</w:t>
+      </w:r>
+      <w:r>
+        <w:t>, amplitude</w:t>
+      </w:r>
+      <w:r>
+        <w:t xml:space="preserve"> and bearing i</w:t>
+      </w:r>
+      <w:r>
+        <w:t xml:space="preserve">nformation to detected </w:t>
+      </w:r>
+      <w:r>
+        <w:t>sounds. To</w:t>
+      </w:r>
+      <w:r>
+        <w:t xml:space="preserve"> add the Radar Display to the User Display panel </w:t>
+      </w:r>
+      <w:r>
+        <w:rPr>
+          <w:b/>
+          <w:i/>
+        </w:rPr>
+        <w:t>User Display 1</w:t>
+      </w:r>
+      <w:r>
+        <w:rPr>
+          <w:b/>
+        </w:rPr>
+        <w:t>,</w:t>
+      </w:r>
+      <w:r>
+        <w:t xml:space="preserve"> select </w:t>
+      </w:r>
+      <w:r>
+        <w:rPr>
+          <w:b/>
+        </w:rPr>
+        <w:t xml:space="preserve">the </w:t>
+      </w:r>
+      <w:r>
+        <w:rPr>
+          <w:b/>
+          <w:i/>
+        </w:rPr>
+        <w:t>User Display 1</w:t>
+      </w:r>
+      <w:r>
+        <w:t xml:space="preserve"> tab on the tab panel selector. Select </w:t>
+      </w:r>
+      <w:r>
+        <w:rPr>
+          <w:b/>
+          <w:i/>
+        </w:rPr>
+        <w:t>User Display</w:t>
+      </w:r>
+      <w:r>
+        <w:rPr>
+          <w:b/>
+          <w:i/>
+        </w:rPr>
+        <w:t xml:space="preserve"> </w:t>
+      </w:r>
+      <w:r>
+        <w:rPr>
+          <w:b/>
+          <w:i/>
+        </w:rPr>
+        <w:sym w:font="Symbol" w:char="F0DE"/>
+      </w:r>
+      <w:r>
+        <w:rPr>
+          <w:b/>
+          <w:i/>
+        </w:rPr>
+        <w:t xml:space="preserve"> </w:t>
+      </w:r>
+      <w:r>
+        <w:rPr>
+          <w:b/>
+          <w:i/>
+        </w:rPr>
+        <w:t xml:space="preserve"> New Radar display</w:t>
+      </w:r>
+      <w:r>
+        <w:rPr>
+          <w:i/>
+        </w:rPr>
+        <w:t>…</w:t>
+      </w:r>
+      <w:r>
+        <w:t xml:space="preserve"> from the main menu. </w:t>
+      </w:r>
+    </w:p>
+    <w:p>
+      <w:r>
+        <w:t>Since many detectors, particularly those using simple linear hydrophone</w:t>
+      </w:r>
+      <w:r>
+        <w:t xml:space="preserve"> array</w:t>
+      </w:r>
+      <w:r>
+        <w:t xml:space="preserve">s, produce ambiguous bearing information, it is possible to display either the full display or only one half of the display. </w:t>
+      </w:r>
+      <w:r>
+        <w:t xml:space="preserve">  </w:t>
+      </w:r>
+      <w:r>
+        <w:t xml:space="preserve">We will display a half display called </w:t>
+      </w:r>
+      <w:r>
+        <w:rPr>
+          <w:i/>
+        </w:rPr>
+        <w:t>RD1</w:t>
+      </w:r>
+      <w:r>
+        <w:t xml:space="preserve">, so type in the name </w:t>
+      </w:r>
+      <w:r>
+        <w:t xml:space="preserve">and select </w:t>
+      </w:r>
+      <w:r>
+        <w:rPr>
+          <w:b/>
+          <w:i/>
+        </w:rPr>
+        <w:t>Right half only</w:t>
+      </w:r>
+      <w:r>
+        <w:t xml:space="preserve"> from the Style option drop-down list. Once the Radar Display is on </w:t>
+      </w:r>
+      <w:r>
+        <w:t>User Display 1</w:t>
+      </w:r>
+      <w:r>
+        <w:t xml:space="preserve">, select, </w:t>
+      </w:r>
+      <w:r>
+        <w:rPr>
+          <w:b/>
+          <w:i/>
+        </w:rPr>
+        <w:t>User Display</w:t>
+      </w:r>
+      <w:r>
+        <w:rPr>
+          <w:b/>
+          <w:i/>
+        </w:rPr>
+        <w:t xml:space="preserve"> </w:t>
+      </w:r>
+      <w:r>
+        <w:rPr>
+          <w:b/>
+          <w:i/>
+        </w:rPr>
+        <w:sym w:font="Symbol" w:char="F0DE"/>
+      </w:r>
+      <w:r>
+        <w:rPr>
+          <w:b/>
+          <w:i/>
+        </w:rPr>
+        <w:t xml:space="preserve"> </w:t>
+      </w:r>
+      <w:r>
+        <w:rPr>
+          <w:b/>
+          <w:i/>
+        </w:rPr>
+        <w:t xml:space="preserve"> Arrange Windows…</w:t>
+      </w:r>
+      <w:r>
+        <w:rPr>
+          <w:b/>
+          <w:i/>
+        </w:rPr>
+        <w:t xml:space="preserve"> </w:t>
+      </w:r>
+      <w:r>
+        <w:rPr>
+          <w:b/>
+          <w:i/>
+        </w:rPr>
+        <w:sym w:font="Symbol" w:char="F0DE"/>
+      </w:r>
+      <w:r>
+        <w:rPr>
+          <w:b/>
+          <w:i/>
+        </w:rPr>
+        <w:t xml:space="preserve"> </w:t>
+      </w:r>
+      <w:r>
+        <w:rPr>
+          <w:b/>
+          <w:i/>
+        </w:rPr>
+        <w:t>Tile</w:t>
+      </w:r>
+      <w:r>
+        <w:rPr>
+          <w:b/>
+        </w:rPr>
+        <w:t xml:space="preserve"> </w:t>
+      </w:r>
+      <w:proofErr w:type="gramStart"/>
+      <w:r>
+        <w:rPr>
+          <w:b/>
+          <w:i/>
+        </w:rPr>
+        <w:t>Vertical</w:t>
+      </w:r>
+      <w:r>
+        <w:rPr>
+          <w:b/>
+        </w:rPr>
+        <w:t xml:space="preserve"> </w:t>
+      </w:r>
+      <w:r>
+        <w:rPr>
+          <w:b/>
+        </w:rPr>
+        <w:t xml:space="preserve"> </w:t>
+      </w:r>
+      <w:r>
+        <w:t>from</w:t>
+      </w:r>
+      <w:proofErr w:type="gramEnd"/>
+      <w:r>
+        <w:t xml:space="preserve"> the mai</w:t>
+      </w:r>
+      <w:r>
+        <w:t>n</w:t>
+      </w:r>
+      <w:r>
+        <w:t xml:space="preserve"> menu. The display should look something like</w:t>
+      </w:r>
+      <w:r>
+        <w:t xml:space="preserve"> Figure 25</w:t>
+      </w:r>
       <w:r>
         <w:t>.</w:t>
       </w:r>
-      <w:r>
-        <w:t xml:space="preserve"> </w:t>
-      </w:r>
-      <w:r>
-        <w:t>whale calls and Ishmael Matched Filter detector output</w:t>
-      </w:r>
     </w:p>
     <w:p/>
     <w:p>
-      <w:pPr>
-        <w:pStyle w:val="Style2"/>
-      </w:pPr>
-      <w:bookmarkStart w:id="71" w:name="_Toc208400189"/>
-      <w:bookmarkStart w:id="72" w:name="_Toc208406579"/>
-      <w:r>
-        <w:t>Compare the three detectors</w:t>
-      </w:r>
-      <w:bookmarkEnd w:id="71"/>
-      <w:bookmarkEnd w:id="72"/>
-    </w:p>
-    <w:p>
-      <w:r>
-        <w:t xml:space="preserve">You should easily be able to run all three detectors simultaneously and display the plug ins for each at the bottom of the spectrogram. Which detector is best ? The answer is that it’s impossible to say unless you test them with multiple sound files containing both blue whale calls and a variety of noise sources, count the number of false detections and the number of missed detections for varying detection thresholds and create ROC curves for the three detectors. </w:t>
-      </w:r>
-    </w:p>
-    <w:p>
-      <w:pPr>
-        <w:pStyle w:val="Style2"/>
-      </w:pPr>
-      <w:bookmarkStart w:id="73" w:name="_Toc208400190"/>
-      <w:bookmarkStart w:id="74" w:name="_Toc208406580"/>
-      <w:r>
-        <w:t>Set up the detectors for different species</w:t>
-      </w:r>
-      <w:bookmarkEnd w:id="73"/>
-      <w:bookmarkEnd w:id="74"/>
-    </w:p>
-    <w:p>
-      <w:r>
-        <w:t xml:space="preserve">Try the detectors with some of the other blue whale and humpback sound files. Try to reconfigure the energy sum and spectrogram correlation detectors for some of the other sounds files. You will be able to test the matched filter on other sound files, but will not be able to reconfigure it since the creation of a suitable template file is beyond the scope of this tutorial. </w:t>
-      </w:r>
-    </w:p>
-    <w:p>
-      <w:r>
-        <w:t xml:space="preserve">Try </w:t>
-      </w:r>
-      <w:r>
-        <w:t xml:space="preserve">to configure energy sum and spectrogram correlation detectors for some of the sperm whale and whistle files in the tutorial dataset. </w:t>
-      </w:r>
-    </w:p>
-    <w:p/>
-    <w:p/>
-    <w:p>
-      <w:pPr>
-        <w:pStyle w:val="Style1"/>
-      </w:pPr>
-      <w:bookmarkStart w:id="75" w:name="_Ref253572679"/>
-      <w:bookmarkStart w:id="76" w:name="_Toc208400191"/>
-      <w:bookmarkStart w:id="77" w:name="_Toc208406581"/>
-      <w:r>
-        <w:t>Use the</w:t>
-      </w:r>
-      <w:r>
-        <w:t xml:space="preserve"> Whistle and Moan Detector</w:t>
-      </w:r>
-      <w:bookmarkEnd w:id="75"/>
-      <w:r>
-        <w:t xml:space="preserve"> to detect Baleen whale calls.</w:t>
-      </w:r>
-      <w:bookmarkEnd w:id="76"/>
-      <w:bookmarkEnd w:id="77"/>
-      <w:r>
-        <w:t xml:space="preserve"> </w:t>
-      </w:r>
-    </w:p>
-    <w:p>
-      <w:pPr>
-        <w:pStyle w:val="Caption"/>
-      </w:pPr>
-      <w:r>
-        <w:t>Go back to one of the con</w:t>
-      </w:r>
-      <w:r>
-        <w:t xml:space="preserve">figurations you were using to detect Baleen whale sounds with the Ishmael detectors and try to set up the Whistle and Moan detector to find these sounds as well. </w:t>
-      </w:r>
-    </w:p>
-    <w:p>
-      <w:pPr>
-        <w:pStyle w:val="Style1"/>
-      </w:pPr>
-      <w:bookmarkStart w:id="78" w:name="_Toc208400192"/>
-      <w:bookmarkStart w:id="79" w:name="_Toc208406582"/>
-      <w:r>
-        <w:t>Advanced display features</w:t>
-      </w:r>
-      <w:bookmarkEnd w:id="78"/>
-      <w:bookmarkEnd w:id="79"/>
-    </w:p>
-    <w:p>
-      <w:r>
-        <w:t>Ther</w:t>
-      </w:r>
-      <w:r>
-        <w:t xml:space="preserve">e are </w:t>
-      </w:r>
-      <w:r>
-        <w:t xml:space="preserve">more </w:t>
-      </w:r>
-      <w:r>
-        <w:t xml:space="preserve">display types available in </w:t>
-      </w:r>
-      <w:r>
-        <w:t>PAMGuard</w:t>
-      </w:r>
-      <w:r>
-        <w:t xml:space="preserve"> which will be explored here</w:t>
-      </w:r>
-      <w:r>
-        <w:t>.</w:t>
-      </w:r>
-      <w:r>
-        <w:t xml:space="preserve"> </w:t>
-      </w:r>
-    </w:p>
-    <w:p>
-      <w:pPr>
-        <w:pStyle w:val="Style2"/>
-      </w:pPr>
-      <w:bookmarkStart w:id="80" w:name="_Toc208400193"/>
-      <w:bookmarkStart w:id="81" w:name="_Toc208406583"/>
-      <w:r>
+      <w:r>
+        <w:rPr>
+          <w:noProof/>
+        </w:rPr>
         <w:lastRenderedPageBreak/>
-        <w:t xml:space="preserve">Adding </w:t>
-      </w:r>
-      <w:r>
-        <w:t>further</w:t>
-      </w:r>
-      <w:r>
-        <w:t xml:space="preserve"> displays to Spectrogram Panel</w:t>
-      </w:r>
-      <w:r>
-        <w:t>s</w:t>
-      </w:r>
-      <w:bookmarkEnd w:id="80"/>
-      <w:bookmarkEnd w:id="81"/>
-    </w:p>
-    <w:p>
-      <w:r>
-        <w:t>It is often useful to view multiple data and detection types simultaneously</w:t>
-      </w:r>
-      <w:r>
-        <w:t xml:space="preserve">. </w:t>
-      </w:r>
-      <w:r>
-        <w:t xml:space="preserve">For example, various detector modules active in </w:t>
-      </w:r>
-      <w:r>
-        <w:t>PAMGuard</w:t>
-      </w:r>
-      <w:r>
-        <w:t xml:space="preserve"> can draw detections on the Spectrogram panels. While detection is running, right-click over a spectrogram panel and choose “Clicks”. Detected clicks will now be plotted on the panel as red circles on the top of the plot. </w:t>
-      </w:r>
-    </w:p>
-    <w:p>
-      <w:pPr>
-        <w:rPr>
-          <w:b/>
-        </w:rPr>
-      </w:pPr>
-      <w:r>
-        <w:t xml:space="preserve">In addition, </w:t>
-      </w:r>
-      <w:r>
-        <w:t xml:space="preserve">plots can be added to the bottom of the Spectrogram panel. Right-click over the spectrogram display and choose </w:t>
-      </w:r>
-      <w:r>
-        <w:rPr>
-          <w:i/>
-        </w:rPr>
-        <w:t>Settings…</w:t>
-      </w:r>
-      <w:r>
-        <w:t xml:space="preserve"> from the menu. Now click on the </w:t>
-      </w:r>
-      <w:r>
-        <w:rPr>
-          <w:b/>
-          <w:i/>
-        </w:rPr>
-        <w:t>Plug-in</w:t>
-      </w:r>
-      <w:r>
-        <w:rPr>
-          <w:i/>
-        </w:rPr>
-        <w:t xml:space="preserve"> </w:t>
-      </w:r>
-      <w:r>
-        <w:t>tab.</w:t>
-      </w:r>
-      <w:r>
-        <w:t xml:space="preserve"> Select additional plug</w:t>
-      </w:r>
-      <w:r>
-        <w:t>-</w:t>
-      </w:r>
-      <w:r>
-        <w:t xml:space="preserve">in display panels by clicking on the check boxes for </w:t>
-      </w:r>
-      <w:r>
-        <w:rPr>
-          <w:b/>
-          <w:i/>
-        </w:rPr>
-        <w:t>Raw input data from Sound1</w:t>
-      </w:r>
-      <w:r>
-        <w:rPr>
-          <w:b/>
-        </w:rPr>
-        <w:t xml:space="preserve"> </w:t>
-      </w:r>
-      <w:r>
-        <w:t xml:space="preserve">and </w:t>
-      </w:r>
-      <w:r>
-        <w:rPr>
-          <w:b/>
-          <w:i/>
-        </w:rPr>
-        <w:t xml:space="preserve">Click Detector </w:t>
-      </w:r>
-      <w:r>
-        <w:rPr>
-          <w:b/>
-          <w:i/>
-        </w:rPr>
-        <w:sym w:font="Symbol" w:char="F0DE"/>
-      </w:r>
-      <w:r>
-        <w:rPr>
-          <w:b/>
-          <w:i/>
-        </w:rPr>
-        <w:t xml:space="preserve"> </w:t>
-      </w:r>
-      <w:r>
-        <w:rPr>
-          <w:b/>
-          <w:i/>
-        </w:rPr>
-        <w:t>Click Detector 1</w:t>
-      </w:r>
-      <w:r>
-        <w:rPr>
-          <w:b/>
-        </w:rPr>
-        <w:t xml:space="preserve">. Click </w:t>
-      </w:r>
-      <w:r>
-        <w:rPr>
-          <w:b/>
-          <w:i/>
-        </w:rPr>
-        <w:t>OK</w:t>
-      </w:r>
-      <w:r>
-        <w:rPr>
-          <w:b/>
-        </w:rPr>
-        <w:t xml:space="preserve">. </w:t>
-      </w:r>
-    </w:p>
-    <w:p/>
-    <w:p>
-      <w:r>
-        <w:rPr>
-          <w:noProof/>
-        </w:rPr>
-        <w:pict w14:anchorId="2F9FCC5D">
-          <v:shape id="_x0000_i15586" type="#_x0000_t75" style="width:467.05pt;height:260.45pt;visibility:visible">
-            <v:imagedata r:id="rId81" o:title=""/>
+        <w:pict w14:anchorId="206FE15B">
+          <v:shape id="_x0000_i1068" type="#_x0000_t75" style="width:467.45pt;height:260.05pt;visibility:visible">
+            <v:imagedata r:id="rId82" o:title=""/>
           </v:shape>
         </w:pict>
       </w:r>
     </w:p>
+    <w:p>
+      <w:pPr>
+        <w:pStyle w:val="Caption"/>
+        <w:rPr>
+          <w:rFonts w:ascii="Tahoma" w:hAnsi="Tahoma" w:cs="Tahoma"/>
+        </w:rPr>
+      </w:pPr>
+      <w:bookmarkStart w:id="84" w:name="_Ref175648085"/>
+      <w:r>
+        <w:t xml:space="preserve">Figure </w:t>
+      </w:r>
+      <w:bookmarkEnd w:id="84"/>
+      <w:r>
+        <w:t>25</w:t>
+      </w:r>
+      <w:r>
+        <w:t>.</w:t>
+      </w:r>
+      <w:r>
+        <w:t xml:space="preserve"> A Radar display added to the User Display Panel</w:t>
+      </w:r>
+    </w:p>
+    <w:p>
+      <w:r>
+        <w:t xml:space="preserve">Right-click over RD1 and choose </w:t>
+      </w:r>
+      <w:r>
+        <w:rPr>
+          <w:b/>
+        </w:rPr>
+        <w:t xml:space="preserve">Settings… </w:t>
+      </w:r>
+      <w:r>
+        <w:rPr>
+          <w:b/>
+          <w:i/>
+        </w:rPr>
+        <w:sym w:font="Symbol" w:char="F0DE"/>
+      </w:r>
+      <w:r>
+        <w:rPr>
+          <w:b/>
+        </w:rPr>
+        <w:t xml:space="preserve"> Detectors</w:t>
+      </w:r>
+      <w:r>
+        <w:t xml:space="preserve">.  From the Detectors tab, select the </w:t>
+      </w:r>
+      <w:r>
+        <w:rPr>
+          <w:b/>
+          <w:i/>
+        </w:rPr>
+        <w:t>Show Detector Data</w:t>
+      </w:r>
+      <w:r>
+        <w:t xml:space="preserve"> settings as indicated in </w:t>
+      </w:r>
+      <w:r>
+        <w:fldChar w:fldCharType="begin"/>
+      </w:r>
+      <w:r>
+        <w:instrText xml:space="preserve"> REF _Ref175648259 \h  \* MERGEFORMAT </w:instrText>
+      </w:r>
+      <w:r>
+        <w:fldChar w:fldCharType="separate"/>
+      </w:r>
+      <w:r>
+        <w:t xml:space="preserve">Figure </w:t>
+      </w:r>
+      <w:r>
+        <w:fldChar w:fldCharType="end"/>
+      </w:r>
+      <w:r>
+        <w:t xml:space="preserve">. </w:t>
+      </w:r>
+    </w:p>
     <w:p/>
     <w:p>
-      <w:pPr>
-        <w:pStyle w:val="Caption"/>
-      </w:pPr>
-      <w:r>
-        <w:t xml:space="preserve">Figure </w:t>
-      </w:r>
-      <w:r>
-        <w:t>24</w:t>
-      </w:r>
-      <w:r>
-        <w:t xml:space="preserve">. Raw data and Click Detector </w:t>
-      </w:r>
-      <w:r>
-        <w:t>plugin</w:t>
-      </w:r>
-      <w:r>
-        <w:t xml:space="preserve"> panels added to a spectrogram display</w:t>
-      </w:r>
-    </w:p>
-    <w:p/>
-    <w:p>
-      <w:r>
-        <w:t xml:space="preserve">As illustrated in the figure above, the raw sound waveforms are plotted and also a compact version of the </w:t>
-      </w:r>
-      <w:r>
-        <w:t>Click Detector</w:t>
-      </w:r>
-      <w:r>
-        <w:t xml:space="preserve"> display is shown.</w:t>
-      </w:r>
-    </w:p>
-    <w:p>
-      <w:pPr>
-        <w:pStyle w:val="Style2"/>
-      </w:pPr>
-      <w:bookmarkStart w:id="82" w:name="_Toc208400194"/>
-      <w:bookmarkStart w:id="83" w:name="_Toc208406584"/>
-      <w:r>
-        <w:t>Adding a Radar Display to the User Display panel</w:t>
-      </w:r>
-      <w:bookmarkEnd w:id="82"/>
-      <w:bookmarkEnd w:id="83"/>
-    </w:p>
-    <w:p>
-      <w:r>
-        <w:t xml:space="preserve">We will now add a </w:t>
-      </w:r>
-      <w:hyperlink r:id="rId82" w:history="1">
-        <w:r>
-          <w:rPr>
-            <w:rStyle w:val="Hyperlink"/>
-          </w:rPr>
-          <w:t>“Radar” type display</w:t>
-        </w:r>
-      </w:hyperlink>
-      <w:r>
-        <w:t xml:space="preserve"> to the User Display</w:t>
-      </w:r>
-      <w:r>
-        <w:t xml:space="preserve">. </w:t>
-      </w:r>
-      <w:r>
-        <w:t>Radar display windows can be used to display range</w:t>
-      </w:r>
-      <w:r>
-        <w:t>, amplitude</w:t>
-      </w:r>
-      <w:r>
-        <w:t xml:space="preserve"> and bearing i</w:t>
-      </w:r>
-      <w:r>
-        <w:t xml:space="preserve">nformation to detected </w:t>
-      </w:r>
-      <w:r>
-        <w:t>sounds. To</w:t>
-      </w:r>
-      <w:r>
-        <w:t xml:space="preserve"> add the Radar Display to the User Display panel </w:t>
-      </w:r>
-      <w:r>
-        <w:rPr>
-          <w:b/>
-          <w:i/>
-        </w:rPr>
-        <w:t>User Display 1</w:t>
-      </w:r>
-      <w:r>
-        <w:rPr>
-          <w:b/>
-        </w:rPr>
-        <w:t>,</w:t>
-      </w:r>
-      <w:r>
-        <w:t xml:space="preserve"> select </w:t>
-      </w:r>
-      <w:r>
-        <w:rPr>
-          <w:b/>
-        </w:rPr>
-        <w:t xml:space="preserve">the </w:t>
-      </w:r>
-      <w:r>
-        <w:rPr>
-          <w:b/>
-          <w:i/>
-        </w:rPr>
-        <w:t>User Display 1</w:t>
-      </w:r>
-      <w:r>
-        <w:t xml:space="preserve"> tab on the tab panel selector. Select </w:t>
-      </w:r>
-      <w:r>
-        <w:rPr>
-          <w:b/>
-          <w:i/>
-        </w:rPr>
-        <w:t>User Display</w:t>
-      </w:r>
-      <w:r>
-        <w:rPr>
-          <w:b/>
-          <w:i/>
-        </w:rPr>
-        <w:t xml:space="preserve"> </w:t>
-      </w:r>
-      <w:r>
-        <w:rPr>
-          <w:b/>
-          <w:i/>
-        </w:rPr>
-        <w:sym w:font="Symbol" w:char="F0DE"/>
-      </w:r>
-      <w:r>
-        <w:rPr>
-          <w:b/>
-          <w:i/>
-        </w:rPr>
-        <w:t xml:space="preserve"> </w:t>
-      </w:r>
-      <w:r>
-        <w:rPr>
-          <w:b/>
-          <w:i/>
-        </w:rPr>
-        <w:t xml:space="preserve"> New Radar display</w:t>
-      </w:r>
-      <w:r>
-        <w:rPr>
-          <w:i/>
-        </w:rPr>
-        <w:t>…</w:t>
-      </w:r>
-      <w:r>
-        <w:t xml:space="preserve"> from the main menu. </w:t>
-      </w:r>
-    </w:p>
-    <w:p>
-      <w:r>
-        <w:t>Since many detectors, particularly those using simple linear hydrophone</w:t>
-      </w:r>
-      <w:r>
-        <w:t xml:space="preserve"> array</w:t>
-      </w:r>
-      <w:r>
-        <w:t xml:space="preserve">s, produce ambiguous bearing information, it is possible to display either the full display or only one half of the display. </w:t>
-      </w:r>
-      <w:r>
-        <w:t xml:space="preserve">  </w:t>
-      </w:r>
-      <w:r>
-        <w:t xml:space="preserve">We will display a half display called </w:t>
-      </w:r>
-      <w:r>
-        <w:rPr>
-          <w:i/>
-        </w:rPr>
-        <w:t>RD1</w:t>
-      </w:r>
-      <w:r>
-        <w:t xml:space="preserve">, so type in the name </w:t>
-      </w:r>
-      <w:r>
-        <w:t xml:space="preserve">and select </w:t>
-      </w:r>
-      <w:r>
-        <w:rPr>
-          <w:b/>
-          <w:i/>
-        </w:rPr>
-        <w:t>Right half only</w:t>
-      </w:r>
-      <w:r>
-        <w:t xml:space="preserve"> from the Style option drop-down list. Once the Radar Display is on </w:t>
-      </w:r>
-      <w:r>
-        <w:t>User Display 1</w:t>
-      </w:r>
-      <w:r>
-        <w:t xml:space="preserve">, select, </w:t>
-      </w:r>
-      <w:r>
-        <w:rPr>
-          <w:b/>
-          <w:i/>
-        </w:rPr>
-        <w:t>User Display</w:t>
-      </w:r>
-      <w:r>
-        <w:rPr>
-          <w:b/>
-          <w:i/>
-        </w:rPr>
-        <w:t xml:space="preserve"> </w:t>
-      </w:r>
-      <w:r>
-        <w:rPr>
-          <w:b/>
-          <w:i/>
-        </w:rPr>
-        <w:sym w:font="Symbol" w:char="F0DE"/>
-      </w:r>
-      <w:r>
-        <w:rPr>
-          <w:b/>
-          <w:i/>
-        </w:rPr>
-        <w:t xml:space="preserve"> </w:t>
-      </w:r>
-      <w:r>
-        <w:rPr>
-          <w:b/>
-          <w:i/>
-        </w:rPr>
-        <w:t xml:space="preserve"> Arrange Windows…</w:t>
-      </w:r>
-      <w:r>
-        <w:rPr>
-          <w:b/>
-          <w:i/>
-        </w:rPr>
-        <w:t xml:space="preserve"> </w:t>
-      </w:r>
-      <w:r>
-        <w:rPr>
-          <w:b/>
-          <w:i/>
-        </w:rPr>
-        <w:sym w:font="Symbol" w:char="F0DE"/>
-      </w:r>
-      <w:r>
-        <w:rPr>
-          <w:b/>
-          <w:i/>
-        </w:rPr>
-        <w:t xml:space="preserve"> </w:t>
-      </w:r>
-      <w:r>
-        <w:rPr>
-          <w:b/>
-          <w:i/>
-        </w:rPr>
-        <w:t>Tile</w:t>
-      </w:r>
-      <w:r>
-        <w:rPr>
-          <w:b/>
-        </w:rPr>
-        <w:t xml:space="preserve"> </w:t>
-      </w:r>
-      <w:r>
-        <w:rPr>
-          <w:b/>
-          <w:i/>
-        </w:rPr>
-        <w:t>Vertical</w:t>
-      </w:r>
-      <w:r>
-        <w:rPr>
-          <w:b/>
-        </w:rPr>
-        <w:t xml:space="preserve"> </w:t>
-      </w:r>
-      <w:r>
-        <w:rPr>
-          <w:b/>
-        </w:rPr>
-        <w:t xml:space="preserve"> </w:t>
-      </w:r>
-      <w:r>
-        <w:t>from the mai</w:t>
-      </w:r>
-      <w:r>
-        <w:t>n</w:t>
-      </w:r>
-      <w:r>
-        <w:t xml:space="preserve"> menu. The display should look something like</w:t>
-      </w:r>
-      <w:r>
-        <w:t xml:space="preserve"> Figure 25</w:t>
-      </w:r>
-      <w:r>
-        <w:t>.</w:t>
-      </w:r>
-    </w:p>
-    <w:p/>
-    <w:p>
-      <w:r>
-        <w:rPr>
-          <w:noProof/>
-        </w:rPr>
-        <w:lastRenderedPageBreak/>
-        <w:pict w14:anchorId="206FE15B">
-          <v:shape id="_x0000_i15587" type="#_x0000_t75" style="width:467.05pt;height:260.45pt;visibility:visible">
+      <w:r>
+        <w:rPr>
+          <w:noProof/>
+        </w:rPr>
+        <w:pict w14:anchorId="7F25242A">
+          <v:shape id="_x0000_i1069" type="#_x0000_t75" style="width:191.8pt;height:178.95pt;visibility:visible">
             <v:imagedata r:id="rId83" o:title=""/>
           </v:shape>
         </w:pict>
@@ -8982,30 +9355,60 @@
           <w:rFonts w:ascii="Tahoma" w:hAnsi="Tahoma" w:cs="Tahoma"/>
         </w:rPr>
       </w:pPr>
-      <w:bookmarkStart w:id="84" w:name="_Ref175648085"/>
+      <w:bookmarkStart w:id="85" w:name="_Ref175648259"/>
       <w:r>
         <w:t xml:space="preserve">Figure </w:t>
       </w:r>
-      <w:bookmarkEnd w:id="84"/>
-      <w:r>
-        <w:t>25</w:t>
+      <w:bookmarkEnd w:id="85"/>
+      <w:r>
+        <w:t>26</w:t>
       </w:r>
       <w:r>
         <w:t>.</w:t>
       </w:r>
       <w:r>
-        <w:t xml:space="preserve"> A Radar display added to the User Display Panel</w:t>
-      </w:r>
-    </w:p>
-    <w:p>
-      <w:r>
-        <w:t xml:space="preserve">Right-click over RD1 and choose </w:t>
-      </w:r>
-      <w:r>
-        <w:rPr>
-          <w:b/>
-        </w:rPr>
-        <w:t xml:space="preserve">Settings… </w:t>
+        <w:t xml:space="preserve"> Detector selection and lifetime settings for Radar Display</w:t>
+      </w:r>
+    </w:p>
+    <w:p>
+      <w:r>
+        <w:t xml:space="preserve">Click </w:t>
+      </w:r>
+      <w:r>
+        <w:rPr>
+          <w:b/>
+          <w:i/>
+        </w:rPr>
+        <w:t>OK</w:t>
+      </w:r>
+      <w:r>
+        <w:rPr>
+          <w:b/>
+        </w:rPr>
+        <w:t>.</w:t>
+      </w:r>
+      <w:r>
+        <w:t xml:space="preserve"> This will set the radar plot to display Clicks, Tracked Clicks and Whistle detections for 1, 20 and 1 seconds respectively. Experiment with the plot settings and, when you have finished, </w:t>
+      </w:r>
+      <w:r>
+        <w:t>s</w:t>
+      </w:r>
+      <w:r>
+        <w:t xml:space="preserve">elect </w:t>
+      </w:r>
+      <w:r>
+        <w:rPr>
+          <w:b/>
+          <w:i/>
+        </w:rPr>
+        <w:t>Detection</w:t>
+      </w:r>
+      <w:r>
+        <w:rPr>
+          <w:b/>
+          <w:i/>
+        </w:rPr>
+        <w:t xml:space="preserve"> </w:t>
       </w:r>
       <w:r>
         <w:rPr>
@@ -9017,39 +9420,244 @@
       <w:r>
         <w:rPr>
           <w:b/>
-        </w:rPr>
-        <w:t xml:space="preserve"> Detectors</w:t>
-      </w:r>
-      <w:r>
-        <w:t xml:space="preserve">.  From the Detectors tab, select the </w:t>
-      </w:r>
-      <w:r>
-        <w:rPr>
-          <w:b/>
-          <w:i/>
-        </w:rPr>
-        <w:t>Show Detector Data</w:t>
-      </w:r>
-      <w:r>
-        <w:t xml:space="preserve"> settings as indicated in </w:t>
-      </w:r>
-      <w:r>
-        <w:fldChar w:fldCharType="begin"/>
-      </w:r>
-      <w:r>
-        <w:instrText xml:space="preserve"> REF _Ref175648259 \h  \* MERGEFORMAT </w:instrText>
-      </w:r>
-      <w:r>
-        <w:fldChar w:fldCharType="separate"/>
-      </w:r>
-      <w:r>
-        <w:t xml:space="preserve">Figure </w:t>
-      </w:r>
-      <w:r>
-        <w:fldChar w:fldCharType="end"/>
-      </w:r>
-      <w:r>
-        <w:t xml:space="preserve">. </w:t>
+          <w:i/>
+        </w:rPr>
+        <w:t xml:space="preserve"> </w:t>
+      </w:r>
+      <w:r>
+        <w:rPr>
+          <w:b/>
+          <w:i/>
+        </w:rPr>
+        <w:t>Stop</w:t>
+      </w:r>
+      <w:r>
+        <w:t xml:space="preserve"> from the main menu in preparation for the next exercise. </w:t>
+      </w:r>
+    </w:p>
+    <w:p>
+      <w:pPr>
+        <w:pStyle w:val="Style1"/>
+      </w:pPr>
+      <w:bookmarkStart w:id="86" w:name="_Toc208400195"/>
+      <w:bookmarkStart w:id="87" w:name="_Toc208406585"/>
+      <w:r>
+        <w:t xml:space="preserve">Detection </w:t>
+      </w:r>
+      <w:r>
+        <w:t>during</w:t>
+      </w:r>
+      <w:r>
+        <w:t xml:space="preserve"> seismic </w:t>
+      </w:r>
+      <w:r>
+        <w:t>source operation</w:t>
+      </w:r>
+      <w:bookmarkEnd w:id="86"/>
+      <w:bookmarkEnd w:id="87"/>
+    </w:p>
+    <w:p>
+      <w:pPr>
+        <w:pStyle w:val="Style2"/>
+      </w:pPr>
+      <w:bookmarkStart w:id="88" w:name="_Toc208400196"/>
+      <w:bookmarkStart w:id="89" w:name="_Toc208406586"/>
+      <w:r>
+        <w:t>Loading the sound file</w:t>
+      </w:r>
+      <w:bookmarkEnd w:id="88"/>
+      <w:bookmarkEnd w:id="89"/>
+    </w:p>
+    <w:p>
+      <w:r>
+        <w:t>First load the sound file “spermWhale</w:t>
+      </w:r>
+      <w:r>
+        <w:t>s</w:t>
+      </w:r>
+      <w:r>
+        <w:t xml:space="preserve">PlusSeismic.wav”. </w:t>
+      </w:r>
+    </w:p>
+    <w:p>
+      <w:r>
+        <w:t xml:space="preserve">This is a recording </w:t>
+      </w:r>
+      <w:r>
+        <w:t xml:space="preserve">of sperm whale vocalisations taken during an active seismic survey. The presence of a significant sound source, such as firing air guns has implications for the operation of detection algorithms. </w:t>
+      </w:r>
+    </w:p>
+    <w:p>
+      <w:r>
+        <w:t xml:space="preserve">You will notice an artefact on the central axis </w:t>
+      </w:r>
+      <w:r>
+        <w:t>(indicting no time delay between channels)</w:t>
+      </w:r>
+      <w:r>
+        <w:t xml:space="preserve">.  This is noise picked up after the seismic pulse </w:t>
+      </w:r>
+      <w:r>
+        <w:t>which has</w:t>
+      </w:r>
+      <w:r>
+        <w:t xml:space="preserve"> been gated out.</w:t>
+      </w:r>
+    </w:p>
+    <w:p>
+      <w:r>
+        <w:lastRenderedPageBreak/>
+        <w:t xml:space="preserve">Here we will investigate </w:t>
+      </w:r>
+      <w:r>
+        <w:t xml:space="preserve">changing the </w:t>
+      </w:r>
+      <w:r>
+        <w:t>Click Detector</w:t>
+      </w:r>
+      <w:r>
+        <w:t xml:space="preserve"> settings </w:t>
+      </w:r>
+      <w:proofErr w:type="gramStart"/>
+      <w:r>
+        <w:t>in an effort to</w:t>
+      </w:r>
+      <w:proofErr w:type="gramEnd"/>
+      <w:r>
+        <w:t xml:space="preserve"> reduce the adverse effects of </w:t>
+      </w:r>
+      <w:r>
+        <w:t>the</w:t>
+      </w:r>
+      <w:r>
+        <w:t xml:space="preserve"> unwanted noise. </w:t>
+      </w:r>
+    </w:p>
+    <w:p>
+      <w:r>
+        <w:t xml:space="preserve">Select </w:t>
+      </w:r>
+      <w:r>
+        <w:rPr>
+          <w:b/>
+          <w:i/>
+        </w:rPr>
+        <w:t>Detection</w:t>
+      </w:r>
+      <w:r>
+        <w:rPr>
+          <w:b/>
+          <w:i/>
+        </w:rPr>
+        <w:t xml:space="preserve"> </w:t>
+      </w:r>
+      <w:r>
+        <w:rPr>
+          <w:b/>
+          <w:i/>
+        </w:rPr>
+        <w:sym w:font="Symbol" w:char="F0DE"/>
+      </w:r>
+      <w:r>
+        <w:rPr>
+          <w:b/>
+          <w:i/>
+        </w:rPr>
+        <w:t xml:space="preserve"> </w:t>
+      </w:r>
+      <w:r>
+        <w:rPr>
+          <w:b/>
+          <w:i/>
+        </w:rPr>
+        <w:t>Click Detector 1</w:t>
+      </w:r>
+      <w:r>
+        <w:rPr>
+          <w:b/>
+          <w:i/>
+        </w:rPr>
+        <w:t xml:space="preserve"> </w:t>
+      </w:r>
+      <w:r>
+        <w:rPr>
+          <w:b/>
+          <w:i/>
+        </w:rPr>
+        <w:sym w:font="Symbol" w:char="F0DE"/>
+      </w:r>
+      <w:r>
+        <w:rPr>
+          <w:b/>
+          <w:i/>
+        </w:rPr>
+        <w:t xml:space="preserve"> </w:t>
+      </w:r>
+      <w:r>
+        <w:rPr>
+          <w:b/>
+          <w:i/>
+        </w:rPr>
+        <w:t>Detection Parameters</w:t>
+      </w:r>
+      <w:r>
+        <w:rPr>
+          <w:i/>
+        </w:rPr>
+        <w:t>…</w:t>
+      </w:r>
+      <w:r>
+        <w:t xml:space="preserve"> from the main menu. Click on the Set defaults button to restore the detectors settings to their default values. Start Detection (</w:t>
+      </w:r>
+      <w:r>
+        <w:rPr>
+          <w:b/>
+          <w:i/>
+        </w:rPr>
+        <w:t>Detection</w:t>
+      </w:r>
+      <w:r>
+        <w:rPr>
+          <w:b/>
+          <w:i/>
+        </w:rPr>
+        <w:t xml:space="preserve"> </w:t>
+      </w:r>
+      <w:r>
+        <w:rPr>
+          <w:b/>
+          <w:i/>
+        </w:rPr>
+        <w:sym w:font="Symbol" w:char="F0DE"/>
+      </w:r>
+      <w:r>
+        <w:rPr>
+          <w:b/>
+          <w:i/>
+        </w:rPr>
+        <w:t xml:space="preserve"> </w:t>
+      </w:r>
+      <w:r>
+        <w:rPr>
+          <w:b/>
+          <w:i/>
+        </w:rPr>
+        <w:t>Start</w:t>
+      </w:r>
+      <w:r>
+        <w:rPr>
+          <w:b/>
+        </w:rPr>
+        <w:t>)</w:t>
+      </w:r>
+      <w:r>
+        <w:t xml:space="preserve"> and observe the </w:t>
+      </w:r>
+      <w:r>
+        <w:t>Click Detector</w:t>
+      </w:r>
+      <w:r>
+        <w:t xml:space="preserve"> tab panel displays. You should see something like this:</w:t>
       </w:r>
     </w:p>
     <w:p/>
@@ -9058,8 +9666,8 @@
         <w:rPr>
           <w:noProof/>
         </w:rPr>
-        <w:pict w14:anchorId="7F25242A">
-          <v:shape id="_x0000_i15588" type="#_x0000_t75" style="width:191.6pt;height:179.05pt;visibility:visible">
+        <w:pict w14:anchorId="4EE963BB">
+          <v:shape id="_x0000_i1070" type="#_x0000_t75" style="width:423.4pt;height:232.65pt;visibility:visible">
             <v:imagedata r:id="rId84" o:title=""/>
           </v:shape>
         </w:pict>
@@ -9068,318 +9676,157 @@
     <w:p>
       <w:pPr>
         <w:pStyle w:val="Caption"/>
-        <w:rPr>
-          <w:rFonts w:ascii="Tahoma" w:hAnsi="Tahoma" w:cs="Tahoma"/>
-        </w:rPr>
-      </w:pPr>
-      <w:bookmarkStart w:id="85" w:name="_Ref175648259"/>
+      </w:pPr>
       <w:r>
         <w:t xml:space="preserve">Figure </w:t>
       </w:r>
-      <w:bookmarkEnd w:id="85"/>
-      <w:r>
-        <w:t>26</w:t>
+      <w:r>
+        <w:fldChar w:fldCharType="begin"/>
+      </w:r>
+      <w:r>
+        <w:instrText xml:space="preserve"> SEQ Figure \* ARABIC </w:instrText>
+      </w:r>
+      <w:r>
+        <w:fldChar w:fldCharType="separate"/>
+      </w:r>
+      <w:r>
+        <w:rPr>
+          <w:noProof/>
+        </w:rPr>
+        <w:t>22</w:t>
+      </w:r>
+      <w:r>
+        <w:fldChar w:fldCharType="end"/>
+      </w:r>
+      <w:r>
+        <w:t xml:space="preserve">. </w:t>
+      </w:r>
+      <w:r>
+        <w:t>Click Detector display example for noisy seismic data</w:t>
+      </w:r>
+    </w:p>
+    <w:p/>
+    <w:p>
+      <w:r>
+        <w:t>Notice the rapid click detections associated with the electrical noise on the 90</w:t>
+      </w:r>
+      <w:r>
+        <w:sym w:font="Symbol" w:char="F0B0"/>
+      </w:r>
+      <w:r>
+        <w:t xml:space="preserve"> bearing</w:t>
+      </w:r>
+      <w:r>
+        <w:t xml:space="preserve">. </w:t>
+      </w:r>
+    </w:p>
+    <w:p>
+      <w:pPr>
+        <w:pStyle w:val="Style2"/>
+      </w:pPr>
+      <w:bookmarkStart w:id="90" w:name="_Toc208400197"/>
+      <w:bookmarkStart w:id="91" w:name="_Toc208406587"/>
+      <w:r>
+        <w:t>Adjusting click detection parameters</w:t>
+      </w:r>
+      <w:bookmarkEnd w:id="90"/>
+      <w:bookmarkEnd w:id="91"/>
+    </w:p>
+    <w:p>
+      <w:r>
+        <w:t>Right click on the</w:t>
+      </w:r>
+      <w:r>
+        <w:t xml:space="preserve"> </w:t>
+      </w:r>
+      <w:r>
+        <w:rPr>
+          <w:b/>
+          <w:i/>
+        </w:rPr>
+        <w:t>Click Detector Bearing Time Display</w:t>
+      </w:r>
+      <w:r>
+        <w:rPr>
+          <w:b/>
+        </w:rPr>
+        <w:t xml:space="preserve"> </w:t>
+      </w:r>
+      <w:r>
+        <w:t>a</w:t>
+      </w:r>
+      <w:r>
+        <w:t>nd select ‘Amplitude/Time’</w:t>
+      </w:r>
+      <w:r>
+        <w:t xml:space="preserve"> This changes the Y-axis of the plot to represent the amplitude of detected clicks. Notice that the rapid clicks consistently appear at lower amplitude to </w:t>
+      </w:r>
+      <w:proofErr w:type="gramStart"/>
+      <w:r>
+        <w:t>the majority of</w:t>
+      </w:r>
+      <w:proofErr w:type="gramEnd"/>
+      <w:r>
+        <w:t xml:space="preserve"> the rest of the click detections </w:t>
+      </w:r>
+      <w:r>
+        <w:t>(</w:t>
+      </w:r>
+      <w:r>
+        <w:fldChar w:fldCharType="begin"/>
+      </w:r>
+      <w:r>
+        <w:instrText xml:space="preserve"> REF _Ref216019696 \h </w:instrText>
+      </w:r>
+      <w:r>
+        <w:fldChar w:fldCharType="separate"/>
+      </w:r>
+      <w:r>
+        <w:t xml:space="preserve">Figure </w:t>
+      </w:r>
+      <w:r>
+        <w:rPr>
+          <w:noProof/>
+        </w:rPr>
+        <w:t>23</w:t>
+      </w:r>
+      <w:r>
+        <w:fldChar w:fldCharType="end"/>
+      </w:r>
+      <w:r>
+        <w:t xml:space="preserve">). </w:t>
+      </w:r>
+      <w:r>
+        <w:t xml:space="preserve">If </w:t>
+      </w:r>
+      <w:proofErr w:type="gramStart"/>
+      <w:r>
+        <w:t>all of</w:t>
+      </w:r>
+      <w:proofErr w:type="gramEnd"/>
+      <w:r>
+        <w:t xml:space="preserve"> the clicks appear at the top of the display, you may need to adjust your computer’s mixer settings to reduce the amplitude of the captured sound. You can also </w:t>
+      </w:r>
+      <w:r>
+        <w:t xml:space="preserve">adjust the amplitude scaling </w:t>
+      </w:r>
+      <w:r>
+        <w:t>of the display</w:t>
+      </w:r>
+      <w:r>
+        <w:t xml:space="preserve"> by right clicking and invoking the settings dialog</w:t>
       </w:r>
       <w:r>
         <w:t>.</w:t>
       </w:r>
-      <w:r>
-        <w:t xml:space="preserve"> Detector selection and lifetime settings for Radar Display</w:t>
-      </w:r>
-    </w:p>
-    <w:p>
-      <w:r>
-        <w:t xml:space="preserve">Click </w:t>
-      </w:r>
-      <w:r>
-        <w:rPr>
-          <w:b/>
-          <w:i/>
-        </w:rPr>
-        <w:t>OK</w:t>
-      </w:r>
-      <w:r>
-        <w:rPr>
-          <w:b/>
-        </w:rPr>
-        <w:t>.</w:t>
-      </w:r>
-      <w:r>
-        <w:t xml:space="preserve"> This will set the radar plot to display Clicks, Tracked Clicks and Whistle detections for 1, 20 and 1 seconds respectively. Experiment with the plot settings and, when you have finished, </w:t>
-      </w:r>
-      <w:r>
-        <w:t>s</w:t>
-      </w:r>
-      <w:r>
-        <w:t xml:space="preserve">elect </w:t>
-      </w:r>
-      <w:r>
-        <w:rPr>
-          <w:b/>
-          <w:i/>
-        </w:rPr>
-        <w:t>Detection</w:t>
-      </w:r>
-      <w:r>
-        <w:rPr>
-          <w:b/>
-          <w:i/>
-        </w:rPr>
-        <w:t xml:space="preserve"> </w:t>
-      </w:r>
-      <w:r>
-        <w:rPr>
-          <w:b/>
-          <w:i/>
-        </w:rPr>
-        <w:sym w:font="Symbol" w:char="F0DE"/>
-      </w:r>
-      <w:r>
-        <w:rPr>
-          <w:b/>
-          <w:i/>
-        </w:rPr>
-        <w:t xml:space="preserve"> </w:t>
-      </w:r>
-      <w:r>
-        <w:rPr>
-          <w:b/>
-          <w:i/>
-        </w:rPr>
-        <w:t>Stop</w:t>
-      </w:r>
-      <w:r>
-        <w:t xml:space="preserve"> from the main menu in preparation for the next exercise. </w:t>
-      </w:r>
-    </w:p>
-    <w:p>
-      <w:pPr>
-        <w:pStyle w:val="Style1"/>
-      </w:pPr>
-      <w:bookmarkStart w:id="86" w:name="_Toc208400195"/>
-      <w:bookmarkStart w:id="87" w:name="_Toc208406585"/>
-      <w:r>
-        <w:t xml:space="preserve">Detection </w:t>
-      </w:r>
-      <w:r>
-        <w:t>during</w:t>
-      </w:r>
-      <w:r>
-        <w:t xml:space="preserve"> seismic </w:t>
-      </w:r>
-      <w:r>
-        <w:t>source operation</w:t>
-      </w:r>
-      <w:bookmarkEnd w:id="86"/>
-      <w:bookmarkEnd w:id="87"/>
-    </w:p>
-    <w:p>
-      <w:pPr>
-        <w:pStyle w:val="Style2"/>
-      </w:pPr>
-      <w:bookmarkStart w:id="88" w:name="_Toc208400196"/>
-      <w:bookmarkStart w:id="89" w:name="_Toc208406586"/>
-      <w:r>
-        <w:t>Loading the sound file</w:t>
-      </w:r>
-      <w:bookmarkEnd w:id="88"/>
-      <w:bookmarkEnd w:id="89"/>
-    </w:p>
-    <w:p>
-      <w:r>
-        <w:t>First load the sound file “spermWhale</w:t>
-      </w:r>
-      <w:r>
-        <w:t>s</w:t>
-      </w:r>
-      <w:r>
-        <w:t xml:space="preserve">PlusSeismic.wav”. </w:t>
-      </w:r>
-    </w:p>
-    <w:p>
-      <w:r>
-        <w:t xml:space="preserve">This is a recording </w:t>
-      </w:r>
-      <w:r>
-        <w:t xml:space="preserve">of sperm whale vocalisations taken during an active seismic survey. The presence of a significant sound source, such as firing air guns has implications for the operation of detection algorithms. </w:t>
-      </w:r>
-    </w:p>
-    <w:p>
-      <w:r>
-        <w:t xml:space="preserve">You will notice an artefact on the central axis </w:t>
-      </w:r>
-      <w:r>
-        <w:t>(indicting no time delay between channels)</w:t>
-      </w:r>
-      <w:r>
-        <w:t xml:space="preserve">.  This is noise picked up after the seismic pulse </w:t>
-      </w:r>
-      <w:r>
-        <w:t>which has</w:t>
-      </w:r>
-      <w:r>
-        <w:t xml:space="preserve"> been gated out.</w:t>
-      </w:r>
-    </w:p>
-    <w:p>
-      <w:r>
-        <w:lastRenderedPageBreak/>
-        <w:t xml:space="preserve">Here we will investigate </w:t>
-      </w:r>
-      <w:r>
-        <w:t xml:space="preserve">changing the </w:t>
-      </w:r>
-      <w:r>
-        <w:t>Click Detector</w:t>
-      </w:r>
-      <w:r>
-        <w:t xml:space="preserve"> settings </w:t>
-      </w:r>
-      <w:r>
-        <w:t xml:space="preserve">in an effort to reduce the adverse effects of </w:t>
-      </w:r>
-      <w:r>
-        <w:t>the</w:t>
-      </w:r>
-      <w:r>
-        <w:t xml:space="preserve"> unwanted noise. </w:t>
-      </w:r>
-    </w:p>
-    <w:p>
-      <w:r>
-        <w:t xml:space="preserve">Select </w:t>
-      </w:r>
-      <w:r>
-        <w:rPr>
-          <w:b/>
-          <w:i/>
-        </w:rPr>
-        <w:t>Detection</w:t>
-      </w:r>
-      <w:r>
-        <w:rPr>
-          <w:b/>
-          <w:i/>
-        </w:rPr>
-        <w:t xml:space="preserve"> </w:t>
-      </w:r>
-      <w:r>
-        <w:rPr>
-          <w:b/>
-          <w:i/>
-        </w:rPr>
-        <w:sym w:font="Symbol" w:char="F0DE"/>
-      </w:r>
-      <w:r>
-        <w:rPr>
-          <w:b/>
-          <w:i/>
-        </w:rPr>
-        <w:t xml:space="preserve"> </w:t>
-      </w:r>
-      <w:r>
-        <w:rPr>
-          <w:b/>
-          <w:i/>
-        </w:rPr>
-        <w:t>Click Detector 1</w:t>
-      </w:r>
-      <w:r>
-        <w:rPr>
-          <w:b/>
-          <w:i/>
-        </w:rPr>
-        <w:t xml:space="preserve"> </w:t>
-      </w:r>
-      <w:r>
-        <w:rPr>
-          <w:b/>
-          <w:i/>
-        </w:rPr>
-        <w:sym w:font="Symbol" w:char="F0DE"/>
-      </w:r>
-      <w:r>
-        <w:rPr>
-          <w:b/>
-          <w:i/>
-        </w:rPr>
-        <w:t xml:space="preserve"> </w:t>
-      </w:r>
-      <w:r>
-        <w:rPr>
-          <w:b/>
-          <w:i/>
-        </w:rPr>
-        <w:t>Detection Parameters</w:t>
-      </w:r>
-      <w:r>
-        <w:rPr>
-          <w:i/>
-        </w:rPr>
-        <w:t>…</w:t>
-      </w:r>
-      <w:r>
-        <w:t xml:space="preserve"> from the main menu. Click on the Set defaults button to restore the detectors settings to their default values. Start Detection (</w:t>
-      </w:r>
-      <w:r>
-        <w:rPr>
-          <w:b/>
-          <w:i/>
-        </w:rPr>
-        <w:t>Detection</w:t>
-      </w:r>
-      <w:r>
-        <w:rPr>
-          <w:b/>
-          <w:i/>
-        </w:rPr>
-        <w:t xml:space="preserve"> </w:t>
-      </w:r>
-      <w:r>
-        <w:rPr>
-          <w:b/>
-          <w:i/>
-        </w:rPr>
-        <w:sym w:font="Symbol" w:char="F0DE"/>
-      </w:r>
-      <w:r>
-        <w:rPr>
-          <w:b/>
-          <w:i/>
-        </w:rPr>
-        <w:t xml:space="preserve"> </w:t>
-      </w:r>
-      <w:r>
-        <w:rPr>
-          <w:b/>
-          <w:i/>
-        </w:rPr>
-        <w:t>Start</w:t>
-      </w:r>
-      <w:r>
-        <w:rPr>
-          <w:b/>
-        </w:rPr>
-        <w:t>)</w:t>
-      </w:r>
-      <w:r>
-        <w:t xml:space="preserve"> and observe the </w:t>
-      </w:r>
-      <w:r>
-        <w:t>Click Detector</w:t>
-      </w:r>
-      <w:r>
-        <w:t xml:space="preserve"> tab panel displays. You should see something like this:</w:t>
-      </w:r>
-    </w:p>
-    <w:p/>
-    <w:p>
-      <w:r>
-        <w:rPr>
-          <w:noProof/>
-        </w:rPr>
-        <w:pict w14:anchorId="4EE963BB">
-          <v:shape id="_x0000_i15589" type="#_x0000_t75" style="width:423.25pt;height:232.9pt;visibility:visible">
+    </w:p>
+    <w:p>
+      <w:r>
+        <w:rPr>
+          <w:noProof/>
+        </w:rPr>
+        <w:pict w14:anchorId="6AA3DC2A">
+          <v:shape id="_x0000_i1071" type="#_x0000_t75" style="width:468pt;height:154.2pt;visibility:visible">
             <v:imagedata r:id="rId85" o:title=""/>
           </v:shape>
         </w:pict>
@@ -9389,6 +9836,7 @@
       <w:pPr>
         <w:pStyle w:val="Caption"/>
       </w:pPr>
+      <w:bookmarkStart w:id="92" w:name="_Ref216019696"/>
       <w:r>
         <w:t xml:space="preserve">Figure </w:t>
       </w:r>
@@ -9410,119 +9858,28 @@
       <w:r>
         <w:fldChar w:fldCharType="end"/>
       </w:r>
+      <w:bookmarkEnd w:id="92"/>
       <w:r>
         <w:t xml:space="preserve">. </w:t>
       </w:r>
       <w:r>
-        <w:t>Click Detector display example for noisy seismic data</w:t>
-      </w:r>
+        <w:t>Plotting click amplitude versus time</w:t>
+      </w:r>
+    </w:p>
+    <w:p>
+      <w:pPr>
+        <w:pStyle w:val="Caption"/>
+      </w:pPr>
     </w:p>
     <w:p/>
     <w:p>
       <w:r>
-        <w:t>Notice the rapid click detections associated with the electrical noise on the 90</w:t>
-      </w:r>
-      <w:r>
-        <w:sym w:font="Symbol" w:char="F0B0"/>
-      </w:r>
-      <w:r>
-        <w:t xml:space="preserve"> bearing</w:t>
-      </w:r>
-      <w:r>
-        <w:t xml:space="preserve">. </w:t>
-      </w:r>
-    </w:p>
-    <w:p>
-      <w:pPr>
-        <w:pStyle w:val="Style2"/>
-      </w:pPr>
-      <w:bookmarkStart w:id="90" w:name="_Toc208400197"/>
-      <w:bookmarkStart w:id="91" w:name="_Toc208406587"/>
-      <w:r>
-        <w:t>Adjusting click detection parameters</w:t>
-      </w:r>
-      <w:bookmarkEnd w:id="90"/>
-      <w:bookmarkEnd w:id="91"/>
-    </w:p>
-    <w:p>
-      <w:r>
-        <w:t>Right click on the</w:t>
-      </w:r>
-      <w:r>
-        <w:t xml:space="preserve"> </w:t>
-      </w:r>
-      <w:r>
-        <w:rPr>
-          <w:b/>
-          <w:i/>
-        </w:rPr>
-        <w:t>Click Detector Bearing Time Display</w:t>
-      </w:r>
-      <w:r>
-        <w:rPr>
-          <w:b/>
-        </w:rPr>
-        <w:t xml:space="preserve"> </w:t>
-      </w:r>
-      <w:r>
-        <w:t>a</w:t>
-      </w:r>
-      <w:r>
-        <w:t>nd select ‘Amplitude/Time’</w:t>
-      </w:r>
-      <w:r>
-        <w:t xml:space="preserve"> This changes the Y-axis of the plot to represent the amplitude of detected clicks. Notice that the rapid clicks consistently appear at lower amplitude to the majority of the rest of the click detections </w:t>
-      </w:r>
-      <w:r>
-        <w:t>(</w:t>
-      </w:r>
-      <w:r>
-        <w:fldChar w:fldCharType="begin"/>
-      </w:r>
-      <w:r>
-        <w:instrText xml:space="preserve"> REF _Ref216019696 \h </w:instrText>
-      </w:r>
-      <w:r>
-        <w:fldChar w:fldCharType="separate"/>
-      </w:r>
-      <w:r>
-        <w:t xml:space="preserve">Figure </w:t>
-      </w:r>
-      <w:r>
-        <w:rPr>
-          <w:noProof/>
-        </w:rPr>
-        <w:t>24</w:t>
-      </w:r>
-      <w:r>
-        <w:fldChar w:fldCharType="end"/>
-      </w:r>
-      <w:r>
-        <w:t xml:space="preserve">). </w:t>
-      </w:r>
-      <w:r>
-        <w:t xml:space="preserve">If all of the clicks appear at the top of the display, you may need to adjust your computer’s mixer settings to reduce the amplitude of the captured sound. You can also </w:t>
-      </w:r>
-      <w:r>
-        <w:t xml:space="preserve">adjust the amplitude scaling </w:t>
-      </w:r>
-      <w:r>
-        <w:t>of the display</w:t>
-      </w:r>
-      <w:r>
-        <w:t xml:space="preserve"> by right clicking and invoking the settings dialog</w:t>
-      </w:r>
-      <w:r>
-        <w:t>.</w:t>
-      </w:r>
-    </w:p>
-    <w:p>
-      <w:r>
-        <w:rPr>
-          <w:noProof/>
-        </w:rPr>
-        <w:pict w14:anchorId="6AA3DC2A">
-          <v:shape id="_x0000_i15590" type="#_x0000_t75" style="width:467.7pt;height:154pt;visibility:visible">
+        <w:rPr>
+          <w:noProof/>
+        </w:rPr>
+        <w:lastRenderedPageBreak/>
+        <w:pict w14:anchorId="2B42324B">
+          <v:shape id="_x0000_i1072" type="#_x0000_t75" style="width:245.55pt;height:239.65pt;visibility:visible">
             <v:imagedata r:id="rId86" o:title=""/>
           </v:shape>
         </w:pict>
@@ -9532,7 +9889,6 @@
       <w:pPr>
         <w:pStyle w:val="Caption"/>
       </w:pPr>
-      <w:bookmarkStart w:id="92" w:name="_Ref216019696"/>
       <w:r>
         <w:t xml:space="preserve">Figure </w:t>
       </w:r>
@@ -9554,225 +9910,197 @@
       <w:r>
         <w:fldChar w:fldCharType="end"/>
       </w:r>
-      <w:bookmarkEnd w:id="92"/>
       <w:r>
         <w:t xml:space="preserve">. </w:t>
       </w:r>
       <w:r>
-        <w:t>Plotting click amplitude versus time</w:t>
-      </w:r>
-    </w:p>
-    <w:p>
-      <w:pPr>
-        <w:pStyle w:val="Caption"/>
-      </w:pPr>
+        <w:t>Adjusting the amplitude scaling for the Click Detector Amplitude display</w:t>
+      </w:r>
     </w:p>
     <w:p/>
     <w:p>
       <w:r>
-        <w:rPr>
-          <w:noProof/>
-        </w:rPr>
-        <w:lastRenderedPageBreak/>
-        <w:pict w14:anchorId="2B42324B">
-          <v:shape id="_x0000_i15591" type="#_x0000_t75" style="width:245.45pt;height:239.8pt;visibility:visible">
+        <w:t xml:space="preserve">We will now adjust the click trigger threshold such that the </w:t>
+      </w:r>
+      <w:r>
+        <w:t>Click Detector</w:t>
+      </w:r>
+      <w:r>
+        <w:t xml:space="preserve"> will not trigger for these lower amplitude clicks. </w:t>
+      </w:r>
+      <w:proofErr w:type="gramStart"/>
+      <w:r>
+        <w:t>Again</w:t>
+      </w:r>
+      <w:proofErr w:type="gramEnd"/>
+      <w:r>
+        <w:t xml:space="preserve"> select</w:t>
+      </w:r>
+      <w:r>
+        <w:t xml:space="preserve"> </w:t>
+      </w:r>
+      <w:r>
+        <w:rPr>
+          <w:b/>
+          <w:i/>
+        </w:rPr>
+        <w:t>Detection</w:t>
+      </w:r>
+      <w:r>
+        <w:rPr>
+          <w:b/>
+          <w:i/>
+        </w:rPr>
+        <w:t xml:space="preserve"> </w:t>
+      </w:r>
+      <w:r>
+        <w:rPr>
+          <w:b/>
+          <w:i/>
+        </w:rPr>
+        <w:sym w:font="Symbol" w:char="F0DE"/>
+      </w:r>
+      <w:r>
+        <w:rPr>
+          <w:b/>
+          <w:i/>
+        </w:rPr>
+        <w:t xml:space="preserve"> </w:t>
+      </w:r>
+      <w:r>
+        <w:rPr>
+          <w:b/>
+          <w:i/>
+        </w:rPr>
+        <w:t xml:space="preserve"> </w:t>
+      </w:r>
+      <w:r>
+        <w:rPr>
+          <w:b/>
+          <w:i/>
+        </w:rPr>
+        <w:t>Click Detector 1</w:t>
+      </w:r>
+      <w:r>
+        <w:rPr>
+          <w:b/>
+          <w:i/>
+        </w:rPr>
+        <w:t xml:space="preserve"> </w:t>
+      </w:r>
+      <w:r>
+        <w:rPr>
+          <w:b/>
+          <w:i/>
+        </w:rPr>
+        <w:sym w:font="Symbol" w:char="F0DE"/>
+      </w:r>
+      <w:r>
+        <w:rPr>
+          <w:b/>
+          <w:i/>
+        </w:rPr>
+        <w:t xml:space="preserve"> </w:t>
+      </w:r>
+      <w:r>
+        <w:rPr>
+          <w:b/>
+          <w:i/>
+        </w:rPr>
+        <w:t xml:space="preserve"> </w:t>
+      </w:r>
+      <w:r>
+        <w:rPr>
+          <w:b/>
+          <w:i/>
+        </w:rPr>
+        <w:t>Detection Parameters…</w:t>
+      </w:r>
+      <w:r>
+        <w:t xml:space="preserve"> from the main menu. This time, increase the </w:t>
+      </w:r>
+      <w:r>
+        <w:rPr>
+          <w:i/>
+        </w:rPr>
+        <w:t>Threshold</w:t>
+      </w:r>
+      <w:r>
+        <w:t xml:space="preserve"> setting above the default setting of 10.0 </w:t>
+      </w:r>
+      <w:proofErr w:type="spellStart"/>
+      <w:r>
+        <w:t>dB.</w:t>
+      </w:r>
+      <w:proofErr w:type="spellEnd"/>
+      <w:r>
+        <w:t xml:space="preserve">  </w:t>
+      </w:r>
+      <w:r>
+        <w:t xml:space="preserve">This will increase the level above the measured background which must be exceeded by clicks to become detection candidates. </w:t>
+      </w:r>
+    </w:p>
+    <w:p>
+      <w:r>
+        <w:t xml:space="preserve">Click </w:t>
+      </w:r>
+      <w:r>
+        <w:rPr>
+          <w:b/>
+          <w:i/>
+        </w:rPr>
+        <w:t>OK</w:t>
+      </w:r>
+      <w:r>
+        <w:rPr>
+          <w:b/>
+        </w:rPr>
+        <w:t xml:space="preserve"> </w:t>
+      </w:r>
+      <w:r>
+        <w:t xml:space="preserve">and observe the </w:t>
+      </w:r>
+      <w:r>
+        <w:t>Click Detector</w:t>
+      </w:r>
+      <w:r>
+        <w:t xml:space="preserve"> display. </w:t>
+      </w:r>
+      <w:r>
+        <w:t>Wait</w:t>
+      </w:r>
+      <w:r>
+        <w:t xml:space="preserve"> for the algorithm to settle down with the new settings</w:t>
+      </w:r>
+      <w:r>
+        <w:t xml:space="preserve"> (up to 10 seconds)</w:t>
+      </w:r>
+      <w:r>
+        <w:t>.</w:t>
+      </w:r>
+    </w:p>
+    <w:p>
+      <w:r>
+        <w:t xml:space="preserve">If your setting is too high, then genuine clicks may not be exceeding the </w:t>
+      </w:r>
+      <w:proofErr w:type="gramStart"/>
+      <w:r>
+        <w:t>threshold</w:t>
+      </w:r>
+      <w:proofErr w:type="gramEnd"/>
+      <w:r>
+        <w:t xml:space="preserve"> and the click display will look rather sparse. If the setting is too low, you will still be seeing the interference clicks. Experiment with this setting until you are happy with the results.</w:t>
+      </w:r>
+    </w:p>
+    <w:p/>
+    <w:p>
+      <w:r>
+        <w:rPr>
+          <w:noProof/>
+        </w:rPr>
+        <w:pict w14:anchorId="25902477">
+          <v:shape id="_x0000_i1073" type="#_x0000_t75" style="width:467.45pt;height:256.3pt;visibility:visible">
             <v:imagedata r:id="rId87" o:title=""/>
-          </v:shape>
-        </w:pict>
-      </w:r>
-    </w:p>
-    <w:p>
-      <w:pPr>
-        <w:pStyle w:val="Caption"/>
-      </w:pPr>
-      <w:r>
-        <w:t xml:space="preserve">Figure </w:t>
-      </w:r>
-      <w:r>
-        <w:fldChar w:fldCharType="begin"/>
-      </w:r>
-      <w:r>
-        <w:instrText xml:space="preserve"> SEQ Figure \* ARABIC </w:instrText>
-      </w:r>
-      <w:r>
-        <w:fldChar w:fldCharType="separate"/>
-      </w:r>
-      <w:r>
-        <w:rPr>
-          <w:noProof/>
-        </w:rPr>
-        <w:t>25</w:t>
-      </w:r>
-      <w:r>
-        <w:fldChar w:fldCharType="end"/>
-      </w:r>
-      <w:r>
-        <w:t xml:space="preserve">. </w:t>
-      </w:r>
-      <w:r>
-        <w:t>Adjusting the amplitude scaling for the Click Detector Amplitude display</w:t>
-      </w:r>
-    </w:p>
-    <w:p/>
-    <w:p>
-      <w:r>
-        <w:t xml:space="preserve">We will now adjust the click trigger threshold such that the </w:t>
-      </w:r>
-      <w:r>
-        <w:t>Click Detector</w:t>
-      </w:r>
-      <w:r>
-        <w:t xml:space="preserve"> will not trigger for these lower amplitude clicks. Again select</w:t>
-      </w:r>
-      <w:r>
-        <w:t xml:space="preserve"> </w:t>
-      </w:r>
-      <w:r>
-        <w:rPr>
-          <w:b/>
-          <w:i/>
-        </w:rPr>
-        <w:t>Detection</w:t>
-      </w:r>
-      <w:r>
-        <w:rPr>
-          <w:b/>
-          <w:i/>
-        </w:rPr>
-        <w:t xml:space="preserve"> </w:t>
-      </w:r>
-      <w:r>
-        <w:rPr>
-          <w:b/>
-          <w:i/>
-        </w:rPr>
-        <w:sym w:font="Symbol" w:char="F0DE"/>
-      </w:r>
-      <w:r>
-        <w:rPr>
-          <w:b/>
-          <w:i/>
-        </w:rPr>
-        <w:t xml:space="preserve"> </w:t>
-      </w:r>
-      <w:r>
-        <w:rPr>
-          <w:b/>
-          <w:i/>
-        </w:rPr>
-        <w:t xml:space="preserve"> </w:t>
-      </w:r>
-      <w:r>
-        <w:rPr>
-          <w:b/>
-          <w:i/>
-        </w:rPr>
-        <w:t>Click Detector 1</w:t>
-      </w:r>
-      <w:r>
-        <w:rPr>
-          <w:b/>
-          <w:i/>
-        </w:rPr>
-        <w:t xml:space="preserve"> </w:t>
-      </w:r>
-      <w:r>
-        <w:rPr>
-          <w:b/>
-          <w:i/>
-        </w:rPr>
-        <w:sym w:font="Symbol" w:char="F0DE"/>
-      </w:r>
-      <w:r>
-        <w:rPr>
-          <w:b/>
-          <w:i/>
-        </w:rPr>
-        <w:t xml:space="preserve"> </w:t>
-      </w:r>
-      <w:r>
-        <w:rPr>
-          <w:b/>
-          <w:i/>
-        </w:rPr>
-        <w:t xml:space="preserve"> </w:t>
-      </w:r>
-      <w:r>
-        <w:rPr>
-          <w:b/>
-          <w:i/>
-        </w:rPr>
-        <w:t>Detection Parameters…</w:t>
-      </w:r>
-      <w:r>
-        <w:t xml:space="preserve"> from the main menu. This time, increase the </w:t>
-      </w:r>
-      <w:r>
-        <w:rPr>
-          <w:i/>
-        </w:rPr>
-        <w:t>Threshold</w:t>
-      </w:r>
-      <w:r>
-        <w:t xml:space="preserve"> setting above the default setting of 10.0 dB.  </w:t>
-      </w:r>
-      <w:r>
-        <w:t xml:space="preserve">This will increase the level above the measured background which must be exceeded by clicks to become detection candidates. </w:t>
-      </w:r>
-    </w:p>
-    <w:p>
-      <w:r>
-        <w:t xml:space="preserve">Click </w:t>
-      </w:r>
-      <w:r>
-        <w:rPr>
-          <w:b/>
-          <w:i/>
-        </w:rPr>
-        <w:t>OK</w:t>
-      </w:r>
-      <w:r>
-        <w:rPr>
-          <w:b/>
-        </w:rPr>
-        <w:t xml:space="preserve"> </w:t>
-      </w:r>
-      <w:r>
-        <w:t xml:space="preserve">and observe the </w:t>
-      </w:r>
-      <w:r>
-        <w:t>Click Detector</w:t>
-      </w:r>
-      <w:r>
-        <w:t xml:space="preserve"> display. </w:t>
-      </w:r>
-      <w:r>
-        <w:t>Wait</w:t>
-      </w:r>
-      <w:r>
-        <w:t xml:space="preserve"> for the algorithm to settle down with the new settings</w:t>
-      </w:r>
-      <w:r>
-        <w:t xml:space="preserve"> (up to 10 seconds)</w:t>
-      </w:r>
-      <w:r>
-        <w:t>.</w:t>
-      </w:r>
-    </w:p>
-    <w:p>
-      <w:r>
-        <w:t>If your setting is too high, then genuine clicks may not be exceeding the threshold and the click display will look rather sparse. If the setting is too low, you will still be seeing the interference clicks. Experiment with this setting until you are happy with the results.</w:t>
-      </w:r>
-    </w:p>
-    <w:p/>
-    <w:p>
-      <w:r>
-        <w:rPr>
-          <w:noProof/>
-        </w:rPr>
-        <w:pict w14:anchorId="25902477">
-          <v:shape id="_x0000_i15592" type="#_x0000_t75" style="width:467.05pt;height:256.7pt;visibility:visible">
-            <v:imagedata r:id="rId88" o:title=""/>
           </v:shape>
         </w:pict>
       </w:r>
@@ -9897,98 +10225,84 @@
       <w:r>
         <w:t xml:space="preserve"> </w:t>
       </w:r>
-      <w:hyperlink r:id="rId89" w:history="1">
+      <w:hyperlink r:id="rId88" w:history="1">
         <w:r>
           <w:rPr>
             <w:rStyle w:val="Hyperlink"/>
             <w:rFonts w:ascii="Tahoma" w:hAnsi="Tahoma" w:cs="Tahoma"/>
           </w:rPr>
-          <w:t>info@pam</w:t>
-        </w:r>
+          <w:t>info@pamguard.org</w:t>
+        </w:r>
+      </w:hyperlink>
+      <w:r>
+        <w:t>.</w:t>
+      </w:r>
+    </w:p>
+    <w:p/>
+    <w:p>
+      <w:r>
+        <w:t xml:space="preserve">There are more tutorials to follow at </w:t>
+      </w:r>
+      <w:hyperlink r:id="rId89" w:history="1">
+        <w:r>
+          <w:rPr>
+            <w:rStyle w:val="Hyperlink"/>
+          </w:rPr>
+          <w:t>https://www.pamguard.org/tutorials.html</w:t>
+        </w:r>
+      </w:hyperlink>
+      <w:r>
+        <w:t xml:space="preserve"> </w:t>
+      </w:r>
+    </w:p>
+    <w:p/>
+    <w:p>
+      <w:r>
+        <w:t xml:space="preserve">Thanks for taking the time to do this tutorial. Hopefully you’ve enjoyed this and learned some more about </w:t>
+      </w:r>
+      <w:r>
+        <w:t>PAMGuard</w:t>
+      </w:r>
+      <w:r>
+        <w:t>.</w:t>
+      </w:r>
+      <w:r>
+        <w:t xml:space="preserve"> You can contact us </w:t>
+      </w:r>
+      <w:r>
+        <w:t xml:space="preserve">and keep up with </w:t>
+      </w:r>
+      <w:r>
+        <w:t>PAMGuard</w:t>
+      </w:r>
+      <w:r>
+        <w:t xml:space="preserve"> news </w:t>
+      </w:r>
+      <w:r>
+        <w:t>through</w:t>
+      </w:r>
+      <w:r>
+        <w:t xml:space="preserve"> visiting</w:t>
+      </w:r>
+      <w:r>
+        <w:t xml:space="preserve"> </w:t>
+      </w:r>
+      <w:hyperlink r:id="rId90" w:history="1">
         <w:r>
           <w:rPr>
             <w:rStyle w:val="Hyperlink"/>
             <w:rFonts w:ascii="Tahoma" w:hAnsi="Tahoma" w:cs="Tahoma"/>
           </w:rPr>
-          <w:t>g</w:t>
-        </w:r>
-        <w:r>
-          <w:rPr>
-            <w:rStyle w:val="Hyperlink"/>
-            <w:rFonts w:ascii="Tahoma" w:hAnsi="Tahoma" w:cs="Tahoma"/>
-          </w:rPr>
-          <w:t>uard.org</w:t>
+          <w:t>www.pamguard.org</w:t>
         </w:r>
       </w:hyperlink>
       <w:r>
-        <w:t>.</w:t>
-      </w:r>
-    </w:p>
-    <w:p/>
-    <w:p>
-      <w:r>
-        <w:t xml:space="preserve">There are more tutorials to follow at </w:t>
-      </w:r>
-      <w:hyperlink r:id="rId90" w:history="1">
-        <w:r>
-          <w:rPr>
-            <w:rStyle w:val="Hyperlink"/>
-          </w:rPr>
-          <w:t>https://www.pamguard.org/tutorials.html</w:t>
-        </w:r>
-      </w:hyperlink>
-      <w:r>
-        <w:t xml:space="preserve"> </w:t>
-      </w:r>
-    </w:p>
-    <w:p/>
-    <w:p>
-      <w:r>
-        <w:t xml:space="preserve">Thanks for taking the time to do this tutorial. Hopefully you’ve enjoyed this and learned some more about </w:t>
-      </w:r>
-      <w:r>
-        <w:t>PAMGuard</w:t>
-      </w:r>
-      <w:r>
-        <w:t>.</w:t>
-      </w:r>
-      <w:r>
-        <w:t xml:space="preserve"> You can contact us </w:t>
-      </w:r>
-      <w:r>
-        <w:t xml:space="preserve">and keep up with </w:t>
-      </w:r>
-      <w:r>
-        <w:t>PAMGuard</w:t>
-      </w:r>
-      <w:r>
-        <w:t xml:space="preserve"> news </w:t>
-      </w:r>
-      <w:r>
-        <w:t>through</w:t>
-      </w:r>
-      <w:r>
-        <w:t xml:space="preserve"> visiting</w:t>
-      </w:r>
-      <w:r>
-        <w:t xml:space="preserve"> </w:t>
-      </w:r>
-      <w:hyperlink r:id="rId91" w:history="1">
-        <w:r>
-          <w:rPr>
-            <w:rStyle w:val="Hyperlink"/>
-            <w:rFonts w:ascii="Tahoma" w:hAnsi="Tahoma" w:cs="Tahoma"/>
-          </w:rPr>
-          <w:t>www.pamguard.org</w:t>
-        </w:r>
-      </w:hyperlink>
-      <w:r>
         <w:t xml:space="preserve">. </w:t>
       </w:r>
     </w:p>
     <w:sectPr>
-      <w:headerReference w:type="default" r:id="rId92"/>
-      <w:footerReference w:type="default" r:id="rId93"/>
+      <w:headerReference w:type="default" r:id="rId91"/>
+      <w:footerReference w:type="default" r:id="rId92"/>
       <w:pgSz w:w="11907" w:h="16839" w:code="9"/>
       <w:pgMar w:top="851" w:right="851" w:bottom="851" w:left="851" w:header="709" w:footer="709" w:gutter="851"/>
       <w:cols w:space="708"/>
